--- a/TSVからpGenデータ作成仕様書_20260607.docx
+++ b/TSVからpGenデータ作成仕様書_20260607.docx
@@ -4,28 +4,27 @@
   <w:body>
     <w:p>
       <w:pPr>
-        <w:spacing w:after="80"/>
+        <w:jc w:val="center"/>
       </w:pPr>
       <w:r>
         <w:rPr>
-          <w:rFonts w:ascii="Calibri" w:hAnsi="Calibri" w:eastAsia="Yu Gothic"/>
+          <w:rFonts w:ascii="Yu Gothic" w:hAnsi="Yu Gothic"/>
           <w:b/>
-          <w:color w:val="1F4D78"/>
-          <w:sz w:val="40"/>
+          <w:sz w:val="36"/>
         </w:rPr>
         <w:t>TSVからpGenデータ作成仕様書</w:t>
       </w:r>
     </w:p>
     <w:p>
       <w:pPr>
-        <w:spacing w:after="200"/>
+        <w:jc w:val="center"/>
       </w:pPr>
       <w:r>
         <w:rPr>
-          <w:color w:val="666666"/>
+          <w:rFonts w:ascii="Yu Gothic" w:hAnsi="Yu Gothic"/>
           <w:sz w:val="20"/>
         </w:rPr>
-        <w:t>対象: IgBLAST AIRR outfmt 19 TSV -&gt; OLGA pGen cache / pGen bins / pGen plots</w:t>
+        <w:t>対象: IgBLAST AIRR outfmt 19 TSV -&gt; OLGA pGen cache / row-level pGen data / pGen plots</w:t>
       </w:r>
     </w:p>
     <w:p>
@@ -38,61 +37,229 @@
     </w:p>
     <w:p>
       <w:r>
-        <w:t>本仕様書は、IgBLAST AIRR outfmt 19 TSVからCDR3アミノ酸配列を抽出し、OLGAでpGenを計算する処理を定義する。pGenは、観測されたCDR3アミノ酸配列が生殖細胞系列遺伝子の組換えモデルから生成される確率であり、本ソフトではhuman_B_heavyモデルを用いたIGH向けの解析値として扱う。</w:t>
+        <w:t>本仕様書は、IgBLAST AIRR outfmt 19 TSVからCDR3アミノ酸配列を抽出し、OLGAでpGenを計算する処理を定義する。pGenは、観測されたCDR3アミノ酸配列がヒトIGHのV(D)J再構成モデルから生成される理論確率として扱う。</w:t>
+      </w:r>
+    </w:p>
+    <w:p>
+      <w:pPr>
+        <w:pStyle w:val="Heading1"/>
+      </w:pPr>
+      <w:r>
+        <w:t>2. フィルタリング仕様</w:t>
+      </w:r>
+    </w:p>
+    <w:p>
+      <w:pPr>
+        <w:pStyle w:val="ListBullet"/>
+      </w:pPr>
+      <w:r>
+        <w:t>入力は IgBLAST AIRR outfmt 19 TSV とする。FASTAは本ソフトでは直接読まず、前段でAIRR TSVへ変換済みであることを前提とする。</w:t>
+      </w:r>
+    </w:p>
+    <w:p>
+      <w:pPr>
+        <w:pStyle w:val="ListBullet"/>
+      </w:pPr>
+      <w:r>
+        <w:t>必須列 productive, junction, junction_aa, v_identity の存在を確認する。sequence_id は出力列として使用し、欠損時は row_&lt;入力行番号&gt; で補完してQCに記録する。</w:t>
+      </w:r>
+    </w:p>
+    <w:p>
+      <w:pPr>
+        <w:pStyle w:val="ListBullet"/>
+      </w:pPr>
+      <w:r>
+        <w:t>locus列があり値がIGH以外の行は除外する。locus空欄は保持し、kept_empty_locusとしてQC summaryへ記録する。</w:t>
+      </w:r>
+    </w:p>
+    <w:p>
+      <w:pPr>
+        <w:pStyle w:val="ListBullet"/>
+      </w:pPr>
+      <w:r>
+        <w:t>productive が T, TRUE, 1, Y, YES のいずれにも該当しない行は除外する。</w:t>
+      </w:r>
+    </w:p>
+    <w:p>
+      <w:pPr>
+        <w:pStyle w:val="ListBullet"/>
+      </w:pPr>
+      <w:r>
+        <w:t>vj_in_frame列が存在する場合、T相当でない行を除外する。</w:t>
+      </w:r>
+    </w:p>
+    <w:p>
+      <w:pPr>
+        <w:pStyle w:val="ListBullet"/>
+      </w:pPr>
+      <w:r>
+        <w:t>stop_codon列が存在する場合、T相当の行を除外する。</w:t>
+      </w:r>
+    </w:p>
+    <w:p>
+      <w:pPr>
+        <w:pStyle w:val="ListBullet"/>
+      </w:pPr>
+      <w:r>
+        <w:t>junction が空欄、または A/C/G/T 以外を含む行を除外する。</w:t>
+      </w:r>
+    </w:p>
+    <w:p>
+      <w:pPr>
+        <w:pStyle w:val="ListBullet"/>
+      </w:pPr>
+      <w:r>
+        <w:t>junction_aa が空欄、*、X、非英字を含む行を除外する。</w:t>
+      </w:r>
+    </w:p>
+    <w:p>
+      <w:pPr>
+        <w:pStyle w:val="ListBullet"/>
+      </w:pPr>
+      <w:r>
+        <w:t>v_identity が空欄または数値化不能の行を除外する。</w:t>
+      </w:r>
+    </w:p>
+    <w:p>
+      <w:pPr>
+        <w:pStyle w:val="ListBullet"/>
+      </w:pPr>
+      <w:r>
+        <w:t>Min V alignment length が0より大きい場合、V alignment長が閾値未満の行を除外する。</w:t>
+      </w:r>
+    </w:p>
+    <w:p>
+      <w:pPr>
+        <w:pStyle w:val="Heading1"/>
+      </w:pPr>
+      <w:r>
+        <w:t>3. pGen計算仕様</w:t>
+      </w:r>
+    </w:p>
+    <w:p>
+      <w:pPr>
+        <w:pStyle w:val="ListBullet"/>
+      </w:pPr>
+      <w:r>
+        <w:t>pGen計算には junction_aa のみを使用する。V call, D call, J call は現行pGen計算には用いない。</w:t>
+      </w:r>
+    </w:p>
+    <w:p>
+      <w:pPr>
+        <w:pStyle w:val="ListBullet"/>
+      </w:pPr>
+      <w:r>
+        <w:t>内部処理では、フィルタ後の全行からunique junction_aa集合を作成し、同じjunction_aaはOLGA計算を1回だけ行う。</w:t>
+      </w:r>
+    </w:p>
+    <w:p>
+      <w:pPr>
+        <w:pStyle w:val="ListBullet"/>
+      </w:pPr>
+      <w:r>
+        <w:t>OLGA human_B_heavyモデルの compute_aa_CDR3_pgen(junction_aa) を実行する。</w:t>
+      </w:r>
+    </w:p>
+    <w:p>
+      <w:pPr>
+        <w:pStyle w:val="ListBullet"/>
+      </w:pPr>
+      <w:r>
+        <w:t>計算済みjunction_aaは pgen_cache.tsv から読み込み、再実行時のOLGA計算を省略する。</w:t>
+      </w:r>
+    </w:p>
+    <w:p>
+      <w:pPr>
+        <w:pStyle w:val="ListBullet"/>
+      </w:pPr>
+      <w:r>
+        <w:t>計算したpGenは各sequence_id行へ戻し、中間Excelでは各行がpgenとlog10_pgenを持つ。</w:t>
+      </w:r>
+    </w:p>
+    <w:p>
+      <w:pPr>
+        <w:pStyle w:val="ListBullet"/>
+      </w:pPr>
+      <w:r>
+        <w:t>pGen=0は計算不能またはモデル上の生成確率0として保持する。log10_pgenは空欄相当とする。</w:t>
+      </w:r>
+    </w:p>
+    <w:p>
+      <w:pPr>
+        <w:pStyle w:val="Heading1"/>
+      </w:pPr>
+      <w:r>
+        <w:t>4. pGen bins仕様</w:t>
+      </w:r>
+    </w:p>
+    <w:p>
+      <w:pPr>
+        <w:pStyle w:val="ListBullet"/>
+      </w:pPr>
+      <w:r>
+        <w:t>unique AA版は、unique junction_aaを1つずつ数える補助分布である。</w:t>
+      </w:r>
+    </w:p>
+    <w:p>
+      <w:pPr>
+        <w:pStyle w:val="ListBullet"/>
+      </w:pPr>
+      <w:r>
+        <w:t>weighted版は、通常はTSV内で同じjunction_aaを持つ採用行数を重みとして数える。</w:t>
+      </w:r>
+    </w:p>
+    <w:p>
+      <w:pPr>
+        <w:pStyle w:val="ListBullet"/>
+      </w:pPr>
+      <w:r>
+        <w:t>duplicate_count列を使う設定では、weighted版の重みにduplicate_countを用いる。</w:t>
+      </w:r>
+    </w:p>
+    <w:p>
+      <w:pPr>
+        <w:pStyle w:val="ListBullet"/>
+      </w:pPr>
+      <w:r>
+        <w:t>binは 1e-5~1e-10, 1e-10~1e-15, ..., 1e-40~ とする。</w:t>
+      </w:r>
+    </w:p>
+    <w:p>
+      <w:pPr>
+        <w:pStyle w:val="Heading1"/>
+      </w:pPr>
+      <w:r>
+        <w:t>5. 出力仕様</w:t>
       </w:r>
     </w:p>
     <w:tbl>
       <w:tblPr>
         <w:tblStyle w:val="TableGrid"/>
         <w:tblW w:type="auto" w:w="0"/>
-        <w:jc w:val="left"/>
-        <w:tblLayout w:type="fixed"/>
         <w:tblLook w:firstColumn="1" w:firstRow="1" w:lastColumn="0" w:lastRow="0" w:noHBand="0" w:noVBand="1" w:val="04A0"/>
       </w:tblPr>
       <w:tblGrid>
-        <w:gridCol w:w="4680"/>
-        <w:gridCol w:w="4680"/>
+        <w:gridCol w:w="4320"/>
+        <w:gridCol w:w="4320"/>
       </w:tblGrid>
       <w:tr>
         <w:tc>
           <w:tcPr>
-            <w:tcW w:type="dxa" w:w="2304"/>
-            <w:shd w:fill="E8EEF5"/>
-            <w:tcMar>
-              <w:top w:w="80" w:type="dxa"/>
-              <w:start w:w="120" w:type="dxa"/>
-              <w:bottom w:w="80" w:type="dxa"/>
-              <w:end w:w="120" w:type="dxa"/>
-            </w:tcMar>
-            <w:vAlign w:val="center"/>
+            <w:tcW w:type="dxa" w:w="4320"/>
           </w:tcPr>
           <w:p>
             <w:r>
-              <w:rPr>
-                <w:b/>
-              </w:rPr>
-              <w:t>項目</w:t>
+              <w:t>出力</w:t>
             </w:r>
           </w:p>
         </w:tc>
         <w:tc>
           <w:tcPr>
-            <w:tcW w:type="dxa" w:w="7056"/>
-            <w:shd w:fill="E8EEF5"/>
-            <w:tcMar>
-              <w:top w:w="80" w:type="dxa"/>
-              <w:start w:w="120" w:type="dxa"/>
-              <w:bottom w:w="80" w:type="dxa"/>
-              <w:end w:w="120" w:type="dxa"/>
-            </w:tcMar>
-            <w:vAlign w:val="center"/>
+            <w:tcW w:type="dxa" w:w="4320"/>
           </w:tcPr>
           <w:p>
             <w:r>
-              <w:rPr>
-                <w:b/>
-              </w:rPr>
-              <w:t>仕様</w:t>
+              <w:t>内容</w:t>
             </w:r>
           </w:p>
         </w:tc>
@@ -100,35 +267,21 @@
       <w:tr>
         <w:tc>
           <w:tcPr>
-            <w:tcW w:type="dxa" w:w="2304"/>
-            <w:tcMar>
-              <w:top w:w="80" w:type="dxa"/>
-              <w:start w:w="120" w:type="dxa"/>
-              <w:bottom w:w="80" w:type="dxa"/>
-              <w:end w:w="120" w:type="dxa"/>
-            </w:tcMar>
-            <w:vAlign w:val="center"/>
+            <w:tcW w:type="dxa" w:w="4320"/>
           </w:tcPr>
           <w:p>
             <w:r>
-              <w:t>入力</w:t>
+              <w:t>pgen_cache.tsv</w:t>
             </w:r>
           </w:p>
         </w:tc>
         <w:tc>
           <w:tcPr>
-            <w:tcW w:type="dxa" w:w="7056"/>
-            <w:tcMar>
-              <w:top w:w="80" w:type="dxa"/>
-              <w:start w:w="120" w:type="dxa"/>
-              <w:bottom w:w="80" w:type="dxa"/>
-              <w:end w:w="120" w:type="dxa"/>
-            </w:tcMar>
-            <w:vAlign w:val="center"/>
+            <w:tcW w:type="dxa" w:w="4320"/>
           </w:tcPr>
           <w:p>
             <w:r>
-              <w:t>IgBLAST AIRR outfmt19 TSV。</w:t>
+              <w:t>junction_aaとpGenのキャッシュ。検体由来配列を含むためGitHubへ置かない。</w:t>
             </w:r>
           </w:p>
         </w:tc>
@@ -136,35 +289,21 @@
       <w:tr>
         <w:tc>
           <w:tcPr>
-            <w:tcW w:type="dxa" w:w="2304"/>
-            <w:tcMar>
-              <w:top w:w="80" w:type="dxa"/>
-              <w:start w:w="120" w:type="dxa"/>
-              <w:bottom w:w="80" w:type="dxa"/>
-              <w:end w:w="120" w:type="dxa"/>
-            </w:tcMar>
-            <w:vAlign w:val="center"/>
+            <w:tcW w:type="dxa" w:w="4320"/>
           </w:tcPr>
           <w:p>
             <w:r>
-              <w:t>pGen入力配列</w:t>
+              <w:t>&lt;sample&gt;_pgen_bins.tsv</w:t>
             </w:r>
           </w:p>
         </w:tc>
         <w:tc>
           <w:tcPr>
-            <w:tcW w:type="dxa" w:w="7056"/>
-            <w:tcMar>
-              <w:top w:w="80" w:type="dxa"/>
-              <w:start w:w="120" w:type="dxa"/>
-              <w:bottom w:w="80" w:type="dxa"/>
-              <w:end w:w="120" w:type="dxa"/>
-            </w:tcMar>
-            <w:vAlign w:val="center"/>
+            <w:tcW w:type="dxa" w:w="4320"/>
           </w:tcPr>
           <w:p>
             <w:r>
-              <w:t>junction_aa。</w:t>
+              <w:t>pGen binごとのunique AA数とweighted数。</w:t>
             </w:r>
           </w:p>
         </w:tc>
@@ -172,35 +311,21 @@
       <w:tr>
         <w:tc>
           <w:tcPr>
-            <w:tcW w:type="dxa" w:w="2304"/>
-            <w:tcMar>
-              <w:top w:w="80" w:type="dxa"/>
-              <w:start w:w="120" w:type="dxa"/>
-              <w:bottom w:w="80" w:type="dxa"/>
-              <w:end w:w="120" w:type="dxa"/>
-            </w:tcMar>
-            <w:vAlign w:val="center"/>
+            <w:tcW w:type="dxa" w:w="4320"/>
           </w:tcPr>
           <w:p>
             <w:r>
-              <w:t>pGenモデル</w:t>
+              <w:t>&lt;sample&gt;_pgen_bins_unique.png</w:t>
             </w:r>
           </w:p>
         </w:tc>
         <w:tc>
           <w:tcPr>
-            <w:tcW w:type="dxa" w:w="7056"/>
-            <w:tcMar>
-              <w:top w:w="80" w:type="dxa"/>
-              <w:start w:w="120" w:type="dxa"/>
-              <w:bottom w:w="80" w:type="dxa"/>
-              <w:end w:w="120" w:type="dxa"/>
-            </w:tcMar>
-            <w:vAlign w:val="center"/>
+            <w:tcW w:type="dxa" w:w="4320"/>
           </w:tcPr>
           <w:p>
             <w:r>
-              <w:t>OLGA default_models/human_B_heavy。</w:t>
+              <w:t>unique junction_aa単位のpGen分布図。</w:t>
             </w:r>
           </w:p>
         </w:tc>
@@ -208,35 +333,21 @@
       <w:tr>
         <w:tc>
           <w:tcPr>
-            <w:tcW w:type="dxa" w:w="2304"/>
-            <w:tcMar>
-              <w:top w:w="80" w:type="dxa"/>
-              <w:start w:w="120" w:type="dxa"/>
-              <w:bottom w:w="80" w:type="dxa"/>
-              <w:end w:w="120" w:type="dxa"/>
-            </w:tcMar>
-            <w:vAlign w:val="center"/>
+            <w:tcW w:type="dxa" w:w="4320"/>
           </w:tcPr>
           <w:p>
             <w:r>
-              <w:t>主出力</w:t>
+              <w:t>&lt;sample&gt;_pgen_bins_weighted.png</w:t>
             </w:r>
           </w:p>
         </w:tc>
         <w:tc>
           <w:tcPr>
-            <w:tcW w:type="dxa" w:w="7056"/>
-            <w:tcMar>
-              <w:top w:w="80" w:type="dxa"/>
-              <w:start w:w="120" w:type="dxa"/>
-              <w:bottom w:w="80" w:type="dxa"/>
-              <w:end w:w="120" w:type="dxa"/>
-            </w:tcMar>
-            <w:vAlign w:val="center"/>
+            <w:tcW w:type="dxa" w:w="4320"/>
           </w:tcPr>
           <w:p>
             <w:r>
-              <w:t>&lt;sample&gt;_pgen_bins.tsv, &lt;sample&gt;_pgen_bins_unique.png, &lt;sample&gt;_pgen_bins_weighted.png</w:t>
+              <w:t>採用行数またはduplicate_countで重み付けしたpGen分布図。</w:t>
             </w:r>
           </w:p>
         </w:tc>
@@ -244,35 +355,21 @@
       <w:tr>
         <w:tc>
           <w:tcPr>
-            <w:tcW w:type="dxa" w:w="2304"/>
-            <w:tcMar>
-              <w:top w:w="80" w:type="dxa"/>
-              <w:start w:w="120" w:type="dxa"/>
-              <w:bottom w:w="80" w:type="dxa"/>
-              <w:end w:w="120" w:type="dxa"/>
-            </w:tcMar>
-            <w:vAlign w:val="center"/>
+            <w:tcW w:type="dxa" w:w="4320"/>
           </w:tcPr>
           <w:p>
             <w:r>
-              <w:t>キャッシュ</w:t>
+              <w:t>&lt;sample&gt;_pgen_shm_rows.xlsx</w:t>
             </w:r>
           </w:p>
         </w:tc>
         <w:tc>
           <w:tcPr>
-            <w:tcW w:type="dxa" w:w="7056"/>
-            <w:tcMar>
-              <w:top w:w="80" w:type="dxa"/>
-              <w:start w:w="120" w:type="dxa"/>
-              <w:bottom w:w="80" w:type="dxa"/>
-              <w:end w:w="120" w:type="dxa"/>
-            </w:tcMar>
-            <w:vAlign w:val="center"/>
+            <w:tcW w:type="dxa" w:w="4320"/>
           </w:tcPr>
           <w:p>
             <w:r>
-              <w:t>pgen_cache.tsv。junction_aaとpgenを保存し、再実行時に再利用する。</w:t>
+              <w:t>採用AIRR各行にpGen/log10_pGen/SHMを付与した中間Excel。</w:t>
             </w:r>
           </w:p>
         </w:tc>
@@ -284,1366 +381,12 @@
         <w:pStyle w:val="Heading1"/>
       </w:pPr>
       <w:r>
-        <w:t>2. 入力フィルタ仕様</w:t>
-      </w:r>
-    </w:p>
-    <w:p>
-      <w:r>
-        <w:t>pGen計算はjunction_aaに対して行うが、SHMおよびpGen-SHM統合と同じ母集団を使うため、TSV行の採用条件はSHM処理と共通にする。これにより、pGen bins、SHM histogram、pGen-SHM plotの母集団が一致する。</w:t>
-      </w:r>
-    </w:p>
-    <w:tbl>
-      <w:tblPr>
-        <w:tblStyle w:val="TableGrid"/>
-        <w:tblW w:type="auto" w:w="0"/>
-        <w:jc w:val="left"/>
-        <w:tblLayout w:type="fixed"/>
-        <w:tblLook w:firstColumn="1" w:firstRow="1" w:lastColumn="0" w:lastRow="0" w:noHBand="0" w:noVBand="1" w:val="04A0"/>
-      </w:tblPr>
-      <w:tblGrid>
-        <w:gridCol w:w="4680"/>
-        <w:gridCol w:w="4680"/>
-      </w:tblGrid>
-      <w:tr>
-        <w:tc>
-          <w:tcPr>
-            <w:tcW w:type="dxa" w:w="2304"/>
-            <w:shd w:fill="E8EEF5"/>
-            <w:tcMar>
-              <w:top w:w="80" w:type="dxa"/>
-              <w:start w:w="120" w:type="dxa"/>
-              <w:bottom w:w="80" w:type="dxa"/>
-              <w:end w:w="120" w:type="dxa"/>
-            </w:tcMar>
-            <w:vAlign w:val="center"/>
-          </w:tcPr>
-          <w:p>
-            <w:r>
-              <w:rPr>
-                <w:b/>
-              </w:rPr>
-              <w:t>条件</w:t>
-            </w:r>
-          </w:p>
-        </w:tc>
-        <w:tc>
-          <w:tcPr>
-            <w:tcW w:type="dxa" w:w="7056"/>
-            <w:shd w:fill="E8EEF5"/>
-            <w:tcMar>
-              <w:top w:w="80" w:type="dxa"/>
-              <w:start w:w="120" w:type="dxa"/>
-              <w:bottom w:w="80" w:type="dxa"/>
-              <w:end w:w="120" w:type="dxa"/>
-            </w:tcMar>
-            <w:vAlign w:val="center"/>
-          </w:tcPr>
-          <w:p>
-            <w:r>
-              <w:rPr>
-                <w:b/>
-              </w:rPr>
-              <w:t>採用/除外</w:t>
-            </w:r>
-          </w:p>
-        </w:tc>
-      </w:tr>
-      <w:tr>
-        <w:tc>
-          <w:tcPr>
-            <w:tcW w:type="dxa" w:w="2304"/>
-            <w:tcMar>
-              <w:top w:w="80" w:type="dxa"/>
-              <w:start w:w="120" w:type="dxa"/>
-              <w:bottom w:w="80" w:type="dxa"/>
-              <w:end w:w="120" w:type="dxa"/>
-            </w:tcMar>
-            <w:vAlign w:val="center"/>
-          </w:tcPr>
-          <w:p>
-            <w:r>
-              <w:t>locus</w:t>
-            </w:r>
-          </w:p>
-        </w:tc>
-        <w:tc>
-          <w:tcPr>
-            <w:tcW w:type="dxa" w:w="7056"/>
-            <w:tcMar>
-              <w:top w:w="80" w:type="dxa"/>
-              <w:start w:w="120" w:type="dxa"/>
-              <w:bottom w:w="80" w:type="dxa"/>
-              <w:end w:w="120" w:type="dxa"/>
-            </w:tcMar>
-            <w:vAlign w:val="center"/>
-          </w:tcPr>
-          <w:p>
-            <w:r>
-              <w:t>locus列がありIGH以外なら除外。空欄は保持してQCへ記録。</w:t>
-            </w:r>
-          </w:p>
-        </w:tc>
-      </w:tr>
-      <w:tr>
-        <w:tc>
-          <w:tcPr>
-            <w:tcW w:type="dxa" w:w="2304"/>
-            <w:tcMar>
-              <w:top w:w="80" w:type="dxa"/>
-              <w:start w:w="120" w:type="dxa"/>
-              <w:bottom w:w="80" w:type="dxa"/>
-              <w:end w:w="120" w:type="dxa"/>
-            </w:tcMar>
-            <w:vAlign w:val="center"/>
-          </w:tcPr>
-          <w:p>
-            <w:r>
-              <w:t>productive</w:t>
-            </w:r>
-          </w:p>
-        </w:tc>
-        <w:tc>
-          <w:tcPr>
-            <w:tcW w:type="dxa" w:w="7056"/>
-            <w:tcMar>
-              <w:top w:w="80" w:type="dxa"/>
-              <w:start w:w="120" w:type="dxa"/>
-              <w:bottom w:w="80" w:type="dxa"/>
-              <w:end w:w="120" w:type="dxa"/>
-            </w:tcMar>
-            <w:vAlign w:val="center"/>
-          </w:tcPr>
-          <w:p>
-            <w:r>
-              <w:t>T相当のみ採用。</w:t>
-            </w:r>
-          </w:p>
-        </w:tc>
-      </w:tr>
-      <w:tr>
-        <w:tc>
-          <w:tcPr>
-            <w:tcW w:type="dxa" w:w="2304"/>
-            <w:tcMar>
-              <w:top w:w="80" w:type="dxa"/>
-              <w:start w:w="120" w:type="dxa"/>
-              <w:bottom w:w="80" w:type="dxa"/>
-              <w:end w:w="120" w:type="dxa"/>
-            </w:tcMar>
-            <w:vAlign w:val="center"/>
-          </w:tcPr>
-          <w:p>
-            <w:r>
-              <w:t>vj_in_frame</w:t>
-            </w:r>
-          </w:p>
-        </w:tc>
-        <w:tc>
-          <w:tcPr>
-            <w:tcW w:type="dxa" w:w="7056"/>
-            <w:tcMar>
-              <w:top w:w="80" w:type="dxa"/>
-              <w:start w:w="120" w:type="dxa"/>
-              <w:bottom w:w="80" w:type="dxa"/>
-              <w:end w:w="120" w:type="dxa"/>
-            </w:tcMar>
-            <w:vAlign w:val="center"/>
-          </w:tcPr>
-          <w:p>
-            <w:r>
-              <w:t>列がある場合はT相当のみ採用。</w:t>
-            </w:r>
-          </w:p>
-        </w:tc>
-      </w:tr>
-      <w:tr>
-        <w:tc>
-          <w:tcPr>
-            <w:tcW w:type="dxa" w:w="2304"/>
-            <w:tcMar>
-              <w:top w:w="80" w:type="dxa"/>
-              <w:start w:w="120" w:type="dxa"/>
-              <w:bottom w:w="80" w:type="dxa"/>
-              <w:end w:w="120" w:type="dxa"/>
-            </w:tcMar>
-            <w:vAlign w:val="center"/>
-          </w:tcPr>
-          <w:p>
-            <w:r>
-              <w:t>stop_codon</w:t>
-            </w:r>
-          </w:p>
-        </w:tc>
-        <w:tc>
-          <w:tcPr>
-            <w:tcW w:type="dxa" w:w="7056"/>
-            <w:tcMar>
-              <w:top w:w="80" w:type="dxa"/>
-              <w:start w:w="120" w:type="dxa"/>
-              <w:bottom w:w="80" w:type="dxa"/>
-              <w:end w:w="120" w:type="dxa"/>
-            </w:tcMar>
-            <w:vAlign w:val="center"/>
-          </w:tcPr>
-          <w:p>
-            <w:r>
-              <w:t>列がある場合はF相当のみ採用。</w:t>
-            </w:r>
-          </w:p>
-        </w:tc>
-      </w:tr>
-      <w:tr>
-        <w:tc>
-          <w:tcPr>
-            <w:tcW w:type="dxa" w:w="2304"/>
-            <w:tcMar>
-              <w:top w:w="80" w:type="dxa"/>
-              <w:start w:w="120" w:type="dxa"/>
-              <w:bottom w:w="80" w:type="dxa"/>
-              <w:end w:w="120" w:type="dxa"/>
-            </w:tcMar>
-            <w:vAlign w:val="center"/>
-          </w:tcPr>
-          <w:p>
-            <w:r>
-              <w:t>junction</w:t>
-            </w:r>
-          </w:p>
-        </w:tc>
-        <w:tc>
-          <w:tcPr>
-            <w:tcW w:type="dxa" w:w="7056"/>
-            <w:tcMar>
-              <w:top w:w="80" w:type="dxa"/>
-              <w:start w:w="120" w:type="dxa"/>
-              <w:bottom w:w="80" w:type="dxa"/>
-              <w:end w:w="120" w:type="dxa"/>
-            </w:tcMar>
-            <w:vAlign w:val="center"/>
-          </w:tcPr>
-          <w:p>
-            <w:r>
-              <w:t>空欄不可。A/C/G/Tのみ。</w:t>
-            </w:r>
-          </w:p>
-        </w:tc>
-      </w:tr>
-      <w:tr>
-        <w:tc>
-          <w:tcPr>
-            <w:tcW w:type="dxa" w:w="2304"/>
-            <w:tcMar>
-              <w:top w:w="80" w:type="dxa"/>
-              <w:start w:w="120" w:type="dxa"/>
-              <w:bottom w:w="80" w:type="dxa"/>
-              <w:end w:w="120" w:type="dxa"/>
-            </w:tcMar>
-            <w:vAlign w:val="center"/>
-          </w:tcPr>
-          <w:p>
-            <w:r>
-              <w:t>junction_aa</w:t>
-            </w:r>
-          </w:p>
-        </w:tc>
-        <w:tc>
-          <w:tcPr>
-            <w:tcW w:type="dxa" w:w="7056"/>
-            <w:tcMar>
-              <w:top w:w="80" w:type="dxa"/>
-              <w:start w:w="120" w:type="dxa"/>
-              <w:bottom w:w="80" w:type="dxa"/>
-              <w:end w:w="120" w:type="dxa"/>
-            </w:tcMar>
-            <w:vAlign w:val="center"/>
-          </w:tcPr>
-          <w:p>
-            <w:r>
-              <w:t>空欄不可。*、X、非英字を含む配列は除外。</w:t>
-            </w:r>
-          </w:p>
-        </w:tc>
-      </w:tr>
-      <w:tr>
-        <w:tc>
-          <w:tcPr>
-            <w:tcW w:type="dxa" w:w="2304"/>
-            <w:tcMar>
-              <w:top w:w="80" w:type="dxa"/>
-              <w:start w:w="120" w:type="dxa"/>
-              <w:bottom w:w="80" w:type="dxa"/>
-              <w:end w:w="120" w:type="dxa"/>
-            </w:tcMar>
-            <w:vAlign w:val="center"/>
-          </w:tcPr>
-          <w:p>
-            <w:r>
-              <w:t>v_identity</w:t>
-            </w:r>
-          </w:p>
-        </w:tc>
-        <w:tc>
-          <w:tcPr>
-            <w:tcW w:type="dxa" w:w="7056"/>
-            <w:tcMar>
-              <w:top w:w="80" w:type="dxa"/>
-              <w:start w:w="120" w:type="dxa"/>
-              <w:bottom w:w="80" w:type="dxa"/>
-              <w:end w:w="120" w:type="dxa"/>
-            </w:tcMar>
-            <w:vAlign w:val="center"/>
-          </w:tcPr>
-          <w:p>
-            <w:r>
-              <w:t>統合仕様に合わせ、数値化可能な行のみ採用。</w:t>
-            </w:r>
-          </w:p>
-        </w:tc>
-      </w:tr>
-    </w:tbl>
-    <w:p/>
-    <w:p>
-      <w:pPr>
-        <w:pStyle w:val="Heading1"/>
-      </w:pPr>
-      <w:r>
-        <w:t>3. pGen計算仕様</w:t>
-      </w:r>
-    </w:p>
-    <w:p>
-      <w:pPr>
-        <w:pStyle w:val="ListNumber"/>
-        <w:spacing w:after="80"/>
-      </w:pPr>
-      <w:r>
-        <w:t>フィルタ後の全readからjunction_aaを抽出し、重複を除いたunique junction_aa集合を作る。</w:t>
-      </w:r>
-    </w:p>
-    <w:p>
-      <w:pPr>
-        <w:pStyle w:val="ListNumber"/>
-        <w:spacing w:after="80"/>
-      </w:pPr>
-      <w:r>
-        <w:t>pgen_cache.tsvを読み込み、既に計算済みのjunction_aaは再計算しない。</w:t>
-      </w:r>
-    </w:p>
-    <w:p>
-      <w:pPr>
-        <w:pStyle w:val="ListNumber"/>
-        <w:spacing w:after="80"/>
-      </w:pPr>
-      <w:r>
-        <w:t>未計算のjunction_aaをOLGA human_B_heavyモデルへ渡し、compute_aa_CDR3_pgenを実行する。</w:t>
-      </w:r>
-    </w:p>
-    <w:p>
-      <w:pPr>
-        <w:pStyle w:val="ListNumber"/>
-        <w:spacing w:after="80"/>
-      </w:pPr>
-      <w:r>
-        <w:t>計算に成功したpGenは浮動小数点値としてキャッシュへ追記する。</w:t>
-      </w:r>
-    </w:p>
-    <w:p>
-      <w:pPr>
-        <w:pStyle w:val="ListNumber"/>
-        <w:spacing w:after="80"/>
-      </w:pPr>
-      <w:r>
-        <w:t>OLGA側で生成不能または計算例外となる配列はpGen=0として記録する。</w:t>
-      </w:r>
-    </w:p>
-    <w:tbl>
-      <w:tblPr>
-        <w:tblStyle w:val="TableGrid"/>
-        <w:tblW w:type="auto" w:w="0"/>
-        <w:jc w:val="left"/>
-        <w:tblLayout w:type="fixed"/>
-        <w:tblLook w:firstColumn="1" w:firstRow="1" w:lastColumn="0" w:lastRow="0" w:noHBand="0" w:noVBand="1" w:val="04A0"/>
-      </w:tblPr>
-      <w:tblGrid>
-        <w:gridCol w:w="4680"/>
-        <w:gridCol w:w="4680"/>
-      </w:tblGrid>
-      <w:tr>
-        <w:tc>
-          <w:tcPr>
-            <w:tcW w:type="dxa" w:w="2592"/>
-            <w:shd w:fill="E8EEF5"/>
-            <w:tcMar>
-              <w:top w:w="80" w:type="dxa"/>
-              <w:start w:w="120" w:type="dxa"/>
-              <w:bottom w:w="80" w:type="dxa"/>
-              <w:end w:w="120" w:type="dxa"/>
-            </w:tcMar>
-            <w:vAlign w:val="center"/>
-          </w:tcPr>
-          <w:p>
-            <w:r>
-              <w:rPr>
-                <w:b/>
-              </w:rPr>
-              <w:t>キャッシュ列</w:t>
-            </w:r>
-          </w:p>
-        </w:tc>
-        <w:tc>
-          <w:tcPr>
-            <w:tcW w:type="dxa" w:w="6768"/>
-            <w:shd w:fill="E8EEF5"/>
-            <w:tcMar>
-              <w:top w:w="80" w:type="dxa"/>
-              <w:start w:w="120" w:type="dxa"/>
-              <w:bottom w:w="80" w:type="dxa"/>
-              <w:end w:w="120" w:type="dxa"/>
-            </w:tcMar>
-            <w:vAlign w:val="center"/>
-          </w:tcPr>
-          <w:p>
-            <w:r>
-              <w:rPr>
-                <w:b/>
-              </w:rPr>
-              <w:t>意味</w:t>
-            </w:r>
-          </w:p>
-        </w:tc>
-      </w:tr>
-      <w:tr>
-        <w:tc>
-          <w:tcPr>
-            <w:tcW w:type="dxa" w:w="2592"/>
-            <w:tcMar>
-              <w:top w:w="80" w:type="dxa"/>
-              <w:start w:w="120" w:type="dxa"/>
-              <w:bottom w:w="80" w:type="dxa"/>
-              <w:end w:w="120" w:type="dxa"/>
-            </w:tcMar>
-            <w:vAlign w:val="center"/>
-          </w:tcPr>
-          <w:p>
-            <w:r>
-              <w:t>junction_aa</w:t>
-            </w:r>
-          </w:p>
-        </w:tc>
-        <w:tc>
-          <w:tcPr>
-            <w:tcW w:type="dxa" w:w="6768"/>
-            <w:tcMar>
-              <w:top w:w="80" w:type="dxa"/>
-              <w:start w:w="120" w:type="dxa"/>
-              <w:bottom w:w="80" w:type="dxa"/>
-              <w:end w:w="120" w:type="dxa"/>
-            </w:tcMar>
-            <w:vAlign w:val="center"/>
-          </w:tcPr>
-          <w:p>
-            <w:r>
-              <w:t>pGen計算対象のCDR3アミノ酸配列。大文字化して扱う。</w:t>
-            </w:r>
-          </w:p>
-        </w:tc>
-      </w:tr>
-      <w:tr>
-        <w:tc>
-          <w:tcPr>
-            <w:tcW w:type="dxa" w:w="2592"/>
-            <w:tcMar>
-              <w:top w:w="80" w:type="dxa"/>
-              <w:start w:w="120" w:type="dxa"/>
-              <w:bottom w:w="80" w:type="dxa"/>
-              <w:end w:w="120" w:type="dxa"/>
-            </w:tcMar>
-            <w:vAlign w:val="center"/>
-          </w:tcPr>
-          <w:p>
-            <w:r>
-              <w:t>pgen</w:t>
-            </w:r>
-          </w:p>
-        </w:tc>
-        <w:tc>
-          <w:tcPr>
-            <w:tcW w:type="dxa" w:w="6768"/>
-            <w:tcMar>
-              <w:top w:w="80" w:type="dxa"/>
-              <w:start w:w="120" w:type="dxa"/>
-              <w:bottom w:w="80" w:type="dxa"/>
-              <w:end w:w="120" w:type="dxa"/>
-            </w:tcMar>
-            <w:vAlign w:val="center"/>
-          </w:tcPr>
-          <w:p>
-            <w:r>
-              <w:t>OLGA human_B_heavyにより計算されたgeneration probability。</w:t>
-            </w:r>
-          </w:p>
-        </w:tc>
-      </w:tr>
-    </w:tbl>
-    <w:p/>
-    <w:p>
-      <w:pPr>
-        <w:pStyle w:val="Heading1"/>
-      </w:pPr>
-      <w:r>
-        <w:t>4. pGen bins仕様</w:t>
-      </w:r>
-    </w:p>
-    <w:tbl>
-      <w:tblPr>
-        <w:tblStyle w:val="TableGrid"/>
-        <w:tblW w:type="auto" w:w="0"/>
-        <w:jc w:val="left"/>
-        <w:tblLayout w:type="fixed"/>
-        <w:tblLook w:firstColumn="1" w:firstRow="1" w:lastColumn="0" w:lastRow="0" w:noHBand="0" w:noVBand="1" w:val="04A0"/>
-      </w:tblPr>
-      <w:tblGrid>
-        <w:gridCol w:w="4680"/>
-        <w:gridCol w:w="4680"/>
-      </w:tblGrid>
-      <w:tr>
-        <w:tc>
-          <w:tcPr>
-            <w:tcW w:type="dxa" w:w="2448"/>
-            <w:shd w:fill="E8EEF5"/>
-            <w:tcMar>
-              <w:top w:w="80" w:type="dxa"/>
-              <w:start w:w="120" w:type="dxa"/>
-              <w:bottom w:w="80" w:type="dxa"/>
-              <w:end w:w="120" w:type="dxa"/>
-            </w:tcMar>
-            <w:vAlign w:val="center"/>
-          </w:tcPr>
-          <w:p>
-            <w:r>
-              <w:rPr>
-                <w:b/>
-              </w:rPr>
-              <w:t>bin</w:t>
-            </w:r>
-          </w:p>
-        </w:tc>
-        <w:tc>
-          <w:tcPr>
-            <w:tcW w:type="dxa" w:w="6912"/>
-            <w:shd w:fill="E8EEF5"/>
-            <w:tcMar>
-              <w:top w:w="80" w:type="dxa"/>
-              <w:start w:w="120" w:type="dxa"/>
-              <w:bottom w:w="80" w:type="dxa"/>
-              <w:end w:w="120" w:type="dxa"/>
-            </w:tcMar>
-            <w:vAlign w:val="center"/>
-          </w:tcPr>
-          <w:p>
-            <w:r>
-              <w:rPr>
-                <w:b/>
-              </w:rPr>
-              <w:t>範囲</w:t>
-            </w:r>
-          </w:p>
-        </w:tc>
-      </w:tr>
-      <w:tr>
-        <w:tc>
-          <w:tcPr>
-            <w:tcW w:type="dxa" w:w="2448"/>
-            <w:tcMar>
-              <w:top w:w="80" w:type="dxa"/>
-              <w:start w:w="120" w:type="dxa"/>
-              <w:bottom w:w="80" w:type="dxa"/>
-              <w:end w:w="120" w:type="dxa"/>
-            </w:tcMar>
-            <w:vAlign w:val="center"/>
-          </w:tcPr>
-          <w:p>
-            <w:r>
-              <w:t>1e-5~1e-10</w:t>
-            </w:r>
-          </w:p>
-        </w:tc>
-        <w:tc>
-          <w:tcPr>
-            <w:tcW w:type="dxa" w:w="6912"/>
-            <w:tcMar>
-              <w:top w:w="80" w:type="dxa"/>
-              <w:start w:w="120" w:type="dxa"/>
-              <w:bottom w:w="80" w:type="dxa"/>
-              <w:end w:w="120" w:type="dxa"/>
-            </w:tcMar>
-            <w:vAlign w:val="center"/>
-          </w:tcPr>
-          <w:p>
-            <w:r>
-              <w:t>1e-10 &lt;= pGen &lt; 1e-5。pGenが1e-5以上の場合もこのbinへ入る。</w:t>
-            </w:r>
-          </w:p>
-        </w:tc>
-      </w:tr>
-      <w:tr>
-        <w:tc>
-          <w:tcPr>
-            <w:tcW w:type="dxa" w:w="2448"/>
-            <w:tcMar>
-              <w:top w:w="80" w:type="dxa"/>
-              <w:start w:w="120" w:type="dxa"/>
-              <w:bottom w:w="80" w:type="dxa"/>
-              <w:end w:w="120" w:type="dxa"/>
-            </w:tcMar>
-            <w:vAlign w:val="center"/>
-          </w:tcPr>
-          <w:p>
-            <w:r>
-              <w:t>1e-10~1e-15</w:t>
-            </w:r>
-          </w:p>
-        </w:tc>
-        <w:tc>
-          <w:tcPr>
-            <w:tcW w:type="dxa" w:w="6912"/>
-            <w:tcMar>
-              <w:top w:w="80" w:type="dxa"/>
-              <w:start w:w="120" w:type="dxa"/>
-              <w:bottom w:w="80" w:type="dxa"/>
-              <w:end w:w="120" w:type="dxa"/>
-            </w:tcMar>
-            <w:vAlign w:val="center"/>
-          </w:tcPr>
-          <w:p>
-            <w:r>
-              <w:t>1e-15 &lt;= pGen &lt; 1e-10。</w:t>
-            </w:r>
-          </w:p>
-        </w:tc>
-      </w:tr>
-      <w:tr>
-        <w:tc>
-          <w:tcPr>
-            <w:tcW w:type="dxa" w:w="2448"/>
-            <w:tcMar>
-              <w:top w:w="80" w:type="dxa"/>
-              <w:start w:w="120" w:type="dxa"/>
-              <w:bottom w:w="80" w:type="dxa"/>
-              <w:end w:w="120" w:type="dxa"/>
-            </w:tcMar>
-            <w:vAlign w:val="center"/>
-          </w:tcPr>
-          <w:p>
-            <w:r>
-              <w:t>1e-15~1e-20</w:t>
-            </w:r>
-          </w:p>
-        </w:tc>
-        <w:tc>
-          <w:tcPr>
-            <w:tcW w:type="dxa" w:w="6912"/>
-            <w:tcMar>
-              <w:top w:w="80" w:type="dxa"/>
-              <w:start w:w="120" w:type="dxa"/>
-              <w:bottom w:w="80" w:type="dxa"/>
-              <w:end w:w="120" w:type="dxa"/>
-            </w:tcMar>
-            <w:vAlign w:val="center"/>
-          </w:tcPr>
-          <w:p>
-            <w:r>
-              <w:t>1e-20 &lt;= pGen &lt; 1e-15。</w:t>
-            </w:r>
-          </w:p>
-        </w:tc>
-      </w:tr>
-      <w:tr>
-        <w:tc>
-          <w:tcPr>
-            <w:tcW w:type="dxa" w:w="2448"/>
-            <w:tcMar>
-              <w:top w:w="80" w:type="dxa"/>
-              <w:start w:w="120" w:type="dxa"/>
-              <w:bottom w:w="80" w:type="dxa"/>
-              <w:end w:w="120" w:type="dxa"/>
-            </w:tcMar>
-            <w:vAlign w:val="center"/>
-          </w:tcPr>
-          <w:p>
-            <w:r>
-              <w:t>1e-20~1e-25</w:t>
-            </w:r>
-          </w:p>
-        </w:tc>
-        <w:tc>
-          <w:tcPr>
-            <w:tcW w:type="dxa" w:w="6912"/>
-            <w:tcMar>
-              <w:top w:w="80" w:type="dxa"/>
-              <w:start w:w="120" w:type="dxa"/>
-              <w:bottom w:w="80" w:type="dxa"/>
-              <w:end w:w="120" w:type="dxa"/>
-            </w:tcMar>
-            <w:vAlign w:val="center"/>
-          </w:tcPr>
-          <w:p>
-            <w:r>
-              <w:t>1e-25 &lt;= pGen &lt; 1e-20。</w:t>
-            </w:r>
-          </w:p>
-        </w:tc>
-      </w:tr>
-      <w:tr>
-        <w:tc>
-          <w:tcPr>
-            <w:tcW w:type="dxa" w:w="2448"/>
-            <w:tcMar>
-              <w:top w:w="80" w:type="dxa"/>
-              <w:start w:w="120" w:type="dxa"/>
-              <w:bottom w:w="80" w:type="dxa"/>
-              <w:end w:w="120" w:type="dxa"/>
-            </w:tcMar>
-            <w:vAlign w:val="center"/>
-          </w:tcPr>
-          <w:p>
-            <w:r>
-              <w:t>1e-25~1e-30</w:t>
-            </w:r>
-          </w:p>
-        </w:tc>
-        <w:tc>
-          <w:tcPr>
-            <w:tcW w:type="dxa" w:w="6912"/>
-            <w:tcMar>
-              <w:top w:w="80" w:type="dxa"/>
-              <w:start w:w="120" w:type="dxa"/>
-              <w:bottom w:w="80" w:type="dxa"/>
-              <w:end w:w="120" w:type="dxa"/>
-            </w:tcMar>
-            <w:vAlign w:val="center"/>
-          </w:tcPr>
-          <w:p>
-            <w:r>
-              <w:t>1e-30 &lt;= pGen &lt; 1e-25。</w:t>
-            </w:r>
-          </w:p>
-        </w:tc>
-      </w:tr>
-      <w:tr>
-        <w:tc>
-          <w:tcPr>
-            <w:tcW w:type="dxa" w:w="2448"/>
-            <w:tcMar>
-              <w:top w:w="80" w:type="dxa"/>
-              <w:start w:w="120" w:type="dxa"/>
-              <w:bottom w:w="80" w:type="dxa"/>
-              <w:end w:w="120" w:type="dxa"/>
-            </w:tcMar>
-            <w:vAlign w:val="center"/>
-          </w:tcPr>
-          <w:p>
-            <w:r>
-              <w:t>1e-30~1e-35</w:t>
-            </w:r>
-          </w:p>
-        </w:tc>
-        <w:tc>
-          <w:tcPr>
-            <w:tcW w:type="dxa" w:w="6912"/>
-            <w:tcMar>
-              <w:top w:w="80" w:type="dxa"/>
-              <w:start w:w="120" w:type="dxa"/>
-              <w:bottom w:w="80" w:type="dxa"/>
-              <w:end w:w="120" w:type="dxa"/>
-            </w:tcMar>
-            <w:vAlign w:val="center"/>
-          </w:tcPr>
-          <w:p>
-            <w:r>
-              <w:t>1e-35 &lt;= pGen &lt; 1e-30。</w:t>
-            </w:r>
-          </w:p>
-        </w:tc>
-      </w:tr>
-      <w:tr>
-        <w:tc>
-          <w:tcPr>
-            <w:tcW w:type="dxa" w:w="2448"/>
-            <w:tcMar>
-              <w:top w:w="80" w:type="dxa"/>
-              <w:start w:w="120" w:type="dxa"/>
-              <w:bottom w:w="80" w:type="dxa"/>
-              <w:end w:w="120" w:type="dxa"/>
-            </w:tcMar>
-            <w:vAlign w:val="center"/>
-          </w:tcPr>
-          <w:p>
-            <w:r>
-              <w:t>1e-35~1e-40</w:t>
-            </w:r>
-          </w:p>
-        </w:tc>
-        <w:tc>
-          <w:tcPr>
-            <w:tcW w:type="dxa" w:w="6912"/>
-            <w:tcMar>
-              <w:top w:w="80" w:type="dxa"/>
-              <w:start w:w="120" w:type="dxa"/>
-              <w:bottom w:w="80" w:type="dxa"/>
-              <w:end w:w="120" w:type="dxa"/>
-            </w:tcMar>
-            <w:vAlign w:val="center"/>
-          </w:tcPr>
-          <w:p>
-            <w:r>
-              <w:t>1e-40 &lt;= pGen &lt; 1e-35。</w:t>
-            </w:r>
-          </w:p>
-        </w:tc>
-      </w:tr>
-      <w:tr>
-        <w:tc>
-          <w:tcPr>
-            <w:tcW w:type="dxa" w:w="2448"/>
-            <w:tcMar>
-              <w:top w:w="80" w:type="dxa"/>
-              <w:start w:w="120" w:type="dxa"/>
-              <w:bottom w:w="80" w:type="dxa"/>
-              <w:end w:w="120" w:type="dxa"/>
-            </w:tcMar>
-            <w:vAlign w:val="center"/>
-          </w:tcPr>
-          <w:p>
-            <w:r>
-              <w:t>1e-40~</w:t>
-            </w:r>
-          </w:p>
-        </w:tc>
-        <w:tc>
-          <w:tcPr>
-            <w:tcW w:type="dxa" w:w="6912"/>
-            <w:tcMar>
-              <w:top w:w="80" w:type="dxa"/>
-              <w:start w:w="120" w:type="dxa"/>
-              <w:bottom w:w="80" w:type="dxa"/>
-              <w:end w:w="120" w:type="dxa"/>
-            </w:tcMar>
-            <w:vAlign w:val="center"/>
-          </w:tcPr>
-          <w:p>
-            <w:r>
-              <w:t>pGen &lt; 1e-40 または pGen &lt;= 0。</w:t>
-            </w:r>
-          </w:p>
-        </w:tc>
-      </w:tr>
-    </w:tbl>
-    <w:p/>
-    <w:p>
-      <w:pPr>
-        <w:pStyle w:val="Heading1"/>
-      </w:pPr>
-      <w:r>
-        <w:t>5. unique AAとread-weightedの違い</w:t>
-      </w:r>
-    </w:p>
-    <w:tbl>
-      <w:tblPr>
-        <w:tblStyle w:val="TableGrid"/>
-        <w:tblW w:type="auto" w:w="0"/>
-        <w:jc w:val="left"/>
-        <w:tblLayout w:type="fixed"/>
-        <w:tblLook w:firstColumn="1" w:firstRow="1" w:lastColumn="0" w:lastRow="0" w:noHBand="0" w:noVBand="1" w:val="04A0"/>
-      </w:tblPr>
-      <w:tblGrid>
-        <w:gridCol w:w="3120"/>
-        <w:gridCol w:w="3120"/>
-        <w:gridCol w:w="3120"/>
-      </w:tblGrid>
-      <w:tr>
-        <w:tc>
-          <w:tcPr>
-            <w:tcW w:type="dxa" w:w="2304"/>
-            <w:shd w:fill="E8EEF5"/>
-            <w:tcMar>
-              <w:top w:w="80" w:type="dxa"/>
-              <w:start w:w="120" w:type="dxa"/>
-              <w:bottom w:w="80" w:type="dxa"/>
-              <w:end w:w="120" w:type="dxa"/>
-            </w:tcMar>
-            <w:vAlign w:val="center"/>
-          </w:tcPr>
-          <w:p>
-            <w:r>
-              <w:rPr>
-                <w:b/>
-              </w:rPr>
-              <w:t>集計</w:t>
-            </w:r>
-          </w:p>
-        </w:tc>
-        <w:tc>
-          <w:tcPr>
-            <w:tcW w:type="dxa" w:w="3456"/>
-            <w:shd w:fill="E8EEF5"/>
-            <w:tcMar>
-              <w:top w:w="80" w:type="dxa"/>
-              <w:start w:w="120" w:type="dxa"/>
-              <w:bottom w:w="80" w:type="dxa"/>
-              <w:end w:w="120" w:type="dxa"/>
-            </w:tcMar>
-            <w:vAlign w:val="center"/>
-          </w:tcPr>
-          <w:p>
-            <w:r>
-              <w:rPr>
-                <w:b/>
-              </w:rPr>
-              <w:t>定義</w:t>
-            </w:r>
-          </w:p>
-        </w:tc>
-        <w:tc>
-          <w:tcPr>
-            <w:tcW w:type="dxa" w:w="3600"/>
-            <w:shd w:fill="E8EEF5"/>
-            <w:tcMar>
-              <w:top w:w="80" w:type="dxa"/>
-              <w:start w:w="120" w:type="dxa"/>
-              <w:bottom w:w="80" w:type="dxa"/>
-              <w:end w:w="120" w:type="dxa"/>
-            </w:tcMar>
-            <w:vAlign w:val="center"/>
-          </w:tcPr>
-          <w:p>
-            <w:r>
-              <w:rPr>
-                <w:b/>
-              </w:rPr>
-              <w:t>解釈</w:t>
-            </w:r>
-          </w:p>
-        </w:tc>
-      </w:tr>
-      <w:tr>
-        <w:tc>
-          <w:tcPr>
-            <w:tcW w:type="dxa" w:w="2304"/>
-            <w:tcMar>
-              <w:top w:w="80" w:type="dxa"/>
-              <w:start w:w="120" w:type="dxa"/>
-              <w:bottom w:w="80" w:type="dxa"/>
-              <w:end w:w="120" w:type="dxa"/>
-            </w:tcMar>
-            <w:vAlign w:val="center"/>
-          </w:tcPr>
-          <w:p>
-            <w:r>
-              <w:t>unique AA</w:t>
-            </w:r>
-          </w:p>
-        </w:tc>
-        <w:tc>
-          <w:tcPr>
-            <w:tcW w:type="dxa" w:w="3456"/>
-            <w:tcMar>
-              <w:top w:w="80" w:type="dxa"/>
-              <w:start w:w="120" w:type="dxa"/>
-              <w:bottom w:w="80" w:type="dxa"/>
-              <w:end w:w="120" w:type="dxa"/>
-            </w:tcMar>
-            <w:vAlign w:val="center"/>
-          </w:tcPr>
-          <w:p>
-            <w:r>
-              <w:t>unique junction_aaを1配列1カウントで数える。</w:t>
-            </w:r>
-          </w:p>
-        </w:tc>
-        <w:tc>
-          <w:tcPr>
-            <w:tcW w:type="dxa" w:w="3600"/>
-            <w:tcMar>
-              <w:top w:w="80" w:type="dxa"/>
-              <w:start w:w="120" w:type="dxa"/>
-              <w:bottom w:w="80" w:type="dxa"/>
-              <w:end w:w="120" w:type="dxa"/>
-            </w:tcMar>
-            <w:vAlign w:val="center"/>
-          </w:tcPr>
-          <w:p>
-            <w:r>
-              <w:t>多様性の分布を見る。増幅量の影響を抑える。</w:t>
-            </w:r>
-          </w:p>
-        </w:tc>
-      </w:tr>
-      <w:tr>
-        <w:tc>
-          <w:tcPr>
-            <w:tcW w:type="dxa" w:w="2304"/>
-            <w:tcMar>
-              <w:top w:w="80" w:type="dxa"/>
-              <w:start w:w="120" w:type="dxa"/>
-              <w:bottom w:w="80" w:type="dxa"/>
-              <w:end w:w="120" w:type="dxa"/>
-            </w:tcMar>
-            <w:vAlign w:val="center"/>
-          </w:tcPr>
-          <w:p>
-            <w:r>
-              <w:t>read-weighted</w:t>
-            </w:r>
-          </w:p>
-        </w:tc>
-        <w:tc>
-          <w:tcPr>
-            <w:tcW w:type="dxa" w:w="3456"/>
-            <w:tcMar>
-              <w:top w:w="80" w:type="dxa"/>
-              <w:start w:w="120" w:type="dxa"/>
-              <w:bottom w:w="80" w:type="dxa"/>
-              <w:end w:w="120" w:type="dxa"/>
-            </w:tcMar>
-            <w:vAlign w:val="center"/>
-          </w:tcPr>
-          <w:p>
-            <w:r>
-              <w:t>各junction_aaに属するread数で重み付けする。</w:t>
-            </w:r>
-          </w:p>
-        </w:tc>
-        <w:tc>
-          <w:tcPr>
-            <w:tcW w:type="dxa" w:w="3600"/>
-            <w:tcMar>
-              <w:top w:w="80" w:type="dxa"/>
-              <w:start w:w="120" w:type="dxa"/>
-              <w:bottom w:w="80" w:type="dxa"/>
-              <w:end w:w="120" w:type="dxa"/>
-            </w:tcMar>
-            <w:vAlign w:val="center"/>
-          </w:tcPr>
-          <w:p>
-            <w:r>
-              <w:t>観測頻度や量の分布を見る。高頻度クローンの影響を受ける。</w:t>
-            </w:r>
-          </w:p>
-        </w:tc>
-      </w:tr>
-      <w:tr>
-        <w:tc>
-          <w:tcPr>
-            <w:tcW w:type="dxa" w:w="2304"/>
-            <w:tcMar>
-              <w:top w:w="80" w:type="dxa"/>
-              <w:start w:w="120" w:type="dxa"/>
-              <w:bottom w:w="80" w:type="dxa"/>
-              <w:end w:w="120" w:type="dxa"/>
-            </w:tcMar>
-            <w:vAlign w:val="center"/>
-          </w:tcPr>
-          <w:p>
-            <w:r>
-              <w:t>duplicate_count使用</w:t>
-            </w:r>
-          </w:p>
-        </w:tc>
-        <w:tc>
-          <w:tcPr>
-            <w:tcW w:type="dxa" w:w="3456"/>
-            <w:tcMar>
-              <w:top w:w="80" w:type="dxa"/>
-              <w:start w:w="120" w:type="dxa"/>
-              <w:bottom w:w="80" w:type="dxa"/>
-              <w:end w:w="120" w:type="dxa"/>
-            </w:tcMar>
-            <w:vAlign w:val="center"/>
-          </w:tcPr>
-          <w:p>
-            <w:r>
-              <w:t>GUIのチェックがONでduplicate_count列がある場合のみ使用。</w:t>
-            </w:r>
-          </w:p>
-        </w:tc>
-        <w:tc>
-          <w:tcPr>
-            <w:tcW w:type="dxa" w:w="3600"/>
-            <w:tcMar>
-              <w:top w:w="80" w:type="dxa"/>
-              <w:start w:w="120" w:type="dxa"/>
-              <w:bottom w:w="80" w:type="dxa"/>
-              <w:end w:w="120" w:type="dxa"/>
-            </w:tcMar>
-            <w:vAlign w:val="center"/>
-          </w:tcPr>
-          <w:p>
-            <w:r>
-              <w:t>通常のIgBLAST 1行1read解析ではOFFを標準とする。</w:t>
-            </w:r>
-          </w:p>
-        </w:tc>
-      </w:tr>
-    </w:tbl>
-    <w:p/>
-    <w:p>
-      <w:pPr>
-        <w:pStyle w:val="Heading1"/>
-      </w:pPr>
-      <w:r>
-        <w:t>6. 出力仕様</w:t>
-      </w:r>
-    </w:p>
-    <w:tbl>
-      <w:tblPr>
-        <w:tblStyle w:val="TableGrid"/>
-        <w:tblW w:type="auto" w:w="0"/>
-        <w:jc w:val="left"/>
-        <w:tblLayout w:type="fixed"/>
-        <w:tblLook w:firstColumn="1" w:firstRow="1" w:lastColumn="0" w:lastRow="0" w:noHBand="0" w:noVBand="1" w:val="04A0"/>
-      </w:tblPr>
-      <w:tblGrid>
-        <w:gridCol w:w="4680"/>
-        <w:gridCol w:w="4680"/>
-      </w:tblGrid>
-      <w:tr>
-        <w:tc>
-          <w:tcPr>
-            <w:tcW w:type="dxa" w:w="3311"/>
-            <w:shd w:fill="E8EEF5"/>
-            <w:tcMar>
-              <w:top w:w="80" w:type="dxa"/>
-              <w:start w:w="120" w:type="dxa"/>
-              <w:bottom w:w="80" w:type="dxa"/>
-              <w:end w:w="120" w:type="dxa"/>
-            </w:tcMar>
-            <w:vAlign w:val="center"/>
-          </w:tcPr>
-          <w:p>
-            <w:r>
-              <w:rPr>
-                <w:b/>
-              </w:rPr>
-              <w:t>ファイル</w:t>
-            </w:r>
-          </w:p>
-        </w:tc>
-        <w:tc>
-          <w:tcPr>
-            <w:tcW w:type="dxa" w:w="6048"/>
-            <w:shd w:fill="E8EEF5"/>
-            <w:tcMar>
-              <w:top w:w="80" w:type="dxa"/>
-              <w:start w:w="120" w:type="dxa"/>
-              <w:bottom w:w="80" w:type="dxa"/>
-              <w:end w:w="120" w:type="dxa"/>
-            </w:tcMar>
-            <w:vAlign w:val="center"/>
-          </w:tcPr>
-          <w:p>
-            <w:r>
-              <w:rPr>
-                <w:b/>
-              </w:rPr>
-              <w:t>内容</w:t>
-            </w:r>
-          </w:p>
-        </w:tc>
-      </w:tr>
-      <w:tr>
-        <w:tc>
-          <w:tcPr>
-            <w:tcW w:type="dxa" w:w="3311"/>
-            <w:tcMar>
-              <w:top w:w="80" w:type="dxa"/>
-              <w:start w:w="120" w:type="dxa"/>
-              <w:bottom w:w="80" w:type="dxa"/>
-              <w:end w:w="120" w:type="dxa"/>
-            </w:tcMar>
-            <w:vAlign w:val="center"/>
-          </w:tcPr>
-          <w:p>
-            <w:r>
-              <w:t>pgen_cache.tsv</w:t>
-            </w:r>
-          </w:p>
-        </w:tc>
-        <w:tc>
-          <w:tcPr>
-            <w:tcW w:type="dxa" w:w="6048"/>
-            <w:tcMar>
-              <w:top w:w="80" w:type="dxa"/>
-              <w:start w:w="120" w:type="dxa"/>
-              <w:bottom w:w="80" w:type="dxa"/>
-              <w:end w:w="120" w:type="dxa"/>
-            </w:tcMar>
-            <w:vAlign w:val="center"/>
-          </w:tcPr>
-          <w:p>
-            <w:r>
-              <w:t>junction_aa -&gt; pgen のキャッシュ。再実行時に再利用する。</w:t>
-            </w:r>
-          </w:p>
-        </w:tc>
-      </w:tr>
-      <w:tr>
-        <w:tc>
-          <w:tcPr>
-            <w:tcW w:type="dxa" w:w="3311"/>
-            <w:tcMar>
-              <w:top w:w="80" w:type="dxa"/>
-              <w:start w:w="120" w:type="dxa"/>
-              <w:bottom w:w="80" w:type="dxa"/>
-              <w:end w:w="120" w:type="dxa"/>
-            </w:tcMar>
-            <w:vAlign w:val="center"/>
-          </w:tcPr>
-          <w:p>
-            <w:r>
-              <w:t>&lt;sample&gt;_pgen_bins.tsv</w:t>
-            </w:r>
-          </w:p>
-        </w:tc>
-        <w:tc>
-          <w:tcPr>
-            <w:tcW w:type="dxa" w:w="6048"/>
-            <w:tcMar>
-              <w:top w:w="80" w:type="dxa"/>
-              <w:start w:w="120" w:type="dxa"/>
-              <w:bottom w:w="80" w:type="dxa"/>
-              <w:end w:w="120" w:type="dxa"/>
-            </w:tcMar>
-            <w:vAlign w:val="center"/>
-          </w:tcPr>
-          <w:p>
-            <w:r>
-              <w:t>bin, count_uniqueAA, fraction_uniqueAA, count_weightedReads, fraction_weightedReads。</w:t>
-            </w:r>
-          </w:p>
-        </w:tc>
-      </w:tr>
-      <w:tr>
-        <w:tc>
-          <w:tcPr>
-            <w:tcW w:type="dxa" w:w="3311"/>
-            <w:tcMar>
-              <w:top w:w="80" w:type="dxa"/>
-              <w:start w:w="120" w:type="dxa"/>
-              <w:bottom w:w="80" w:type="dxa"/>
-              <w:end w:w="120" w:type="dxa"/>
-            </w:tcMar>
-            <w:vAlign w:val="center"/>
-          </w:tcPr>
-          <w:p>
-            <w:r>
-              <w:t>&lt;sample&gt;_pgen_bins_unique.png</w:t>
-            </w:r>
-          </w:p>
-        </w:tc>
-        <w:tc>
-          <w:tcPr>
-            <w:tcW w:type="dxa" w:w="6048"/>
-            <w:tcMar>
-              <w:top w:w="80" w:type="dxa"/>
-              <w:start w:w="120" w:type="dxa"/>
-              <w:bottom w:w="80" w:type="dxa"/>
-              <w:end w:w="120" w:type="dxa"/>
-            </w:tcMar>
-            <w:vAlign w:val="center"/>
-          </w:tcPr>
-          <w:p>
-            <w:r>
-              <w:t>unique AA基準のpGen分布横棒グラフ。</w:t>
-            </w:r>
-          </w:p>
-        </w:tc>
-      </w:tr>
-      <w:tr>
-        <w:tc>
-          <w:tcPr>
-            <w:tcW w:type="dxa" w:w="3311"/>
-            <w:tcMar>
-              <w:top w:w="80" w:type="dxa"/>
-              <w:start w:w="120" w:type="dxa"/>
-              <w:bottom w:w="80" w:type="dxa"/>
-              <w:end w:w="120" w:type="dxa"/>
-            </w:tcMar>
-            <w:vAlign w:val="center"/>
-          </w:tcPr>
-          <w:p>
-            <w:r>
-              <w:t>&lt;sample&gt;_pgen_bins_weighted.png</w:t>
-            </w:r>
-          </w:p>
-        </w:tc>
-        <w:tc>
-          <w:tcPr>
-            <w:tcW w:type="dxa" w:w="6048"/>
-            <w:tcMar>
-              <w:top w:w="80" w:type="dxa"/>
-              <w:start w:w="120" w:type="dxa"/>
-              <w:bottom w:w="80" w:type="dxa"/>
-              <w:end w:w="120" w:type="dxa"/>
-            </w:tcMar>
-            <w:vAlign w:val="center"/>
-          </w:tcPr>
-          <w:p>
-            <w:r>
-              <w:t>read-weighted基準のpGen分布横棒グラフ。</w:t>
-            </w:r>
-          </w:p>
-        </w:tc>
-      </w:tr>
-      <w:tr>
-        <w:tc>
-          <w:tcPr>
-            <w:tcW w:type="dxa" w:w="3311"/>
-            <w:tcMar>
-              <w:top w:w="80" w:type="dxa"/>
-              <w:start w:w="120" w:type="dxa"/>
-              <w:bottom w:w="80" w:type="dxa"/>
-              <w:end w:w="120" w:type="dxa"/>
-            </w:tcMar>
-            <w:vAlign w:val="center"/>
-          </w:tcPr>
-          <w:p>
-            <w:r>
-              <w:t>&lt;sample&gt;_qc_summary.tsv</w:t>
-            </w:r>
-          </w:p>
-        </w:tc>
-        <w:tc>
-          <w:tcPr>
-            <w:tcW w:type="dxa" w:w="6048"/>
-            <w:tcMar>
-              <w:top w:w="80" w:type="dxa"/>
-              <w:start w:w="120" w:type="dxa"/>
-              <w:bottom w:w="80" w:type="dxa"/>
-              <w:end w:w="120" w:type="dxa"/>
-            </w:tcMar>
-            <w:vAlign w:val="center"/>
-          </w:tcPr>
-          <w:p>
-            <w:r>
-              <w:t>pGen計算前のフィルタ件数、採用件数、カラム有無。</w:t>
-            </w:r>
-          </w:p>
-        </w:tc>
-      </w:tr>
-    </w:tbl>
-    <w:p/>
-    <w:p>
-      <w:pPr>
-        <w:pStyle w:val="Heading1"/>
-      </w:pPr>
-      <w:r>
-        <w:t>7. QCと解釈上の注意</w:t>
+        <w:t>6. QCと注意点</w:t>
       </w:r>
     </w:p>
     <w:p>
       <w:pPr>
         <w:pStyle w:val="ListBullet"/>
-        <w:spacing w:after="80"/>
       </w:pPr>
       <w:r>
         <w:t>OLGA human_B_heavyを使うため、基本はIGH専用のpGenである。</w:t>
@@ -1652,7 +395,6 @@
     <w:p>
       <w:pPr>
         <w:pStyle w:val="ListBullet"/>
-        <w:spacing w:after="80"/>
       </w:pPr>
       <w:r>
         <w:t>IGK/IGLが混在するTSVはlocusフィルタまたは事前分離が必要である。</w:t>
@@ -1661,57 +403,19 @@
     <w:p>
       <w:pPr>
         <w:pStyle w:val="ListBullet"/>
-        <w:spacing w:after="80"/>
       </w:pPr>
       <w:r>
-        <w:t>pGen=0は生成不能または計算不能として扱い、pGen binsでは1e-40~へ入れる。</w:t>
-      </w:r>
-    </w:p>
-    <w:p>
-      <w:pPr>
-        <w:pStyle w:val="ListBullet"/>
-        <w:spacing w:after="80"/>
-      </w:pPr>
-      <w:r>
-        <w:t>pGen-SHM KDEではlog10が取れないためpGen=0点は除外するが、points TSVには残す。</w:t>
-      </w:r>
-    </w:p>
-    <w:p>
-      <w:pPr>
-        <w:pStyle w:val="ListBullet"/>
-        <w:spacing w:after="80"/>
-      </w:pPr>
-      <w:r>
-        <w:t>pgen_cache.tsvは検体データ由来配列を含むため、GitHubへ置かない。</w:t>
+        <w:t>同じjunction_aaを持つ複数sequence_idではpGenは同じになるが、SHMは各行のv_identityにより異なり得る。</w:t>
       </w:r>
     </w:p>
     <w:sectPr>
-      <w:footerReference w:type="default" r:id="rId9"/>
       <w:pgSz w:w="12240" w:h="15840"/>
-      <w:pgMar w:top="1440" w:right="1440" w:bottom="1440" w:left="1440" w:header="708" w:footer="708" w:gutter="0"/>
+      <w:pgMar w:top="1440" w:right="1800" w:bottom="1440" w:left="1800" w:header="720" w:footer="720" w:gutter="0"/>
       <w:cols w:space="720"/>
       <w:docGrid w:linePitch="360"/>
     </w:sectPr>
   </w:body>
 </w:document>
-</file>
-
-<file path=word/footer1.xml><?xml version="1.0" encoding="utf-8"?>
-<w:ftr xmlns:m="http://schemas.openxmlformats.org/officeDocument/2006/math" xmlns:mc="http://schemas.openxmlformats.org/markup-compatibility/2006" xmlns:mo="http://schemas.microsoft.com/office/mac/office/2008/main" xmlns:mv="urn:schemas-microsoft-com:mac:vml" xmlns:o="urn:schemas-microsoft-com:office:office" xmlns:r="http://schemas.openxmlformats.org/officeDocument/2006/relationships" xmlns:v="urn:schemas-microsoft-com:vml" xmlns:w10="urn:schemas-microsoft-com:office:word" xmlns:w14="http://schemas.microsoft.com/office/word/2010/wordml" xmlns:w="http://schemas.openxmlformats.org/wordprocessingml/2006/main" xmlns:wne="http://schemas.microsoft.com/office/word/2006/wordml" xmlns:wp14="http://schemas.microsoft.com/office/word/2010/wordprocessingDrawing" xmlns:wp="http://schemas.openxmlformats.org/drawingml/2006/wordprocessingDrawing" xmlns:wpc="http://schemas.microsoft.com/office/word/2010/wordprocessingCanvas" xmlns:wpg="http://schemas.microsoft.com/office/word/2010/wordprocessingGroup" xmlns:wpi="http://schemas.microsoft.com/office/word/2010/wordprocessingInk" xmlns:wps="http://schemas.microsoft.com/office/word/2010/wordprocessingShape" mc:Ignorable="w14 wp14">
-  <w:p>
-    <w:pPr>
-      <w:pStyle w:val="Footer"/>
-      <w:jc w:val="right"/>
-    </w:pPr>
-    <w:r>
-      <w:rPr>
-        <w:color w:val="666666"/>
-        <w:sz w:val="16"/>
-      </w:rPr>
-      <w:t>RG AIRR TSV pGen-SHM plot specifications | 2026-06-07</w:t>
-    </w:r>
-  </w:p>
-</w:ftr>
 </file>
 
 <file path=word/numbering.xml><?xml version="1.0" encoding="utf-8"?>
@@ -2077,12 +781,9 @@
     <w:name w:val="Normal"/>
     <w:qFormat/>
     <w:rsid w:val="00FC693F"/>
-    <w:pPr>
-      <w:spacing w:after="120" w:line="300" w:lineRule="auto"/>
-    </w:pPr>
     <w:rPr>
-      <w:rFonts w:ascii="Calibri" w:hAnsi="Calibri" w:eastAsia="Yu Gothic"/>
-      <w:sz w:val="22"/>
+      <w:rFonts w:ascii="Yu Gothic" w:hAnsi="Yu Gothic"/>
+      <w:sz w:val="21"/>
     </w:rPr>
   </w:style>
   <w:style w:type="paragraph" w:styleId="Header">
@@ -2140,15 +841,15 @@
     <w:pPr>
       <w:keepNext/>
       <w:keepLines/>
-      <w:spacing w:before="360" w:after="200"/>
+      <w:spacing w:before="480" w:after="0"/>
       <w:outlineLvl w:val="0"/>
     </w:pPr>
     <w:rPr>
-      <w:rFonts w:asciiTheme="majorHAnsi" w:eastAsiaTheme="majorEastAsia" w:hAnsiTheme="majorHAnsi" w:cstheme="majorBidi" w:ascii="Calibri" w:hAnsi="Calibri" w:eastAsia="Yu Gothic"/>
+      <w:rFonts w:asciiTheme="majorHAnsi" w:eastAsiaTheme="majorEastAsia" w:hAnsiTheme="majorHAnsi" w:cstheme="majorBidi" w:ascii="Yu Gothic" w:hAnsi="Yu Gothic"/>
       <w:b/>
       <w:bCs/>
-      <w:color w:val="2E74B5"/>
-      <w:sz w:val="32"/>
+      <w:color w:val="365F91" w:themeColor="accent1" w:themeShade="BF"/>
+      <w:sz w:val="28"/>
       <w:szCs w:val="28"/>
     </w:rPr>
   </w:style>
@@ -2164,14 +865,14 @@
     <w:pPr>
       <w:keepNext/>
       <w:keepLines/>
-      <w:spacing w:before="280" w:after="140"/>
+      <w:spacing w:before="200" w:after="0"/>
       <w:outlineLvl w:val="1"/>
     </w:pPr>
     <w:rPr>
-      <w:rFonts w:asciiTheme="majorHAnsi" w:eastAsiaTheme="majorEastAsia" w:hAnsiTheme="majorHAnsi" w:cstheme="majorBidi" w:ascii="Calibri" w:hAnsi="Calibri" w:eastAsia="Yu Gothic"/>
+      <w:rFonts w:asciiTheme="majorHAnsi" w:eastAsiaTheme="majorEastAsia" w:hAnsiTheme="majorHAnsi" w:cstheme="majorBidi" w:ascii="Yu Gothic" w:hAnsi="Yu Gothic"/>
       <w:b/>
       <w:bCs/>
-      <w:color w:val="2E74B5"/>
+      <w:color w:val="4F81BD" w:themeColor="accent1"/>
       <w:sz w:val="26"/>
       <w:szCs w:val="26"/>
     </w:rPr>
@@ -2188,15 +889,14 @@
     <w:pPr>
       <w:keepNext/>
       <w:keepLines/>
-      <w:spacing w:before="200" w:after="100"/>
+      <w:spacing w:before="200" w:after="0"/>
       <w:outlineLvl w:val="2"/>
     </w:pPr>
     <w:rPr>
-      <w:rFonts w:asciiTheme="majorHAnsi" w:eastAsiaTheme="majorEastAsia" w:hAnsiTheme="majorHAnsi" w:cstheme="majorBidi" w:ascii="Calibri" w:hAnsi="Calibri" w:eastAsia="Yu Gothic"/>
+      <w:rFonts w:asciiTheme="majorHAnsi" w:eastAsiaTheme="majorEastAsia" w:hAnsiTheme="majorHAnsi" w:cstheme="majorBidi" w:ascii="Yu Gothic" w:hAnsi="Yu Gothic"/>
       <w:b/>
       <w:bCs/>
-      <w:color w:val="1F4D78"/>
-      <w:sz w:val="24"/>
+      <w:color w:val="4F81BD" w:themeColor="accent1"/>
     </w:rPr>
   </w:style>
   <w:style w:type="paragraph" w:styleId="Heading4">

--- a/TSVからpGenデータ作成仕様書_20260607.docx
+++ b/TSVからpGenデータ作成仕様書_20260607.docx
@@ -408,6 +408,54 @@
         <w:t>同じjunction_aaを持つ複数sequence_idではpGenは同じになるが、SHMは各行のv_identityにより異なり得る。</w:t>
       </w:r>
     </w:p>
+    <w:p>
+      <w:pPr>
+        <w:pStyle w:val="Heading1"/>
+      </w:pPr>
+      <w:r>
+        <w:t>7. cache方針と並列計算</w:t>
+      </w:r>
+    </w:p>
+    <w:p>
+      <w:pPr>
+        <w:pStyle w:val="ListBullet"/>
+      </w:pPr>
+      <w:r>
+        <w:t>GUIの Recalculate all pGen (ignore existing cache) はデフォルトONとする。この場合、既存のpgen_cache.tsvは読み込まず、毎回OLGAで全unique junction_aaのpGenを再計算する。</w:t>
+      </w:r>
+    </w:p>
+    <w:p>
+      <w:pPr>
+        <w:pStyle w:val="ListBullet"/>
+      </w:pPr>
+      <w:r>
+        <w:t>全再計算が正常終了した後、pgen_cache.tsvを新しい計算結果で置き換える。計算途中の失敗では既存cacheを前提に解析を進めない。</w:t>
+      </w:r>
+    </w:p>
+    <w:p>
+      <w:pPr>
+        <w:pStyle w:val="ListBullet"/>
+      </w:pPr>
+      <w:r>
+        <w:t>既存cacheを利用したい場合のみ、Recalculate all pGenのチェックを外す。CLIでは --use-pgen-cache を指定した場合のみ既存cacheを利用する。</w:t>
+      </w:r>
+    </w:p>
+    <w:p>
+      <w:pPr>
+        <w:pStyle w:val="ListBullet"/>
+      </w:pPr>
+      <w:r>
+        <w:t>pGen workers はOLGA pGen計算の並列プロセス数である。通常作業をしながら使う場合は4を推奨し、PCを解析専用にできる場合だけ増やす。</w:t>
+      </w:r>
+    </w:p>
+    <w:p>
+      <w:pPr>
+        <w:pStyle w:val="ListBullet"/>
+      </w:pPr>
+      <w:r>
+        <w:t>workersを増やすとpGen計算は速くなり得るが、CPU使用率、発熱、他アプリの応答性に影響する。</w:t>
+      </w:r>
+    </w:p>
     <w:sectPr>
       <w:pgSz w:w="12240" w:h="15840"/>
       <w:pgMar w:top="1440" w:right="1800" w:bottom="1440" w:left="1800" w:header="720" w:footer="720" w:gutter="0"/>

--- a/TSVからpGenデータ作成仕様書_20260607.docx
+++ b/TSVからpGenデータ作成仕様書_20260607.docx
@@ -445,7 +445,7 @@
         <w:pStyle w:val="ListBullet"/>
       </w:pPr>
       <w:r>
-        <w:t>pGen workers はOLGA pGen計算の並列プロセス数である。通常作業をしながら使う場合は4を推奨し、PCを解析専用にできる場合だけ増やす。</w:t>
+        <w:t>pGen workers はOLGA pGen計算の並列プロセス数である。通常作業をしながら使う場合は6を推奨し、PCを解析専用にできる場合だけ増やす。</w:t>
       </w:r>
     </w:p>
     <w:p>

--- a/TSVからpGenデータ作成仕様書_20260607.docx
+++ b/TSVからpGenデータ作成仕様書_20260607.docx
@@ -4,372 +4,68 @@
   <w:body>
     <w:p>
       <w:pPr>
-        <w:jc w:val="center"/>
+        <w:spacing w:after="80"/>
       </w:pPr>
       <w:r>
         <w:rPr>
-          <w:rFonts w:ascii="Yu Gothic" w:hAnsi="Yu Gothic"/>
+          <w:rFonts w:ascii="Calibri" w:hAnsi="Calibri"/>
           <w:b/>
-          <w:sz w:val="36"/>
+          <w:color w:val="0B2545"/>
+          <w:sz w:val="40"/>
         </w:rPr>
         <w:t>TSVからpGenデータ作成仕様書</w:t>
       </w:r>
     </w:p>
     <w:p>
       <w:pPr>
-        <w:jc w:val="center"/>
+        <w:spacing w:after="240"/>
       </w:pPr>
       <w:r>
         <w:rPr>
-          <w:rFonts w:ascii="Yu Gothic" w:hAnsi="Yu Gothic"/>
+          <w:rFonts w:ascii="Calibri" w:hAnsi="Calibri"/>
+          <w:color w:val="555555"/>
           <w:sz w:val="20"/>
         </w:rPr>
-        <w:t>対象: IgBLAST AIRR outfmt 19 TSV -&gt; OLGA pGen cache / row-level pGen data / pGen plots</w:t>
-      </w:r>
-    </w:p>
-    <w:p>
-      <w:pPr>
-        <w:pStyle w:val="Heading1"/>
-      </w:pPr>
-      <w:r>
-        <w:t>1. 目的</w:t>
-      </w:r>
-    </w:p>
-    <w:p>
-      <w:r>
-        <w:t>本仕様書は、IgBLAST AIRR outfmt 19 TSVからCDR3アミノ酸配列を抽出し、OLGAでpGenを計算する処理を定義する。pGenは、観測されたCDR3アミノ酸配列がヒトIGHのV(D)J再構成モデルから生成される理論確率として扱う。</w:t>
-      </w:r>
-    </w:p>
-    <w:p>
-      <w:pPr>
-        <w:pStyle w:val="Heading1"/>
-      </w:pPr>
-      <w:r>
-        <w:t>2. フィルタリング仕様</w:t>
-      </w:r>
-    </w:p>
-    <w:p>
-      <w:pPr>
-        <w:pStyle w:val="ListBullet"/>
-      </w:pPr>
-      <w:r>
-        <w:t>入力は IgBLAST AIRR outfmt 19 TSV とする。FASTAは本ソフトでは直接読まず、前段でAIRR TSVへ変換済みであることを前提とする。</w:t>
-      </w:r>
-    </w:p>
-    <w:p>
-      <w:pPr>
-        <w:pStyle w:val="ListBullet"/>
-      </w:pPr>
-      <w:r>
-        <w:t>必須列 productive, junction, junction_aa, v_identity の存在を確認する。sequence_id は出力列として使用し、欠損時は row_&lt;入力行番号&gt; で補完してQCに記録する。</w:t>
-      </w:r>
-    </w:p>
-    <w:p>
-      <w:pPr>
-        <w:pStyle w:val="ListBullet"/>
-      </w:pPr>
-      <w:r>
-        <w:t>locus列があり値がIGH以外の行は除外する。locus空欄は保持し、kept_empty_locusとしてQC summaryへ記録する。</w:t>
-      </w:r>
-    </w:p>
-    <w:p>
-      <w:pPr>
-        <w:pStyle w:val="ListBullet"/>
-      </w:pPr>
-      <w:r>
-        <w:t>productive が T, TRUE, 1, Y, YES のいずれにも該当しない行は除外する。</w:t>
-      </w:r>
-    </w:p>
-    <w:p>
-      <w:pPr>
-        <w:pStyle w:val="ListBullet"/>
-      </w:pPr>
-      <w:r>
-        <w:t>vj_in_frame列が存在する場合、T相当でない行を除外する。</w:t>
-      </w:r>
-    </w:p>
-    <w:p>
-      <w:pPr>
-        <w:pStyle w:val="ListBullet"/>
-      </w:pPr>
-      <w:r>
-        <w:t>stop_codon列が存在する場合、T相当の行を除外する。</w:t>
-      </w:r>
-    </w:p>
-    <w:p>
-      <w:pPr>
-        <w:pStyle w:val="ListBullet"/>
-      </w:pPr>
-      <w:r>
-        <w:t>junction が空欄、または A/C/G/T 以外を含む行を除外する。</w:t>
-      </w:r>
-    </w:p>
-    <w:p>
-      <w:pPr>
-        <w:pStyle w:val="ListBullet"/>
-      </w:pPr>
-      <w:r>
-        <w:t>junction_aa が空欄、*、X、非英字を含む行を除外する。</w:t>
-      </w:r>
-    </w:p>
-    <w:p>
-      <w:pPr>
-        <w:pStyle w:val="ListBullet"/>
-      </w:pPr>
-      <w:r>
-        <w:t>v_identity が空欄または数値化不能の行を除外する。</w:t>
-      </w:r>
-    </w:p>
-    <w:p>
-      <w:pPr>
-        <w:pStyle w:val="ListBullet"/>
-      </w:pPr>
-      <w:r>
-        <w:t>Min V alignment length が0より大きい場合、V alignment長が閾値未満の行を除外する。</w:t>
-      </w:r>
-    </w:p>
-    <w:p>
-      <w:pPr>
-        <w:pStyle w:val="Heading1"/>
-      </w:pPr>
-      <w:r>
-        <w:t>3. pGen計算仕様</w:t>
-      </w:r>
-    </w:p>
-    <w:p>
-      <w:pPr>
-        <w:pStyle w:val="ListBullet"/>
-      </w:pPr>
-      <w:r>
-        <w:t>pGen計算には junction_aa のみを使用する。V call, D call, J call は現行pGen計算には用いない。</w:t>
-      </w:r>
-    </w:p>
-    <w:p>
-      <w:pPr>
-        <w:pStyle w:val="ListBullet"/>
-      </w:pPr>
-      <w:r>
-        <w:t>内部処理では、フィルタ後の全行からunique junction_aa集合を作成し、同じjunction_aaはOLGA計算を1回だけ行う。</w:t>
-      </w:r>
-    </w:p>
-    <w:p>
-      <w:pPr>
-        <w:pStyle w:val="ListBullet"/>
-      </w:pPr>
-      <w:r>
-        <w:t>OLGA human_B_heavyモデルの compute_aa_CDR3_pgen(junction_aa) を実行する。</w:t>
-      </w:r>
-    </w:p>
-    <w:p>
-      <w:pPr>
-        <w:pStyle w:val="ListBullet"/>
-      </w:pPr>
-      <w:r>
-        <w:t>計算済みjunction_aaは pgen_cache.tsv から読み込み、再実行時のOLGA計算を省略する。</w:t>
-      </w:r>
-    </w:p>
-    <w:p>
-      <w:pPr>
-        <w:pStyle w:val="ListBullet"/>
-      </w:pPr>
-      <w:r>
-        <w:t>計算したpGenは各sequence_id行へ戻し、中間Excelでは各行がpgenとlog10_pgenを持つ。</w:t>
-      </w:r>
-    </w:p>
-    <w:p>
-      <w:pPr>
-        <w:pStyle w:val="ListBullet"/>
-      </w:pPr>
-      <w:r>
-        <w:t>pGen=0は計算不能またはモデル上の生成確率0として保持する。log10_pgenは空欄相当とする。</w:t>
-      </w:r>
-    </w:p>
-    <w:p>
-      <w:pPr>
-        <w:pStyle w:val="Heading1"/>
-      </w:pPr>
-      <w:r>
-        <w:t>4. pGen bins仕様</w:t>
-      </w:r>
-    </w:p>
-    <w:p>
-      <w:pPr>
-        <w:pStyle w:val="ListBullet"/>
-      </w:pPr>
-      <w:r>
-        <w:t>unique AA版は、unique junction_aaを1つずつ数える補助分布である。</w:t>
-      </w:r>
-    </w:p>
-    <w:p>
-      <w:pPr>
-        <w:pStyle w:val="ListBullet"/>
-      </w:pPr>
-      <w:r>
-        <w:t>weighted版は、通常はTSV内で同じjunction_aaを持つ採用行数を重みとして数える。</w:t>
-      </w:r>
-    </w:p>
-    <w:p>
-      <w:pPr>
-        <w:pStyle w:val="ListBullet"/>
-      </w:pPr>
-      <w:r>
-        <w:t>duplicate_count列を使う設定では、weighted版の重みにduplicate_countを用いる。</w:t>
-      </w:r>
-    </w:p>
-    <w:p>
-      <w:pPr>
-        <w:pStyle w:val="ListBullet"/>
-      </w:pPr>
-      <w:r>
-        <w:t>binは 1e-5~1e-10, 1e-10~1e-15, ..., 1e-40~ とする。</w:t>
-      </w:r>
-    </w:p>
-    <w:p>
-      <w:pPr>
-        <w:pStyle w:val="Heading1"/>
-      </w:pPr>
-      <w:r>
-        <w:t>5. 出力仕様</w:t>
+        <w:t>対象: IgBLAST AIRR outfmt 19 TSV / 更新日: 2026-06-08 / 目的: OLGA pGen計算の引継ぎ</w:t>
       </w:r>
     </w:p>
     <w:tbl>
       <w:tblPr>
         <w:tblStyle w:val="TableGrid"/>
-        <w:tblW w:type="auto" w:w="0"/>
+        <w:tblW w:type="dxa" w:w="9360"/>
+        <w:tblLayout w:type="fixed"/>
         <w:tblLook w:firstColumn="1" w:firstRow="1" w:lastColumn="0" w:lastRow="0" w:noHBand="0" w:noVBand="1" w:val="04A0"/>
+        <w:tblInd w:w="120" w:type="dxa"/>
+        <w:tblCellMar>
+          <w:top w:w="80" w:type="dxa"/>
+          <w:start w:w="120" w:type="dxa"/>
+          <w:bottom w:w="80" w:type="dxa"/>
+          <w:end w:w="120" w:type="dxa"/>
+        </w:tblCellMar>
       </w:tblPr>
       <w:tblGrid>
-        <w:gridCol w:w="4320"/>
-        <w:gridCol w:w="4320"/>
+        <w:gridCol w:w="9360"/>
       </w:tblGrid>
       <w:tr>
         <w:tc>
           <w:tcPr>
-            <w:tcW w:type="dxa" w:w="4320"/>
+            <w:tcW w:type="dxa" w:w="9360"/>
+            <w:vAlign w:val="center"/>
+            <w:shd w:fill="F4F6F9"/>
           </w:tcPr>
           <w:p>
+            <w:pPr>
+              <w:spacing w:after="60"/>
+            </w:pPr>
             <w:r>
-              <w:t>出力</w:t>
+              <w:rPr>
+                <w:b/>
+                <w:color w:val="1F4D78"/>
+              </w:rPr>
+              <w:t>引継ぎ上の要点</w:t>
             </w:r>
-          </w:p>
-        </w:tc>
-        <w:tc>
-          <w:tcPr>
-            <w:tcW w:type="dxa" w:w="4320"/>
-          </w:tcPr>
-          <w:p>
             <w:r>
-              <w:t>内容</w:t>
-            </w:r>
-          </w:p>
-        </w:tc>
-      </w:tr>
-      <w:tr>
-        <w:tc>
-          <w:tcPr>
-            <w:tcW w:type="dxa" w:w="4320"/>
-          </w:tcPr>
-          <w:p>
-            <w:r>
-              <w:t>pgen_cache.tsv</w:t>
-            </w:r>
-          </w:p>
-        </w:tc>
-        <w:tc>
-          <w:tcPr>
-            <w:tcW w:type="dxa" w:w="4320"/>
-          </w:tcPr>
-          <w:p>
-            <w:r>
-              <w:t>junction_aaとpGenのキャッシュ。検体由来配列を含むためGitHubへ置かない。</w:t>
-            </w:r>
-          </w:p>
-        </w:tc>
-      </w:tr>
-      <w:tr>
-        <w:tc>
-          <w:tcPr>
-            <w:tcW w:type="dxa" w:w="4320"/>
-          </w:tcPr>
-          <w:p>
-            <w:r>
-              <w:t>&lt;sample&gt;_pgen_bins.tsv</w:t>
-            </w:r>
-          </w:p>
-        </w:tc>
-        <w:tc>
-          <w:tcPr>
-            <w:tcW w:type="dxa" w:w="4320"/>
-          </w:tcPr>
-          <w:p>
-            <w:r>
-              <w:t>pGen binごとのunique AA数とweighted数。</w:t>
-            </w:r>
-          </w:p>
-        </w:tc>
-      </w:tr>
-      <w:tr>
-        <w:tc>
-          <w:tcPr>
-            <w:tcW w:type="dxa" w:w="4320"/>
-          </w:tcPr>
-          <w:p>
-            <w:r>
-              <w:t>&lt;sample&gt;_pgen_bins_unique.png</w:t>
-            </w:r>
-          </w:p>
-        </w:tc>
-        <w:tc>
-          <w:tcPr>
-            <w:tcW w:type="dxa" w:w="4320"/>
-          </w:tcPr>
-          <w:p>
-            <w:r>
-              <w:t>unique junction_aa単位のpGen分布図。</w:t>
-            </w:r>
-          </w:p>
-        </w:tc>
-      </w:tr>
-      <w:tr>
-        <w:tc>
-          <w:tcPr>
-            <w:tcW w:type="dxa" w:w="4320"/>
-          </w:tcPr>
-          <w:p>
-            <w:r>
-              <w:t>&lt;sample&gt;_pgen_bins_weighted.png</w:t>
-            </w:r>
-          </w:p>
-        </w:tc>
-        <w:tc>
-          <w:tcPr>
-            <w:tcW w:type="dxa" w:w="4320"/>
-          </w:tcPr>
-          <w:p>
-            <w:r>
-              <w:t>採用行数またはduplicate_countで重み付けしたpGen分布図。</w:t>
-            </w:r>
-          </w:p>
-        </w:tc>
-      </w:tr>
-      <w:tr>
-        <w:tc>
-          <w:tcPr>
-            <w:tcW w:type="dxa" w:w="4320"/>
-          </w:tcPr>
-          <w:p>
-            <w:r>
-              <w:t>&lt;sample&gt;_pgen_shm_rows.xlsx</w:t>
-            </w:r>
-          </w:p>
-        </w:tc>
-        <w:tc>
-          <w:tcPr>
-            <w:tcW w:type="dxa" w:w="4320"/>
-          </w:tcPr>
-          <w:p>
-            <w:r>
-              <w:t>採用AIRR各行にpGen/log10_pGen/SHMを付与した中間Excel。</w:t>
+              <w:t xml:space="preserve">  元データを潰さない row-level Excel/TSV を中心データとして保存し、目的に応じて複数の図表を出力する方針とする。</w:t>
             </w:r>
           </w:p>
         </w:tc>
@@ -381,89 +77,1122 @@
         <w:pStyle w:val="Heading1"/>
       </w:pPr>
       <w:r>
-        <w:t>6. QCと注意点</w:t>
+        <w:t>1. 目的と位置づけ</w:t>
+      </w:r>
+    </w:p>
+    <w:p>
+      <w:r>
+        <w:t>本書は、AIRR TSVのjunction_aaからOLGAを用いてpGenを計算し、pGen分布とpGen-SHM解析へ渡す仕様をまとめる。pGenはCDR3 AA配列の生成確率であり、V領域SHMとは独立に計算される。</w:t>
+      </w:r>
+    </w:p>
+    <w:tbl>
+      <w:tblPr>
+        <w:tblStyle w:val="TableGrid"/>
+        <w:tblW w:type="dxa" w:w="9360"/>
+        <w:tblLayout w:type="fixed"/>
+        <w:tblLook w:firstColumn="1" w:firstRow="1" w:lastColumn="0" w:lastRow="0" w:noHBand="0" w:noVBand="1" w:val="04A0"/>
+        <w:tblInd w:w="120" w:type="dxa"/>
+        <w:tblCellMar>
+          <w:top w:w="80" w:type="dxa"/>
+          <w:start w:w="120" w:type="dxa"/>
+          <w:bottom w:w="80" w:type="dxa"/>
+          <w:end w:w="120" w:type="dxa"/>
+        </w:tblCellMar>
+      </w:tblPr>
+      <w:tblGrid>
+        <w:gridCol w:w="1900"/>
+        <w:gridCol w:w="7460"/>
+      </w:tblGrid>
+      <w:tr>
+        <w:trPr>
+          <w:tblHeader w:val="true"/>
+        </w:trPr>
+        <w:tc>
+          <w:tcPr>
+            <w:tcW w:type="dxa" w:w="1900"/>
+            <w:vAlign w:val="center"/>
+            <w:shd w:fill="E8EEF5"/>
+          </w:tcPr>
+          <w:p>
+            <w:pPr>
+              <w:jc w:val="center"/>
+            </w:pPr>
+            <w:r>
+              <w:rPr>
+                <w:b/>
+                <w:color w:val="0B2545"/>
+              </w:rPr>
+              <w:t>項目</w:t>
+            </w:r>
+          </w:p>
+        </w:tc>
+        <w:tc>
+          <w:tcPr>
+            <w:tcW w:type="dxa" w:w="7460"/>
+            <w:vAlign w:val="center"/>
+            <w:shd w:fill="E8EEF5"/>
+          </w:tcPr>
+          <w:p>
+            <w:pPr>
+              <w:jc w:val="center"/>
+            </w:pPr>
+            <w:r>
+              <w:rPr>
+                <w:b/>
+                <w:color w:val="0B2545"/>
+              </w:rPr>
+              <w:t>仕様</w:t>
+            </w:r>
+          </w:p>
+        </w:tc>
+      </w:tr>
+      <w:tr>
+        <w:tc>
+          <w:tcPr>
+            <w:tcW w:type="dxa" w:w="1900"/>
+          </w:tcPr>
+          <w:p>
+            <w:pPr>
+              <w:spacing w:after="40"/>
+            </w:pPr>
+            <w:r>
+              <w:t>pGen入力</w:t>
+            </w:r>
+          </w:p>
+        </w:tc>
+        <w:tc>
+          <w:tcPr>
+            <w:tcW w:type="dxa" w:w="7460"/>
+          </w:tcPr>
+          <w:p>
+            <w:pPr>
+              <w:spacing w:after="40"/>
+            </w:pPr>
+            <w:r>
+              <w:t>junction_aaのみ。V call, J call, v_identityはpGen計算には直接使わない。</w:t>
+            </w:r>
+          </w:p>
+        </w:tc>
+      </w:tr>
+      <w:tr>
+        <w:tc>
+          <w:tcPr>
+            <w:tcW w:type="dxa" w:w="1900"/>
+          </w:tcPr>
+          <w:p>
+            <w:pPr>
+              <w:spacing w:after="40"/>
+            </w:pPr>
+            <w:r>
+              <w:t>OLGAモデル</w:t>
+            </w:r>
+          </w:p>
+        </w:tc>
+        <w:tc>
+          <w:tcPr>
+            <w:tcW w:type="dxa" w:w="7460"/>
+          </w:tcPr>
+          <w:p>
+            <w:pPr>
+              <w:spacing w:after="40"/>
+            </w:pPr>
+            <w:r>
+              <w:t>human_B_heavy。したがって基本はIGH専用。</w:t>
+            </w:r>
+          </w:p>
+        </w:tc>
+      </w:tr>
+      <w:tr>
+        <w:tc>
+          <w:tcPr>
+            <w:tcW w:type="dxa" w:w="1900"/>
+          </w:tcPr>
+          <w:p>
+            <w:pPr>
+              <w:spacing w:after="40"/>
+            </w:pPr>
+            <w:r>
+              <w:t>内部最適化</w:t>
+            </w:r>
+          </w:p>
+        </w:tc>
+        <w:tc>
+          <w:tcPr>
+            <w:tcW w:type="dxa" w:w="7460"/>
+          </w:tcPr>
+          <w:p>
+            <w:pPr>
+              <w:spacing w:after="40"/>
+            </w:pPr>
+            <w:r>
+              <w:t>同一junction_aaは1回だけpGenを計算し、結果をrow-levelへ戻す。</w:t>
+            </w:r>
+          </w:p>
+        </w:tc>
+      </w:tr>
+      <w:tr>
+        <w:tc>
+          <w:tcPr>
+            <w:tcW w:type="dxa" w:w="1900"/>
+          </w:tcPr>
+          <w:p>
+            <w:pPr>
+              <w:spacing w:after="40"/>
+            </w:pPr>
+            <w:r>
+              <w:t>pGen=0</w:t>
+            </w:r>
+          </w:p>
+        </w:tc>
+        <w:tc>
+          <w:tcPr>
+            <w:tcW w:type="dxa" w:w="7460"/>
+          </w:tcPr>
+          <w:p>
+            <w:pPr>
+              <w:spacing w:after="40"/>
+            </w:pPr>
+            <w:r>
+              <w:t>中間Excel/TSVには残すが、log10が取れないためscatter/KDEから除外。</w:t>
+            </w:r>
+          </w:p>
+        </w:tc>
+      </w:tr>
+      <w:tr>
+        <w:tc>
+          <w:tcPr>
+            <w:tcW w:type="dxa" w:w="1900"/>
+          </w:tcPr>
+          <w:p>
+            <w:pPr>
+              <w:spacing w:after="40"/>
+            </w:pPr>
+            <w:r>
+              <w:t>cache既定</w:t>
+            </w:r>
+          </w:p>
+        </w:tc>
+        <w:tc>
+          <w:tcPr>
+            <w:tcW w:type="dxa" w:w="7460"/>
+          </w:tcPr>
+          <w:p>
+            <w:pPr>
+              <w:spacing w:after="40"/>
+            </w:pPr>
+            <w:r>
+              <w:t>既定では既存cacheを信頼せず全pGen再計算し、成功後に新しいcacheを書き出す。</w:t>
+            </w:r>
+          </w:p>
+        </w:tc>
+      </w:tr>
+    </w:tbl>
+    <w:p/>
+    <w:p>
+      <w:pPr>
+        <w:pStyle w:val="Heading1"/>
+      </w:pPr>
+      <w:r>
+        <w:t>2. 入力フィルタとIGH前提</w:t>
+      </w:r>
+    </w:p>
+    <w:p>
+      <w:r>
+        <w:t>pGen計算そのものはjunction_aaだけで可能だが、OLGA human_B_heavyを使うため、解析対象としてはIGHを想定する。IGK/IGLが混在するTSVでは、locus列がある場合にIGH以外を除外する。空欄locusは保持し、QC summaryに件数を記録する。</w:t>
+      </w:r>
+    </w:p>
+    <w:tbl>
+      <w:tblPr>
+        <w:tblStyle w:val="TableGrid"/>
+        <w:tblW w:type="dxa" w:w="9360"/>
+        <w:tblLayout w:type="fixed"/>
+        <w:tblLook w:firstColumn="1" w:firstRow="1" w:lastColumn="0" w:lastRow="0" w:noHBand="0" w:noVBand="1" w:val="04A0"/>
+        <w:tblInd w:w="120" w:type="dxa"/>
+        <w:tblCellMar>
+          <w:top w:w="80" w:type="dxa"/>
+          <w:start w:w="120" w:type="dxa"/>
+          <w:bottom w:w="80" w:type="dxa"/>
+          <w:end w:w="120" w:type="dxa"/>
+        </w:tblCellMar>
+      </w:tblPr>
+      <w:tblGrid>
+        <w:gridCol w:w="1900"/>
+        <w:gridCol w:w="3100"/>
+        <w:gridCol w:w="4360"/>
+      </w:tblGrid>
+      <w:tr>
+        <w:trPr>
+          <w:tblHeader w:val="true"/>
+        </w:trPr>
+        <w:tc>
+          <w:tcPr>
+            <w:tcW w:type="dxa" w:w="1900"/>
+            <w:vAlign w:val="center"/>
+            <w:shd w:fill="E8EEF5"/>
+          </w:tcPr>
+          <w:p>
+            <w:pPr>
+              <w:jc w:val="center"/>
+            </w:pPr>
+            <w:r>
+              <w:rPr>
+                <w:b/>
+                <w:color w:val="0B2545"/>
+              </w:rPr>
+              <w:t>確認点</w:t>
+            </w:r>
+          </w:p>
+        </w:tc>
+        <w:tc>
+          <w:tcPr>
+            <w:tcW w:type="dxa" w:w="3100"/>
+            <w:vAlign w:val="center"/>
+            <w:shd w:fill="E8EEF5"/>
+          </w:tcPr>
+          <w:p>
+            <w:pPr>
+              <w:jc w:val="center"/>
+            </w:pPr>
+            <w:r>
+              <w:rPr>
+                <w:b/>
+                <w:color w:val="0B2545"/>
+              </w:rPr>
+              <w:t>仕様</w:t>
+            </w:r>
+          </w:p>
+        </w:tc>
+        <w:tc>
+          <w:tcPr>
+            <w:tcW w:type="dxa" w:w="4360"/>
+            <w:vAlign w:val="center"/>
+            <w:shd w:fill="E8EEF5"/>
+          </w:tcPr>
+          <w:p>
+            <w:pPr>
+              <w:jc w:val="center"/>
+            </w:pPr>
+            <w:r>
+              <w:rPr>
+                <w:b/>
+                <w:color w:val="0B2545"/>
+              </w:rPr>
+              <w:t>理由</w:t>
+            </w:r>
+          </w:p>
+        </w:tc>
+      </w:tr>
+      <w:tr>
+        <w:tc>
+          <w:tcPr>
+            <w:tcW w:type="dxa" w:w="1900"/>
+          </w:tcPr>
+          <w:p>
+            <w:pPr>
+              <w:spacing w:after="40"/>
+            </w:pPr>
+            <w:r>
+              <w:t>junction_aa正常性</w:t>
+            </w:r>
+          </w:p>
+        </w:tc>
+        <w:tc>
+          <w:tcPr>
+            <w:tcW w:type="dxa" w:w="3100"/>
+          </w:tcPr>
+          <w:p>
+            <w:pPr>
+              <w:spacing w:after="40"/>
+            </w:pPr>
+            <w:r>
+              <w:t>空でなく、*やXを含まない英字。</w:t>
+            </w:r>
+          </w:p>
+        </w:tc>
+        <w:tc>
+          <w:tcPr>
+            <w:tcW w:type="dxa" w:w="4360"/>
+          </w:tcPr>
+          <w:p>
+            <w:pPr>
+              <w:spacing w:after="40"/>
+            </w:pPr>
+            <w:r>
+              <w:t>OLGAのAA CDR3入力として不適な配列を除外。</w:t>
+            </w:r>
+          </w:p>
+        </w:tc>
+      </w:tr>
+      <w:tr>
+        <w:tc>
+          <w:tcPr>
+            <w:tcW w:type="dxa" w:w="1900"/>
+          </w:tcPr>
+          <w:p>
+            <w:pPr>
+              <w:spacing w:after="40"/>
+            </w:pPr>
+            <w:r>
+              <w:t>junction nt正常性</w:t>
+            </w:r>
+          </w:p>
+        </w:tc>
+        <w:tc>
+          <w:tcPr>
+            <w:tcW w:type="dxa" w:w="3100"/>
+          </w:tcPr>
+          <w:p>
+            <w:pPr>
+              <w:spacing w:after="40"/>
+            </w:pPr>
+            <w:r>
+              <w:t>A/C/G/Tのみ。</w:t>
+            </w:r>
+          </w:p>
+        </w:tc>
+        <w:tc>
+          <w:tcPr>
+            <w:tcW w:type="dxa" w:w="4360"/>
+          </w:tcPr>
+          <w:p>
+            <w:pPr>
+              <w:spacing w:after="40"/>
+            </w:pPr>
+            <w:r>
+              <w:t>Beta1互換点表とSHM集計の整合性を保つ。</w:t>
+            </w:r>
+          </w:p>
+        </w:tc>
+      </w:tr>
+      <w:tr>
+        <w:tc>
+          <w:tcPr>
+            <w:tcW w:type="dxa" w:w="1900"/>
+          </w:tcPr>
+          <w:p>
+            <w:pPr>
+              <w:spacing w:after="40"/>
+            </w:pPr>
+            <w:r>
+              <w:t>productive / in-frame</w:t>
+            </w:r>
+          </w:p>
+        </w:tc>
+        <w:tc>
+          <w:tcPr>
+            <w:tcW w:type="dxa" w:w="3100"/>
+          </w:tcPr>
+          <w:p>
+            <w:pPr>
+              <w:spacing w:after="40"/>
+            </w:pPr>
+            <w:r>
+              <w:t>productive T、vj_in_frame T、stop_codon Fを採用。</w:t>
+            </w:r>
+          </w:p>
+        </w:tc>
+        <w:tc>
+          <w:tcPr>
+            <w:tcW w:type="dxa" w:w="4360"/>
+          </w:tcPr>
+          <w:p>
+            <w:pPr>
+              <w:spacing w:after="40"/>
+            </w:pPr>
+            <w:r>
+              <w:t>非機能的・異常配列の混入を減らす。</w:t>
+            </w:r>
+          </w:p>
+        </w:tc>
+      </w:tr>
+      <w:tr>
+        <w:tc>
+          <w:tcPr>
+            <w:tcW w:type="dxa" w:w="1900"/>
+          </w:tcPr>
+          <w:p>
+            <w:pPr>
+              <w:spacing w:after="40"/>
+            </w:pPr>
+            <w:r>
+              <w:t>locus</w:t>
+            </w:r>
+          </w:p>
+        </w:tc>
+        <w:tc>
+          <w:tcPr>
+            <w:tcW w:type="dxa" w:w="3100"/>
+          </w:tcPr>
+          <w:p>
+            <w:pPr>
+              <w:spacing w:after="40"/>
+            </w:pPr>
+            <w:r>
+              <w:t>IGHを保持、IGK/IGLは除外。</w:t>
+            </w:r>
+          </w:p>
+        </w:tc>
+        <w:tc>
+          <w:tcPr>
+            <w:tcW w:type="dxa" w:w="4360"/>
+          </w:tcPr>
+          <w:p>
+            <w:pPr>
+              <w:spacing w:after="40"/>
+            </w:pPr>
+            <w:r>
+              <w:t>human_B_heavyモデルとの整合性。</w:t>
+            </w:r>
+          </w:p>
+        </w:tc>
+      </w:tr>
+    </w:tbl>
+    <w:p/>
+    <w:p>
+      <w:pPr>
+        <w:pStyle w:val="Heading1"/>
+      </w:pPr>
+      <w:r>
+        <w:t>3. pGen計算手順</w:t>
+      </w:r>
+    </w:p>
+    <w:p>
+      <w:pPr>
+        <w:pStyle w:val="ListNumber"/>
+        <w:spacing w:after="80" w:line="300" w:lineRule="auto"/>
+        <w:ind w:left="540" w:hanging="271"/>
+      </w:pPr>
+      <w:r>
+        <w:t>採用AIRR行からjunction_aaを抽出する。</w:t>
+      </w:r>
+    </w:p>
+    <w:p>
+      <w:pPr>
+        <w:pStyle w:val="ListNumber"/>
+        <w:spacing w:after="80" w:line="300" w:lineRule="auto"/>
+        <w:ind w:left="540" w:hanging="271"/>
+      </w:pPr>
+      <w:r>
+        <w:t>unique junction_aaのリストを作成する。</w:t>
+      </w:r>
+    </w:p>
+    <w:p>
+      <w:pPr>
+        <w:pStyle w:val="ListNumber"/>
+        <w:spacing w:after="80" w:line="300" w:lineRule="auto"/>
+        <w:ind w:left="540" w:hanging="271"/>
+      </w:pPr>
+      <w:r>
+        <w:t>OLGA human_B_heavyのcompute_aa_CDR3_pgen相当処理で各AA CDR3のpGenを計算する。</w:t>
+      </w:r>
+    </w:p>
+    <w:p>
+      <w:pPr>
+        <w:pStyle w:val="ListNumber"/>
+        <w:spacing w:after="80" w:line="300" w:lineRule="auto"/>
+        <w:ind w:left="540" w:hanging="271"/>
+      </w:pPr>
+      <w:r>
+        <w:t>計算済みpGenをrow-level各行へ戻し、pgenとlog10_pgenを付与する。</w:t>
+      </w:r>
+    </w:p>
+    <w:p>
+      <w:pPr>
+        <w:pStyle w:val="ListNumber"/>
+        <w:spacing w:after="80" w:line="300" w:lineRule="auto"/>
+        <w:ind w:left="540" w:hanging="271"/>
+      </w:pPr>
+      <w:r>
+        <w:t>pGen bins、pGen cache、pGen-SHM用中間表へ出力する。</w:t>
+      </w:r>
+    </w:p>
+    <w:tbl>
+      <w:tblPr>
+        <w:tblStyle w:val="TableGrid"/>
+        <w:tblW w:type="dxa" w:w="9360"/>
+        <w:tblLayout w:type="fixed"/>
+        <w:tblLook w:firstColumn="1" w:firstRow="1" w:lastColumn="0" w:lastRow="0" w:noHBand="0" w:noVBand="1" w:val="04A0"/>
+        <w:tblInd w:w="120" w:type="dxa"/>
+        <w:tblCellMar>
+          <w:top w:w="80" w:type="dxa"/>
+          <w:start w:w="120" w:type="dxa"/>
+          <w:bottom w:w="80" w:type="dxa"/>
+          <w:end w:w="120" w:type="dxa"/>
+        </w:tblCellMar>
+      </w:tblPr>
+      <w:tblGrid>
+        <w:gridCol w:w="9360"/>
+      </w:tblGrid>
+      <w:tr>
+        <w:tc>
+          <w:tcPr>
+            <w:tcW w:type="dxa" w:w="9360"/>
+            <w:vAlign w:val="center"/>
+            <w:shd w:fill="F4F6F9"/>
+          </w:tcPr>
+          <w:p>
+            <w:pPr>
+              <w:spacing w:after="60"/>
+            </w:pPr>
+            <w:r>
+              <w:rPr>
+                <w:b/>
+                <w:color w:val="1F4D78"/>
+              </w:rPr>
+              <w:t>V callについて</w:t>
+            </w:r>
+            <w:r>
+              <w:t xml:space="preserve">  pGenはjunction_aaから計算するため、V callやJ callは計算入力ではない。ただし、生物学的な解釈や疑わしい群の確認では参考列として保持する。</w:t>
+            </w:r>
+          </w:p>
+        </w:tc>
+      </w:tr>
+    </w:tbl>
+    <w:p/>
+    <w:p>
+      <w:pPr>
+        <w:pStyle w:val="Heading1"/>
+      </w:pPr>
+      <w:r>
+        <w:t>4. cacheと並列化</w:t>
+      </w:r>
+    </w:p>
+    <w:tbl>
+      <w:tblPr>
+        <w:tblStyle w:val="TableGrid"/>
+        <w:tblW w:type="dxa" w:w="9360"/>
+        <w:tblLayout w:type="fixed"/>
+        <w:tblLook w:firstColumn="1" w:firstRow="1" w:lastColumn="0" w:lastRow="0" w:noHBand="0" w:noVBand="1" w:val="04A0"/>
+        <w:tblInd w:w="120" w:type="dxa"/>
+        <w:tblCellMar>
+          <w:top w:w="80" w:type="dxa"/>
+          <w:start w:w="120" w:type="dxa"/>
+          <w:bottom w:w="80" w:type="dxa"/>
+          <w:end w:w="120" w:type="dxa"/>
+        </w:tblCellMar>
+      </w:tblPr>
+      <w:tblGrid>
+        <w:gridCol w:w="1700"/>
+        <w:gridCol w:w="4300"/>
+        <w:gridCol w:w="3360"/>
+      </w:tblGrid>
+      <w:tr>
+        <w:trPr>
+          <w:tblHeader w:val="true"/>
+        </w:trPr>
+        <w:tc>
+          <w:tcPr>
+            <w:tcW w:type="dxa" w:w="1700"/>
+            <w:vAlign w:val="center"/>
+            <w:shd w:fill="E8EEF5"/>
+          </w:tcPr>
+          <w:p>
+            <w:pPr>
+              <w:jc w:val="center"/>
+            </w:pPr>
+            <w:r>
+              <w:rPr>
+                <w:b/>
+                <w:color w:val="0B2545"/>
+              </w:rPr>
+              <w:t>項目</w:t>
+            </w:r>
+          </w:p>
+        </w:tc>
+        <w:tc>
+          <w:tcPr>
+            <w:tcW w:type="dxa" w:w="4300"/>
+            <w:vAlign w:val="center"/>
+            <w:shd w:fill="E8EEF5"/>
+          </w:tcPr>
+          <w:p>
+            <w:pPr>
+              <w:jc w:val="center"/>
+            </w:pPr>
+            <w:r>
+              <w:rPr>
+                <w:b/>
+                <w:color w:val="0B2545"/>
+              </w:rPr>
+              <w:t>現在の仕様</w:t>
+            </w:r>
+          </w:p>
+        </w:tc>
+        <w:tc>
+          <w:tcPr>
+            <w:tcW w:type="dxa" w:w="3360"/>
+            <w:vAlign w:val="center"/>
+            <w:shd w:fill="E8EEF5"/>
+          </w:tcPr>
+          <w:p>
+            <w:pPr>
+              <w:jc w:val="center"/>
+            </w:pPr>
+            <w:r>
+              <w:rPr>
+                <w:b/>
+                <w:color w:val="0B2545"/>
+              </w:rPr>
+              <w:t>議論点</w:t>
+            </w:r>
+          </w:p>
+        </w:tc>
+      </w:tr>
+      <w:tr>
+        <w:tc>
+          <w:tcPr>
+            <w:tcW w:type="dxa" w:w="1700"/>
+          </w:tcPr>
+          <w:p>
+            <w:pPr>
+              <w:spacing w:after="40"/>
+            </w:pPr>
+            <w:r>
+              <w:t>cache</w:t>
+            </w:r>
+          </w:p>
+        </w:tc>
+        <w:tc>
+          <w:tcPr>
+            <w:tcW w:type="dxa" w:w="4300"/>
+          </w:tcPr>
+          <w:p>
+            <w:pPr>
+              <w:spacing w:after="40"/>
+            </w:pPr>
+            <w:r>
+              <w:t>既定はRecalculate all pGen ON。既存cacheを読まず、成功後に新規cacheを書き出す。</w:t>
+            </w:r>
+          </w:p>
+        </w:tc>
+        <w:tc>
+          <w:tcPr>
+            <w:tcW w:type="dxa" w:w="3360"/>
+          </w:tcPr>
+          <w:p>
+            <w:pPr>
+              <w:spacing w:after="40"/>
+            </w:pPr>
+            <w:r>
+              <w:t>古い誤計算を引き継がない安全側の設計。速度は低下する。</w:t>
+            </w:r>
+          </w:p>
+        </w:tc>
+      </w:tr>
+      <w:tr>
+        <w:tc>
+          <w:tcPr>
+            <w:tcW w:type="dxa" w:w="1700"/>
+          </w:tcPr>
+          <w:p>
+            <w:pPr>
+              <w:spacing w:after="40"/>
+            </w:pPr>
+            <w:r>
+              <w:t>use existing cache</w:t>
+            </w:r>
+          </w:p>
+        </w:tc>
+        <w:tc>
+          <w:tcPr>
+            <w:tcW w:type="dxa" w:w="4300"/>
+          </w:tcPr>
+          <w:p>
+            <w:pPr>
+              <w:spacing w:after="40"/>
+            </w:pPr>
+            <w:r>
+              <w:t>CLIでは--use-pgen-cache、GUIでは設定変更により既存cache利用が可能。</w:t>
+            </w:r>
+          </w:p>
+        </w:tc>
+        <w:tc>
+          <w:tcPr>
+            <w:tcW w:type="dxa" w:w="3360"/>
+          </w:tcPr>
+          <w:p>
+            <w:pPr>
+              <w:spacing w:after="40"/>
+            </w:pPr>
+            <w:r>
+              <w:t>再現性と速度を優先する場面でのみ使用。</w:t>
+            </w:r>
+          </w:p>
+        </w:tc>
+      </w:tr>
+      <w:tr>
+        <w:tc>
+          <w:tcPr>
+            <w:tcW w:type="dxa" w:w="1700"/>
+          </w:tcPr>
+          <w:p>
+            <w:pPr>
+              <w:spacing w:after="40"/>
+            </w:pPr>
+            <w:r>
+              <w:t>pGen workers</w:t>
+            </w:r>
+          </w:p>
+        </w:tc>
+        <w:tc>
+          <w:tcPr>
+            <w:tcW w:type="dxa" w:w="4300"/>
+          </w:tcPr>
+          <w:p>
+            <w:pPr>
+              <w:spacing w:after="40"/>
+            </w:pPr>
+            <w:r>
+              <w:t>既定6。10では環境によって終了時に不安定だったため6を推奨。</w:t>
+            </w:r>
+          </w:p>
+        </w:tc>
+        <w:tc>
+          <w:tcPr>
+            <w:tcW w:type="dxa" w:w="3360"/>
+          </w:tcPr>
+          <w:p>
+            <w:pPr>
+              <w:spacing w:after="40"/>
+            </w:pPr>
+            <w:r>
+              <w:t>専用解析PCでは増やせる可能性はあるが、通常作業と併用するなら6以下が安全。</w:t>
+            </w:r>
+          </w:p>
+        </w:tc>
+      </w:tr>
+      <w:tr>
+        <w:tc>
+          <w:tcPr>
+            <w:tcW w:type="dxa" w:w="1700"/>
+          </w:tcPr>
+          <w:p>
+            <w:pPr>
+              <w:spacing w:after="40"/>
+            </w:pPr>
+            <w:r>
+              <w:t>ProcessPool</w:t>
+            </w:r>
+          </w:p>
+        </w:tc>
+        <w:tc>
+          <w:tcPr>
+            <w:tcW w:type="dxa" w:w="4300"/>
+          </w:tcPr>
+          <w:p>
+            <w:pPr>
+              <w:spacing w:after="40"/>
+            </w:pPr>
+            <w:r>
+              <w:t>並列ワーカーでOLGAモデルを初期化し、AA CDR3ごとに計算。</w:t>
+            </w:r>
+          </w:p>
+        </w:tc>
+        <w:tc>
+          <w:tcPr>
+            <w:tcW w:type="dxa" w:w="3360"/>
+          </w:tcPr>
+          <w:p>
+            <w:pPr>
+              <w:spacing w:after="40"/>
+            </w:pPr>
+            <w:r>
+              <w:t>初期化コストはあるがunique AA数が多いと有効。</w:t>
+            </w:r>
+          </w:p>
+        </w:tc>
+      </w:tr>
+    </w:tbl>
+    <w:p/>
+    <w:p>
+      <w:pPr>
+        <w:pStyle w:val="Heading1"/>
+      </w:pPr>
+      <w:r>
+        <w:t>5. pGen binsの解釈</w:t>
+      </w:r>
+    </w:p>
+    <w:tbl>
+      <w:tblPr>
+        <w:tblStyle w:val="TableGrid"/>
+        <w:tblW w:type="dxa" w:w="9360"/>
+        <w:tblLayout w:type="fixed"/>
+        <w:tblLook w:firstColumn="1" w:firstRow="1" w:lastColumn="0" w:lastRow="0" w:noHBand="0" w:noVBand="1" w:val="04A0"/>
+        <w:tblInd w:w="120" w:type="dxa"/>
+        <w:tblCellMar>
+          <w:top w:w="80" w:type="dxa"/>
+          <w:start w:w="120" w:type="dxa"/>
+          <w:bottom w:w="80" w:type="dxa"/>
+          <w:end w:w="120" w:type="dxa"/>
+        </w:tblCellMar>
+      </w:tblPr>
+      <w:tblGrid>
+        <w:gridCol w:w="2600"/>
+        <w:gridCol w:w="3600"/>
+        <w:gridCol w:w="3160"/>
+      </w:tblGrid>
+      <w:tr>
+        <w:trPr>
+          <w:tblHeader w:val="true"/>
+        </w:trPr>
+        <w:tc>
+          <w:tcPr>
+            <w:tcW w:type="dxa" w:w="2600"/>
+            <w:vAlign w:val="center"/>
+            <w:shd w:fill="E8EEF5"/>
+          </w:tcPr>
+          <w:p>
+            <w:pPr>
+              <w:jc w:val="center"/>
+            </w:pPr>
+            <w:r>
+              <w:rPr>
+                <w:b/>
+                <w:color w:val="0B2545"/>
+              </w:rPr>
+              <w:t>出力</w:t>
+            </w:r>
+          </w:p>
+        </w:tc>
+        <w:tc>
+          <w:tcPr>
+            <w:tcW w:type="dxa" w:w="3600"/>
+            <w:vAlign w:val="center"/>
+            <w:shd w:fill="E8EEF5"/>
+          </w:tcPr>
+          <w:p>
+            <w:pPr>
+              <w:jc w:val="center"/>
+            </w:pPr>
+            <w:r>
+              <w:rPr>
+                <w:b/>
+                <w:color w:val="0B2545"/>
+              </w:rPr>
+              <w:t>意味</w:t>
+            </w:r>
+          </w:p>
+        </w:tc>
+        <w:tc>
+          <w:tcPr>
+            <w:tcW w:type="dxa" w:w="3160"/>
+            <w:vAlign w:val="center"/>
+            <w:shd w:fill="E8EEF5"/>
+          </w:tcPr>
+          <w:p>
+            <w:pPr>
+              <w:jc w:val="center"/>
+            </w:pPr>
+            <w:r>
+              <w:rPr>
+                <w:b/>
+                <w:color w:val="0B2545"/>
+              </w:rPr>
+              <w:t>使い方</w:t>
+            </w:r>
+          </w:p>
+        </w:tc>
+      </w:tr>
+      <w:tr>
+        <w:tc>
+          <w:tcPr>
+            <w:tcW w:type="dxa" w:w="2600"/>
+          </w:tcPr>
+          <w:p>
+            <w:pPr>
+              <w:spacing w:after="40"/>
+            </w:pPr>
+            <w:r>
+              <w:t>pgen_bins_unique.png</w:t>
+            </w:r>
+          </w:p>
+        </w:tc>
+        <w:tc>
+          <w:tcPr>
+            <w:tcW w:type="dxa" w:w="3600"/>
+          </w:tcPr>
+          <w:p>
+            <w:pPr>
+              <w:spacing w:after="40"/>
+            </w:pPr>
+            <w:r>
+              <w:t>unique junction_aaを1つずつ数える。</w:t>
+            </w:r>
+          </w:p>
+        </w:tc>
+        <w:tc>
+          <w:tcPr>
+            <w:tcW w:type="dxa" w:w="3160"/>
+          </w:tcPr>
+          <w:p>
+            <w:pPr>
+              <w:spacing w:after="40"/>
+            </w:pPr>
+            <w:r>
+              <w:t>CDR3 AA多様性寄りの分布を見る。</w:t>
+            </w:r>
+          </w:p>
+        </w:tc>
+      </w:tr>
+      <w:tr>
+        <w:tc>
+          <w:tcPr>
+            <w:tcW w:type="dxa" w:w="2600"/>
+          </w:tcPr>
+          <w:p>
+            <w:pPr>
+              <w:spacing w:after="40"/>
+            </w:pPr>
+            <w:r>
+              <w:t>pgen_bins_weighted.png</w:t>
+            </w:r>
+          </w:p>
+        </w:tc>
+        <w:tc>
+          <w:tcPr>
+            <w:tcW w:type="dxa" w:w="3600"/>
+          </w:tcPr>
+          <w:p>
+            <w:pPr>
+              <w:spacing w:after="40"/>
+            </w:pPr>
+            <w:r>
+              <w:t>同じjunction_aaの出現row数、またはduplicate_countで重み付け。</w:t>
+            </w:r>
+          </w:p>
+        </w:tc>
+        <w:tc>
+          <w:tcPr>
+            <w:tcW w:type="dxa" w:w="3160"/>
+          </w:tcPr>
+          <w:p>
+            <w:pPr>
+              <w:spacing w:after="40"/>
+            </w:pPr>
+            <w:r>
+              <w:t>観測read量・頻度寄りの分布を見る。</w:t>
+            </w:r>
+          </w:p>
+        </w:tc>
+      </w:tr>
+      <w:tr>
+        <w:tc>
+          <w:tcPr>
+            <w:tcW w:type="dxa" w:w="2600"/>
+          </w:tcPr>
+          <w:p>
+            <w:pPr>
+              <w:spacing w:after="40"/>
+            </w:pPr>
+            <w:r>
+              <w:t>pgen_bins.tsv</w:t>
+            </w:r>
+          </w:p>
+        </w:tc>
+        <w:tc>
+          <w:tcPr>
+            <w:tcW w:type="dxa" w:w="3600"/>
+          </w:tcPr>
+          <w:p>
+            <w:pPr>
+              <w:spacing w:after="40"/>
+            </w:pPr>
+            <w:r>
+              <w:t>各binのunique countとweighted countを保存。</w:t>
+            </w:r>
+          </w:p>
+        </w:tc>
+        <w:tc>
+          <w:tcPr>
+            <w:tcW w:type="dxa" w:w="3160"/>
+          </w:tcPr>
+          <w:p>
+            <w:pPr>
+              <w:spacing w:after="40"/>
+            </w:pPr>
+            <w:r>
+              <w:t>図ではなく数値で比較するときに使う。</w:t>
+            </w:r>
+          </w:p>
+        </w:tc>
+      </w:tr>
+    </w:tbl>
+    <w:p/>
+    <w:p>
+      <w:pPr>
+        <w:pStyle w:val="Heading1"/>
+      </w:pPr>
+      <w:r>
+        <w:t>6. 議論点と今後の確認事項</w:t>
       </w:r>
     </w:p>
     <w:p>
       <w:pPr>
         <w:pStyle w:val="ListBullet"/>
+        <w:spacing w:after="80" w:line="300" w:lineRule="auto"/>
+        <w:ind w:left="540" w:hanging="271"/>
       </w:pPr>
       <w:r>
-        <w:t>OLGA human_B_heavyを使うため、基本はIGH専用のpGenである。</w:t>
+        <w:t>pGenはjunction_aaのみから計算するため、SHMやV gene選択の情報は含まない。pGen-SHM plotで初めて両者を並べて観察する。</w:t>
       </w:r>
     </w:p>
     <w:p>
       <w:pPr>
         <w:pStyle w:val="ListBullet"/>
+        <w:spacing w:after="80" w:line="300" w:lineRule="auto"/>
+        <w:ind w:left="540" w:hanging="271"/>
       </w:pPr>
       <w:r>
-        <w:t>IGK/IGLが混在するTSVはlocusフィルタまたは事前分離が必要である。</w:t>
+        <w:t>pGen=0は必ず中間表に残す。log10 plotでは除外するが、除外件数はrun_logに記録する。</w:t>
       </w:r>
     </w:p>
     <w:p>
       <w:pPr>
         <w:pStyle w:val="ListBullet"/>
+        <w:spacing w:after="80" w:line="300" w:lineRule="auto"/>
+        <w:ind w:left="540" w:hanging="271"/>
       </w:pPr>
       <w:r>
-        <w:t>同じjunction_aaを持つ複数sequence_idではpGenは同じになるが、SHMは各行のv_identityにより異なり得る。</w:t>
-      </w:r>
-    </w:p>
-    <w:p>
-      <w:pPr>
-        <w:pStyle w:val="Heading1"/>
-      </w:pPr>
-      <w:r>
-        <w:t>7. cache方針と並列計算</w:t>
+        <w:t>cacheは安全性を優先して既定では再計算。速度が問題になる場合のみ、入力・OLGA version・cacheの対応を確認して再利用する。</w:t>
       </w:r>
     </w:p>
     <w:p>
       <w:pPr>
         <w:pStyle w:val="ListBullet"/>
+        <w:spacing w:after="80" w:line="300" w:lineRule="auto"/>
+        <w:ind w:left="540" w:hanging="271"/>
       </w:pPr>
       <w:r>
-        <w:t>GUIの Recalculate all pGen (ignore existing cache) はデフォルトONとする。この場合、既存のpgen_cache.tsvは読み込まず、毎回OLGAで全unique junction_aaのpGenを再計算する。</w:t>
-      </w:r>
-    </w:p>
-    <w:p>
-      <w:pPr>
-        <w:pStyle w:val="ListBullet"/>
-      </w:pPr>
-      <w:r>
-        <w:t>全再計算が正常終了した後、pgen_cache.tsvを新しい計算結果で置き換える。計算途中の失敗では既存cacheを前提に解析を進めない。</w:t>
-      </w:r>
-    </w:p>
-    <w:p>
-      <w:pPr>
-        <w:pStyle w:val="ListBullet"/>
-      </w:pPr>
-      <w:r>
-        <w:t>既存cacheを利用したい場合のみ、Recalculate all pGenのチェックを外す。CLIでは --use-pgen-cache を指定した場合のみ既存cacheを利用する。</w:t>
-      </w:r>
-    </w:p>
-    <w:p>
-      <w:pPr>
-        <w:pStyle w:val="ListBullet"/>
-      </w:pPr>
-      <w:r>
-        <w:t>pGen workers はOLGA pGen計算の並列プロセス数である。通常作業をしながら使う場合は6を推奨し、PCを解析専用にできる場合だけ増やす。</w:t>
-      </w:r>
-    </w:p>
-    <w:p>
-      <w:pPr>
-        <w:pStyle w:val="ListBullet"/>
-      </w:pPr>
-      <w:r>
-        <w:t>workersを増やすとpGen計算は速くなり得るが、CPU使用率、発熱、他アプリの応答性に影響する。</w:t>
+        <w:t>IGH以外の混在はpGenの意味を損なうため、QC summaryのdrop_non_IGH_locusを確認する。</w:t>
       </w:r>
     </w:p>
     <w:sectPr>
+      <w:footerReference w:type="default" r:id="rId9"/>
       <w:pgSz w:w="12240" w:h="15840"/>
-      <w:pgMar w:top="1440" w:right="1800" w:bottom="1440" w:left="1800" w:header="720" w:footer="720" w:gutter="0"/>
+      <w:pgMar w:top="1440" w:right="1440" w:bottom="1440" w:left="1440" w:header="708" w:footer="708" w:gutter="0"/>
       <w:cols w:space="720"/>
       <w:docGrid w:linePitch="360"/>
     </w:sectPr>
   </w:body>
 </w:document>
+</file>
+
+<file path=word/footer1.xml><?xml version="1.0" encoding="utf-8"?>
+<w:ftr xmlns:m="http://schemas.openxmlformats.org/officeDocument/2006/math" xmlns:mc="http://schemas.openxmlformats.org/markup-compatibility/2006" xmlns:mo="http://schemas.microsoft.com/office/mac/office/2008/main" xmlns:mv="urn:schemas-microsoft-com:mac:vml" xmlns:o="urn:schemas-microsoft-com:office:office" xmlns:r="http://schemas.openxmlformats.org/officeDocument/2006/relationships" xmlns:v="urn:schemas-microsoft-com:vml" xmlns:w10="urn:schemas-microsoft-com:office:word" xmlns:w14="http://schemas.microsoft.com/office/word/2010/wordml" xmlns:w="http://schemas.openxmlformats.org/wordprocessingml/2006/main" xmlns:wne="http://schemas.microsoft.com/office/word/2006/wordml" xmlns:wp14="http://schemas.microsoft.com/office/word/2010/wordprocessingDrawing" xmlns:wp="http://schemas.openxmlformats.org/drawingml/2006/wordprocessingDrawing" xmlns:wpc="http://schemas.microsoft.com/office/word/2010/wordprocessingCanvas" xmlns:wpg="http://schemas.microsoft.com/office/word/2010/wordprocessingGroup" xmlns:wpi="http://schemas.microsoft.com/office/word/2010/wordprocessingInk" xmlns:wps="http://schemas.microsoft.com/office/word/2010/wordprocessingShape" mc:Ignorable="w14 wp14">
+  <w:p>
+    <w:pPr>
+      <w:pStyle w:val="Footer"/>
+      <w:jc w:val="right"/>
+    </w:pPr>
+    <w:r>
+      <w:rPr>
+        <w:color w:val="555555"/>
+        <w:sz w:val="16"/>
+      </w:rPr>
+      <w:t>pGen specification / OLGA human_B_heavy handoff</w:t>
+    </w:r>
+  </w:p>
+</w:ftr>
 </file>
 
 <file path=word/numbering.xml><?xml version="1.0" encoding="utf-8"?>
@@ -829,9 +1558,12 @@
     <w:name w:val="Normal"/>
     <w:qFormat/>
     <w:rsid w:val="00FC693F"/>
+    <w:pPr>
+      <w:spacing w:after="120" w:line="300" w:lineRule="auto"/>
+    </w:pPr>
     <w:rPr>
-      <w:rFonts w:ascii="Yu Gothic" w:hAnsi="Yu Gothic"/>
-      <w:sz w:val="21"/>
+      <w:rFonts w:ascii="Calibri" w:hAnsi="Calibri"/>
+      <w:sz w:val="22"/>
     </w:rPr>
   </w:style>
   <w:style w:type="paragraph" w:styleId="Header">
@@ -889,15 +1621,15 @@
     <w:pPr>
       <w:keepNext/>
       <w:keepLines/>
-      <w:spacing w:before="480" w:after="0"/>
+      <w:spacing w:before="360" w:after="200"/>
       <w:outlineLvl w:val="0"/>
     </w:pPr>
     <w:rPr>
-      <w:rFonts w:asciiTheme="majorHAnsi" w:eastAsiaTheme="majorEastAsia" w:hAnsiTheme="majorHAnsi" w:cstheme="majorBidi" w:ascii="Yu Gothic" w:hAnsi="Yu Gothic"/>
+      <w:rFonts w:asciiTheme="majorHAnsi" w:eastAsiaTheme="majorEastAsia" w:hAnsiTheme="majorHAnsi" w:cstheme="majorBidi" w:ascii="Calibri" w:hAnsi="Calibri"/>
       <w:b/>
       <w:bCs/>
-      <w:color w:val="365F91" w:themeColor="accent1" w:themeShade="BF"/>
-      <w:sz w:val="28"/>
+      <w:color w:val="2E74B5"/>
+      <w:sz w:val="32"/>
       <w:szCs w:val="28"/>
     </w:rPr>
   </w:style>
@@ -913,14 +1645,14 @@
     <w:pPr>
       <w:keepNext/>
       <w:keepLines/>
-      <w:spacing w:before="200" w:after="0"/>
+      <w:spacing w:before="280" w:after="140"/>
       <w:outlineLvl w:val="1"/>
     </w:pPr>
     <w:rPr>
-      <w:rFonts w:asciiTheme="majorHAnsi" w:eastAsiaTheme="majorEastAsia" w:hAnsiTheme="majorHAnsi" w:cstheme="majorBidi" w:ascii="Yu Gothic" w:hAnsi="Yu Gothic"/>
+      <w:rFonts w:asciiTheme="majorHAnsi" w:eastAsiaTheme="majorEastAsia" w:hAnsiTheme="majorHAnsi" w:cstheme="majorBidi" w:ascii="Calibri" w:hAnsi="Calibri"/>
       <w:b/>
       <w:bCs/>
-      <w:color w:val="4F81BD" w:themeColor="accent1"/>
+      <w:color w:val="2E74B5"/>
       <w:sz w:val="26"/>
       <w:szCs w:val="26"/>
     </w:rPr>
@@ -937,14 +1669,15 @@
     <w:pPr>
       <w:keepNext/>
       <w:keepLines/>
-      <w:spacing w:before="200" w:after="0"/>
+      <w:spacing w:before="200" w:after="100"/>
       <w:outlineLvl w:val="2"/>
     </w:pPr>
     <w:rPr>
-      <w:rFonts w:asciiTheme="majorHAnsi" w:eastAsiaTheme="majorEastAsia" w:hAnsiTheme="majorHAnsi" w:cstheme="majorBidi" w:ascii="Yu Gothic" w:hAnsi="Yu Gothic"/>
+      <w:rFonts w:asciiTheme="majorHAnsi" w:eastAsiaTheme="majorEastAsia" w:hAnsiTheme="majorHAnsi" w:cstheme="majorBidi" w:ascii="Calibri" w:hAnsi="Calibri"/>
       <w:b/>
       <w:bCs/>
-      <w:color w:val="4F81BD" w:themeColor="accent1"/>
+      <w:color w:val="1F4D78"/>
+      <w:sz w:val="24"/>
     </w:rPr>
   </w:style>
   <w:style w:type="paragraph" w:styleId="Heading4">

--- a/TSVからpGenデータ作成仕様書_20260607.docx
+++ b/TSVからpGenデータ作成仕様書_20260607.docx
@@ -4,13 +4,13 @@
   <w:body>
     <w:p>
       <w:pPr>
-        <w:spacing w:after="80"/>
+        <w:spacing w:after="60"/>
       </w:pPr>
       <w:r>
         <w:rPr>
-          <w:rFonts w:ascii="Calibri" w:hAnsi="Calibri"/>
+          <w:rFonts w:ascii="Yu Gothic" w:hAnsi="Yu Gothic" w:eastAsia="Yu Gothic"/>
           <w:b/>
-          <w:color w:val="0B2545"/>
+          <w:color w:val="000000"/>
           <w:sz w:val="40"/>
         </w:rPr>
         <w:t>TSVからpGenデータ作成仕様書</w:t>
@@ -18,28 +18,29 @@
     </w:p>
     <w:p>
       <w:pPr>
-        <w:spacing w:after="240"/>
+        <w:spacing w:after="200"/>
       </w:pPr>
       <w:r>
         <w:rPr>
-          <w:rFonts w:ascii="Calibri" w:hAnsi="Calibri"/>
+          <w:rFonts w:ascii="Yu Gothic" w:hAnsi="Yu Gothic" w:eastAsia="Yu Gothic"/>
           <w:color w:val="555555"/>
           <w:sz w:val="20"/>
         </w:rPr>
-        <w:t>対象: IgBLAST AIRR outfmt 19 TSV / 更新日: 2026-06-08 / 目的: OLGA pGen計算の引継ぎ</w:t>
+        <w:t>対象: IgBLAST AIRR outfmt 19 TSV / 更新日: 2026-06-09 / 目的: OLGA pGen計算の再現</w:t>
       </w:r>
     </w:p>
     <w:tbl>
       <w:tblPr>
         <w:tblStyle w:val="TableGrid"/>
         <w:tblW w:type="dxa" w:w="9360"/>
+        <w:jc w:val="left"/>
         <w:tblLayout w:type="fixed"/>
         <w:tblLook w:firstColumn="1" w:firstRow="1" w:lastColumn="0" w:lastRow="0" w:noHBand="0" w:noVBand="1" w:val="04A0"/>
         <w:tblInd w:w="120" w:type="dxa"/>
         <w:tblCellMar>
           <w:top w:w="80" w:type="dxa"/>
+          <w:bottom w:w="80" w:type="dxa"/>
           <w:start w:w="120" w:type="dxa"/>
-          <w:bottom w:w="80" w:type="dxa"/>
           <w:end w:w="120" w:type="dxa"/>
         </w:tblCellMar>
       </w:tblPr>
@@ -55,17 +56,283 @@
           </w:tcPr>
           <w:p>
             <w:pPr>
-              <w:spacing w:after="60"/>
+              <w:spacing w:after="0"/>
             </w:pPr>
+            <w:r/>
             <w:r>
               <w:rPr>
+                <w:rFonts w:ascii="Yu Gothic" w:hAnsi="Yu Gothic" w:eastAsia="Yu Gothic"/>
                 <w:b/>
-                <w:color w:val="1F4D78"/>
               </w:rPr>
-              <w:t>引継ぎ上の要点</w:t>
+              <w:t>本書はpGen計算の詳細仕様である。全体フロー、採用フィルタ、pGen-SHM図表の統合仕様はpGen-SHM仕様書に記載する。</w:t>
             </w:r>
+          </w:p>
+        </w:tc>
+      </w:tr>
+    </w:tbl>
+    <w:p>
+      <w:pPr>
+        <w:pStyle w:val="Heading1"/>
+      </w:pPr>
+      <w:r>
+        <w:t>1. 目的と位置づけ</w:t>
+      </w:r>
+    </w:p>
+    <w:p>
+      <w:pPr>
+        <w:spacing w:after="120"/>
+      </w:pPr>
+      <w:r>
+        <w:t>pGenは、junction_aaとして表されたCDR3 amino acid配列が、OLGAのヒトB細胞重鎖モデルで生成される確率である。本解析では、pGen-SHM plotのx軸およびpGen分布図の作成に使う。</w:t>
+      </w:r>
+    </w:p>
+    <w:p>
+      <w:pPr>
+        <w:spacing w:after="120"/>
+      </w:pPr>
+      <w:r>
+        <w:t>pGen計算そのものにV call、J call、v_identityは渡さない。OLGAにはjunction_aaのみを渡す。ただし、解析対象はIGHを前提とするため、共通フィルタでlocusやproductiveを確認した後の行を対象とする。</w:t>
+      </w:r>
+    </w:p>
+    <w:p>
+      <w:pPr>
+        <w:pStyle w:val="Heading1"/>
+      </w:pPr>
+      <w:r>
+        <w:t>2. 入力と前提</w:t>
+      </w:r>
+    </w:p>
+    <w:tbl>
+      <w:tblPr>
+        <w:tblStyle w:val="TableGrid"/>
+        <w:tblW w:type="dxa" w:w="9360"/>
+        <w:jc w:val="left"/>
+        <w:tblLayout w:type="fixed"/>
+        <w:tblLook w:firstColumn="1" w:firstRow="1" w:lastColumn="0" w:lastRow="0" w:noHBand="0" w:noVBand="1" w:val="04A0"/>
+        <w:tblInd w:w="120" w:type="dxa"/>
+        <w:tblCellMar>
+          <w:top w:w="80" w:type="dxa"/>
+          <w:bottom w:w="80" w:type="dxa"/>
+          <w:start w:w="120" w:type="dxa"/>
+          <w:end w:w="120" w:type="dxa"/>
+        </w:tblCellMar>
+      </w:tblPr>
+      <w:tblGrid>
+        <w:gridCol w:w="2200"/>
+        <w:gridCol w:w="7160"/>
+      </w:tblGrid>
+      <w:tr>
+        <w:tc>
+          <w:tcPr>
+            <w:tcW w:type="dxa" w:w="2200"/>
+            <w:vAlign w:val="center"/>
+            <w:shd w:fill="E8EEF5"/>
+          </w:tcPr>
+          <w:p>
+            <w:r/>
             <w:r>
-              <w:t xml:space="preserve">  元データを潰さない row-level Excel/TSV を中心データとして保存し、目的に応じて複数の図表を出力する方針とする。</w:t>
+              <w:rPr>
+                <w:rFonts w:ascii="Yu Gothic" w:hAnsi="Yu Gothic" w:eastAsia="Yu Gothic"/>
+                <w:b/>
+              </w:rPr>
+              <w:t>項目</w:t>
+            </w:r>
+          </w:p>
+        </w:tc>
+        <w:tc>
+          <w:tcPr>
+            <w:tcW w:type="dxa" w:w="7160"/>
+            <w:vAlign w:val="center"/>
+            <w:shd w:fill="E8EEF5"/>
+          </w:tcPr>
+          <w:p>
+            <w:r/>
+            <w:r>
+              <w:rPr>
+                <w:rFonts w:ascii="Yu Gothic" w:hAnsi="Yu Gothic" w:eastAsia="Yu Gothic"/>
+                <w:b/>
+              </w:rPr>
+              <w:t>仕様</w:t>
+            </w:r>
+          </w:p>
+        </w:tc>
+      </w:tr>
+      <w:tr>
+        <w:tc>
+          <w:tcPr>
+            <w:tcW w:type="dxa" w:w="2200"/>
+          </w:tcPr>
+          <w:p>
+            <w:pPr>
+              <w:spacing w:after="0"/>
+            </w:pPr>
+            <w:r/>
+            <w:r>
+              <w:rPr>
+                <w:rFonts w:ascii="Yu Gothic" w:hAnsi="Yu Gothic" w:eastAsia="Yu Gothic"/>
+              </w:rPr>
+              <w:t>入力</w:t>
+            </w:r>
+          </w:p>
+        </w:tc>
+        <w:tc>
+          <w:tcPr>
+            <w:tcW w:type="dxa" w:w="7160"/>
+          </w:tcPr>
+          <w:p>
+            <w:pPr>
+              <w:spacing w:after="0"/>
+            </w:pPr>
+            <w:r/>
+            <w:r>
+              <w:rPr>
+                <w:rFonts w:ascii="Yu Gothic" w:hAnsi="Yu Gothic" w:eastAsia="Yu Gothic"/>
+              </w:rPr>
+              <w:t>pGen-SHM仕様書の採用フィルタを通過したAIRR行のjunction_aa。</w:t>
+            </w:r>
+          </w:p>
+        </w:tc>
+      </w:tr>
+      <w:tr>
+        <w:tc>
+          <w:tcPr>
+            <w:tcW w:type="dxa" w:w="2200"/>
+          </w:tcPr>
+          <w:p>
+            <w:pPr>
+              <w:spacing w:after="0"/>
+            </w:pPr>
+            <w:r/>
+            <w:r>
+              <w:rPr>
+                <w:rFonts w:ascii="Yu Gothic" w:hAnsi="Yu Gothic" w:eastAsia="Yu Gothic"/>
+              </w:rPr>
+              <w:t>モデル</w:t>
+            </w:r>
+          </w:p>
+        </w:tc>
+        <w:tc>
+          <w:tcPr>
+            <w:tcW w:type="dxa" w:w="7160"/>
+          </w:tcPr>
+          <w:p>
+            <w:pPr>
+              <w:spacing w:after="0"/>
+            </w:pPr>
+            <w:r/>
+            <w:r>
+              <w:rPr>
+                <w:rFonts w:ascii="Yu Gothic" w:hAnsi="Yu Gothic" w:eastAsia="Yu Gothic"/>
+              </w:rPr>
+              <w:t>OLGA default_models/human_B_heavy。</w:t>
+            </w:r>
+          </w:p>
+        </w:tc>
+      </w:tr>
+      <w:tr>
+        <w:tc>
+          <w:tcPr>
+            <w:tcW w:type="dxa" w:w="2200"/>
+          </w:tcPr>
+          <w:p>
+            <w:pPr>
+              <w:spacing w:after="0"/>
+            </w:pPr>
+            <w:r/>
+            <w:r>
+              <w:rPr>
+                <w:rFonts w:ascii="Yu Gothic" w:hAnsi="Yu Gothic" w:eastAsia="Yu Gothic"/>
+              </w:rPr>
+              <w:t>計算単位</w:t>
+            </w:r>
+          </w:p>
+        </w:tc>
+        <w:tc>
+          <w:tcPr>
+            <w:tcW w:type="dxa" w:w="7160"/>
+          </w:tcPr>
+          <w:p>
+            <w:pPr>
+              <w:spacing w:after="0"/>
+            </w:pPr>
+            <w:r/>
+            <w:r>
+              <w:rPr>
+                <w:rFonts w:ascii="Yu Gothic" w:hAnsi="Yu Gothic" w:eastAsia="Yu Gothic"/>
+              </w:rPr>
+              <w:t>内部計算はunique junction_aaごとに行う。結果はrow-level表の各sequence_id行へ戻す。</w:t>
+            </w:r>
+          </w:p>
+        </w:tc>
+      </w:tr>
+      <w:tr>
+        <w:tc>
+          <w:tcPr>
+            <w:tcW w:type="dxa" w:w="2200"/>
+          </w:tcPr>
+          <w:p>
+            <w:pPr>
+              <w:spacing w:after="0"/>
+            </w:pPr>
+            <w:r/>
+            <w:r>
+              <w:rPr>
+                <w:rFonts w:ascii="Yu Gothic" w:hAnsi="Yu Gothic" w:eastAsia="Yu Gothic"/>
+              </w:rPr>
+              <w:t>IGH前提</w:t>
+            </w:r>
+          </w:p>
+        </w:tc>
+        <w:tc>
+          <w:tcPr>
+            <w:tcW w:type="dxa" w:w="7160"/>
+          </w:tcPr>
+          <w:p>
+            <w:pPr>
+              <w:spacing w:after="0"/>
+            </w:pPr>
+            <w:r/>
+            <w:r>
+              <w:rPr>
+                <w:rFonts w:ascii="Yu Gothic" w:hAnsi="Yu Gothic" w:eastAsia="Yu Gothic"/>
+              </w:rPr>
+              <w:t>OLGA human_B_heavyを使うため、基本はIGH専用。IGK/IGL混在TSVはlocusフィルタで除外する。</w:t>
+            </w:r>
+          </w:p>
+        </w:tc>
+      </w:tr>
+      <w:tr>
+        <w:tc>
+          <w:tcPr>
+            <w:tcW w:type="dxa" w:w="2200"/>
+          </w:tcPr>
+          <w:p>
+            <w:pPr>
+              <w:spacing w:after="0"/>
+            </w:pPr>
+            <w:r/>
+            <w:r>
+              <w:rPr>
+                <w:rFonts w:ascii="Yu Gothic" w:hAnsi="Yu Gothic" w:eastAsia="Yu Gothic"/>
+              </w:rPr>
+              <w:t>C/WF条件</w:t>
+            </w:r>
+          </w:p>
+        </w:tc>
+        <w:tc>
+          <w:tcPr>
+            <w:tcW w:type="dxa" w:w="7160"/>
+          </w:tcPr>
+          <w:p>
+            <w:pPr>
+              <w:spacing w:after="0"/>
+            </w:pPr>
+            <w:r/>
+            <w:r>
+              <w:rPr>
+                <w:rFonts w:ascii="Yu Gothic" w:hAnsi="Yu Gothic" w:eastAsia="Yu Gothic"/>
+              </w:rPr>
+              <w:t>現行ではjunction_aaの先頭C・末尾W/Fを必須条件にしない。非canonical配列もpGen=0やQCで確認する。</w:t>
             </w:r>
           </w:p>
         </w:tc>
@@ -77,71 +344,78 @@
         <w:pStyle w:val="Heading1"/>
       </w:pPr>
       <w:r>
-        <w:t>1. 目的と位置づけ</w:t>
-      </w:r>
-    </w:p>
-    <w:p>
-      <w:r>
-        <w:t>本書は、AIRR TSVのjunction_aaからOLGAを用いてpGenを計算し、pGen分布とpGen-SHM解析へ渡す仕様をまとめる。pGenはCDR3 AA配列の生成確率であり、V領域SHMとは独立に計算される。</w:t>
+        <w:t>3. junction_aaの採用条件</w:t>
       </w:r>
     </w:p>
     <w:tbl>
       <w:tblPr>
         <w:tblStyle w:val="TableGrid"/>
         <w:tblW w:type="dxa" w:w="9360"/>
+        <w:jc w:val="left"/>
         <w:tblLayout w:type="fixed"/>
         <w:tblLook w:firstColumn="1" w:firstRow="1" w:lastColumn="0" w:lastRow="0" w:noHBand="0" w:noVBand="1" w:val="04A0"/>
         <w:tblInd w:w="120" w:type="dxa"/>
         <w:tblCellMar>
           <w:top w:w="80" w:type="dxa"/>
+          <w:bottom w:w="80" w:type="dxa"/>
           <w:start w:w="120" w:type="dxa"/>
-          <w:bottom w:w="80" w:type="dxa"/>
           <w:end w:w="120" w:type="dxa"/>
         </w:tblCellMar>
       </w:tblPr>
       <w:tblGrid>
-        <w:gridCol w:w="1900"/>
-        <w:gridCol w:w="7460"/>
+        <w:gridCol w:w="2100"/>
+        <w:gridCol w:w="2100"/>
+        <w:gridCol w:w="5160"/>
       </w:tblGrid>
       <w:tr>
-        <w:trPr>
-          <w:tblHeader w:val="true"/>
-        </w:trPr>
         <w:tc>
           <w:tcPr>
-            <w:tcW w:type="dxa" w:w="1900"/>
+            <w:tcW w:type="dxa" w:w="2100"/>
             <w:vAlign w:val="center"/>
             <w:shd w:fill="E8EEF5"/>
           </w:tcPr>
           <w:p>
-            <w:pPr>
-              <w:jc w:val="center"/>
-            </w:pPr>
+            <w:r/>
             <w:r>
               <w:rPr>
+                <w:rFonts w:ascii="Yu Gothic" w:hAnsi="Yu Gothic" w:eastAsia="Yu Gothic"/>
                 <w:b/>
-                <w:color w:val="0B2545"/>
               </w:rPr>
-              <w:t>項目</w:t>
+              <w:t>条件</w:t>
             </w:r>
           </w:p>
         </w:tc>
         <w:tc>
           <w:tcPr>
-            <w:tcW w:type="dxa" w:w="7460"/>
+            <w:tcW w:type="dxa" w:w="2100"/>
             <w:vAlign w:val="center"/>
             <w:shd w:fill="E8EEF5"/>
           </w:tcPr>
           <w:p>
-            <w:pPr>
-              <w:jc w:val="center"/>
-            </w:pPr>
+            <w:r/>
             <w:r>
               <w:rPr>
+                <w:rFonts w:ascii="Yu Gothic" w:hAnsi="Yu Gothic" w:eastAsia="Yu Gothic"/>
                 <w:b/>
-                <w:color w:val="0B2545"/>
               </w:rPr>
-              <w:t>仕様</w:t>
+              <w:t>扱い</w:t>
+            </w:r>
+          </w:p>
+        </w:tc>
+        <w:tc>
+          <w:tcPr>
+            <w:tcW w:type="dxa" w:w="5160"/>
+            <w:vAlign w:val="center"/>
+            <w:shd w:fill="E8EEF5"/>
+          </w:tcPr>
+          <w:p>
+            <w:r/>
+            <w:r>
+              <w:rPr>
+                <w:rFonts w:ascii="Yu Gothic" w:hAnsi="Yu Gothic" w:eastAsia="Yu Gothic"/>
+                <w:b/>
+              </w:rPr>
+              <w:t>理由</w:t>
             </w:r>
           </w:p>
         </w:tc>
@@ -149,27 +423,52 @@
       <w:tr>
         <w:tc>
           <w:tcPr>
-            <w:tcW w:type="dxa" w:w="1900"/>
+            <w:tcW w:type="dxa" w:w="2100"/>
           </w:tcPr>
           <w:p>
             <w:pPr>
-              <w:spacing w:after="40"/>
+              <w:spacing w:after="0"/>
             </w:pPr>
+            <w:r/>
             <w:r>
-              <w:t>pGen入力</w:t>
+              <w:rPr>
+                <w:rFonts w:ascii="Yu Gothic" w:hAnsi="Yu Gothic" w:eastAsia="Yu Gothic"/>
+              </w:rPr>
+              <w:t>空欄</w:t>
             </w:r>
           </w:p>
         </w:tc>
         <w:tc>
           <w:tcPr>
-            <w:tcW w:type="dxa" w:w="7460"/>
+            <w:tcW w:type="dxa" w:w="2100"/>
           </w:tcPr>
           <w:p>
             <w:pPr>
-              <w:spacing w:after="40"/>
+              <w:spacing w:after="0"/>
             </w:pPr>
+            <w:r/>
             <w:r>
-              <w:t>junction_aaのみ。V call, J call, v_identityはpGen計算には直接使わない。</w:t>
+              <w:rPr>
+                <w:rFonts w:ascii="Yu Gothic" w:hAnsi="Yu Gothic" w:eastAsia="Yu Gothic"/>
+              </w:rPr>
+              <w:t>除外</w:t>
+            </w:r>
+          </w:p>
+        </w:tc>
+        <w:tc>
+          <w:tcPr>
+            <w:tcW w:type="dxa" w:w="5160"/>
+          </w:tcPr>
+          <w:p>
+            <w:pPr>
+              <w:spacing w:after="0"/>
+            </w:pPr>
+            <w:r/>
+            <w:r>
+              <w:rPr>
+                <w:rFonts w:ascii="Yu Gothic" w:hAnsi="Yu Gothic" w:eastAsia="Yu Gothic"/>
+              </w:rPr>
+              <w:t>OLGAへ渡すCDR3 AA配列がない。</w:t>
             </w:r>
           </w:p>
         </w:tc>
@@ -177,27 +476,52 @@
       <w:tr>
         <w:tc>
           <w:tcPr>
-            <w:tcW w:type="dxa" w:w="1900"/>
+            <w:tcW w:type="dxa" w:w="2100"/>
           </w:tcPr>
           <w:p>
             <w:pPr>
-              <w:spacing w:after="40"/>
+              <w:spacing w:after="0"/>
             </w:pPr>
+            <w:r/>
             <w:r>
-              <w:t>OLGAモデル</w:t>
+              <w:rPr>
+                <w:rFonts w:ascii="Yu Gothic" w:hAnsi="Yu Gothic" w:eastAsia="Yu Gothic"/>
+              </w:rPr>
+              <w:t>*を含む</w:t>
             </w:r>
           </w:p>
         </w:tc>
         <w:tc>
           <w:tcPr>
-            <w:tcW w:type="dxa" w:w="7460"/>
+            <w:tcW w:type="dxa" w:w="2100"/>
           </w:tcPr>
           <w:p>
             <w:pPr>
-              <w:spacing w:after="40"/>
+              <w:spacing w:after="0"/>
             </w:pPr>
+            <w:r/>
             <w:r>
-              <w:t>human_B_heavy。したがって基本はIGH専用。</w:t>
+              <w:rPr>
+                <w:rFonts w:ascii="Yu Gothic" w:hAnsi="Yu Gothic" w:eastAsia="Yu Gothic"/>
+              </w:rPr>
+              <w:t>除外</w:t>
+            </w:r>
+          </w:p>
+        </w:tc>
+        <w:tc>
+          <w:tcPr>
+            <w:tcW w:type="dxa" w:w="5160"/>
+          </w:tcPr>
+          <w:p>
+            <w:pPr>
+              <w:spacing w:after="0"/>
+            </w:pPr>
+            <w:r/>
+            <w:r>
+              <w:rPr>
+                <w:rFonts w:ascii="Yu Gothic" w:hAnsi="Yu Gothic" w:eastAsia="Yu Gothic"/>
+              </w:rPr>
+              <w:t>stop codonを含むAA配列として扱う。</w:t>
             </w:r>
           </w:p>
         </w:tc>
@@ -205,27 +529,52 @@
       <w:tr>
         <w:tc>
           <w:tcPr>
-            <w:tcW w:type="dxa" w:w="1900"/>
+            <w:tcW w:type="dxa" w:w="2100"/>
           </w:tcPr>
           <w:p>
             <w:pPr>
-              <w:spacing w:after="40"/>
+              <w:spacing w:after="0"/>
             </w:pPr>
+            <w:r/>
             <w:r>
-              <w:t>内部最適化</w:t>
+              <w:rPr>
+                <w:rFonts w:ascii="Yu Gothic" w:hAnsi="Yu Gothic" w:eastAsia="Yu Gothic"/>
+              </w:rPr>
+              <w:t>Xを含む</w:t>
             </w:r>
           </w:p>
         </w:tc>
         <w:tc>
           <w:tcPr>
-            <w:tcW w:type="dxa" w:w="7460"/>
+            <w:tcW w:type="dxa" w:w="2100"/>
           </w:tcPr>
           <w:p>
             <w:pPr>
-              <w:spacing w:after="40"/>
+              <w:spacing w:after="0"/>
             </w:pPr>
+            <w:r/>
             <w:r>
-              <w:t>同一junction_aaは1回だけpGenを計算し、結果をrow-levelへ戻す。</w:t>
+              <w:rPr>
+                <w:rFonts w:ascii="Yu Gothic" w:hAnsi="Yu Gothic" w:eastAsia="Yu Gothic"/>
+              </w:rPr>
+              <w:t>除外</w:t>
+            </w:r>
+          </w:p>
+        </w:tc>
+        <w:tc>
+          <w:tcPr>
+            <w:tcW w:type="dxa" w:w="5160"/>
+          </w:tcPr>
+          <w:p>
+            <w:pPr>
+              <w:spacing w:after="0"/>
+            </w:pPr>
+            <w:r/>
+            <w:r>
+              <w:rPr>
+                <w:rFonts w:ascii="Yu Gothic" w:hAnsi="Yu Gothic" w:eastAsia="Yu Gothic"/>
+              </w:rPr>
+              <w:t>不明AAを含み、pGen計算の前提が崩れる。</w:t>
             </w:r>
           </w:p>
         </w:tc>
@@ -233,27 +582,52 @@
       <w:tr>
         <w:tc>
           <w:tcPr>
-            <w:tcW w:type="dxa" w:w="1900"/>
+            <w:tcW w:type="dxa" w:w="2100"/>
           </w:tcPr>
           <w:p>
             <w:pPr>
-              <w:spacing w:after="40"/>
+              <w:spacing w:after="0"/>
             </w:pPr>
+            <w:r/>
             <w:r>
-              <w:t>pGen=0</w:t>
+              <w:rPr>
+                <w:rFonts w:ascii="Yu Gothic" w:hAnsi="Yu Gothic" w:eastAsia="Yu Gothic"/>
+              </w:rPr>
+              <w:t>アルファベット以外を含む</w:t>
             </w:r>
           </w:p>
         </w:tc>
         <w:tc>
           <w:tcPr>
-            <w:tcW w:type="dxa" w:w="7460"/>
+            <w:tcW w:type="dxa" w:w="2100"/>
           </w:tcPr>
           <w:p>
             <w:pPr>
-              <w:spacing w:after="40"/>
+              <w:spacing w:after="0"/>
             </w:pPr>
+            <w:r/>
             <w:r>
-              <w:t>中間Excel/TSVには残すが、log10が取れないためscatter/KDEから除外。</w:t>
+              <w:rPr>
+                <w:rFonts w:ascii="Yu Gothic" w:hAnsi="Yu Gothic" w:eastAsia="Yu Gothic"/>
+              </w:rPr>
+              <w:t>除外</w:t>
+            </w:r>
+          </w:p>
+        </w:tc>
+        <w:tc>
+          <w:tcPr>
+            <w:tcW w:type="dxa" w:w="5160"/>
+          </w:tcPr>
+          <w:p>
+            <w:pPr>
+              <w:spacing w:after="0"/>
+            </w:pPr>
+            <w:r/>
+            <w:r>
+              <w:rPr>
+                <w:rFonts w:ascii="Yu Gothic" w:hAnsi="Yu Gothic" w:eastAsia="Yu Gothic"/>
+              </w:rPr>
+              <w:t>AA配列として扱えない。</w:t>
             </w:r>
           </w:p>
         </w:tc>
@@ -261,27 +635,52 @@
       <w:tr>
         <w:tc>
           <w:tcPr>
-            <w:tcW w:type="dxa" w:w="1900"/>
+            <w:tcW w:type="dxa" w:w="2100"/>
           </w:tcPr>
           <w:p>
             <w:pPr>
-              <w:spacing w:after="40"/>
+              <w:spacing w:after="0"/>
             </w:pPr>
+            <w:r/>
             <w:r>
-              <w:t>cache既定</w:t>
+              <w:rPr>
+                <w:rFonts w:ascii="Yu Gothic" w:hAnsi="Yu Gothic" w:eastAsia="Yu Gothic"/>
+              </w:rPr>
+              <w:t>先頭Cでない / 末尾W/Fでない</w:t>
             </w:r>
           </w:p>
         </w:tc>
         <w:tc>
           <w:tcPr>
-            <w:tcW w:type="dxa" w:w="7460"/>
+            <w:tcW w:type="dxa" w:w="2100"/>
           </w:tcPr>
           <w:p>
             <w:pPr>
-              <w:spacing w:after="40"/>
+              <w:spacing w:after="0"/>
             </w:pPr>
+            <w:r/>
             <w:r>
-              <w:t>既定では既存cacheを信頼せず全pGen再計算し、成功後に新しいcacheを書き出す。</w:t>
+              <w:rPr>
+                <w:rFonts w:ascii="Yu Gothic" w:hAnsi="Yu Gothic" w:eastAsia="Yu Gothic"/>
+              </w:rPr>
+              <w:t>除外しない</w:t>
+            </w:r>
+          </w:p>
+        </w:tc>
+        <w:tc>
+          <w:tcPr>
+            <w:tcW w:type="dxa" w:w="5160"/>
+          </w:tcPr>
+          <w:p>
+            <w:pPr>
+              <w:spacing w:after="0"/>
+            </w:pPr>
+            <w:r/>
+            <w:r>
+              <w:rPr>
+                <w:rFonts w:ascii="Yu Gothic" w:hAnsi="Yu Gothic" w:eastAsia="Yu Gothic"/>
+              </w:rPr>
+              <w:t>マージ済み配列由来AIRRでは観測されるため、探索段階では残す。pGen=0やplot除外で扱いを確認する。</w:t>
             </w:r>
           </w:p>
         </w:tc>
@@ -293,91 +692,78 @@
         <w:pStyle w:val="Heading1"/>
       </w:pPr>
       <w:r>
-        <w:t>2. 入力フィルタとIGH前提</w:t>
-      </w:r>
-    </w:p>
-    <w:p>
-      <w:r>
-        <w:t>pGen計算そのものはjunction_aaだけで可能だが、OLGA human_B_heavyを使うため、解析対象としてはIGHを想定する。IGK/IGLが混在するTSVでは、locus列がある場合にIGH以外を除外する。空欄locusは保持し、QC summaryに件数を記録する。</w:t>
+        <w:t>4. pGen計算手順</w:t>
       </w:r>
     </w:p>
     <w:tbl>
       <w:tblPr>
         <w:tblStyle w:val="TableGrid"/>
         <w:tblW w:type="dxa" w:w="9360"/>
+        <w:jc w:val="left"/>
         <w:tblLayout w:type="fixed"/>
         <w:tblLook w:firstColumn="1" w:firstRow="1" w:lastColumn="0" w:lastRow="0" w:noHBand="0" w:noVBand="1" w:val="04A0"/>
         <w:tblInd w:w="120" w:type="dxa"/>
         <w:tblCellMar>
           <w:top w:w="80" w:type="dxa"/>
+          <w:bottom w:w="80" w:type="dxa"/>
           <w:start w:w="120" w:type="dxa"/>
-          <w:bottom w:w="80" w:type="dxa"/>
           <w:end w:w="120" w:type="dxa"/>
         </w:tblCellMar>
       </w:tblPr>
       <w:tblGrid>
-        <w:gridCol w:w="1900"/>
-        <w:gridCol w:w="3100"/>
-        <w:gridCol w:w="4360"/>
+        <w:gridCol w:w="900"/>
+        <w:gridCol w:w="3300"/>
+        <w:gridCol w:w="5160"/>
       </w:tblGrid>
       <w:tr>
-        <w:trPr>
-          <w:tblHeader w:val="true"/>
-        </w:trPr>
         <w:tc>
           <w:tcPr>
-            <w:tcW w:type="dxa" w:w="1900"/>
+            <w:tcW w:type="dxa" w:w="900"/>
             <w:vAlign w:val="center"/>
             <w:shd w:fill="E8EEF5"/>
           </w:tcPr>
           <w:p>
-            <w:pPr>
-              <w:jc w:val="center"/>
-            </w:pPr>
+            <w:r/>
             <w:r>
               <w:rPr>
+                <w:rFonts w:ascii="Yu Gothic" w:hAnsi="Yu Gothic" w:eastAsia="Yu Gothic"/>
                 <w:b/>
-                <w:color w:val="0B2545"/>
               </w:rPr>
-              <w:t>確認点</w:t>
+              <w:t>順序</w:t>
             </w:r>
           </w:p>
         </w:tc>
         <w:tc>
           <w:tcPr>
-            <w:tcW w:type="dxa" w:w="3100"/>
+            <w:tcW w:type="dxa" w:w="3300"/>
             <w:vAlign w:val="center"/>
             <w:shd w:fill="E8EEF5"/>
           </w:tcPr>
           <w:p>
-            <w:pPr>
-              <w:jc w:val="center"/>
-            </w:pPr>
+            <w:r/>
             <w:r>
               <w:rPr>
+                <w:rFonts w:ascii="Yu Gothic" w:hAnsi="Yu Gothic" w:eastAsia="Yu Gothic"/>
                 <w:b/>
-                <w:color w:val="0B2545"/>
               </w:rPr>
-              <w:t>仕様</w:t>
+              <w:t>処理</w:t>
             </w:r>
           </w:p>
         </w:tc>
         <w:tc>
           <w:tcPr>
-            <w:tcW w:type="dxa" w:w="4360"/>
+            <w:tcW w:type="dxa" w:w="5160"/>
             <w:vAlign w:val="center"/>
             <w:shd w:fill="E8EEF5"/>
           </w:tcPr>
           <w:p>
-            <w:pPr>
-              <w:jc w:val="center"/>
-            </w:pPr>
+            <w:r/>
             <w:r>
               <w:rPr>
+                <w:rFonts w:ascii="Yu Gothic" w:hAnsi="Yu Gothic" w:eastAsia="Yu Gothic"/>
                 <w:b/>
-                <w:color w:val="0B2545"/>
               </w:rPr>
-              <w:t>理由</w:t>
+              <w:t>再現上の注意</w:t>
             </w:r>
           </w:p>
         </w:tc>
@@ -385,40 +771,52 @@
       <w:tr>
         <w:tc>
           <w:tcPr>
-            <w:tcW w:type="dxa" w:w="1900"/>
+            <w:tcW w:type="dxa" w:w="900"/>
           </w:tcPr>
           <w:p>
             <w:pPr>
-              <w:spacing w:after="40"/>
+              <w:spacing w:after="0"/>
             </w:pPr>
+            <w:r/>
             <w:r>
-              <w:t>junction_aa正常性</w:t>
+              <w:rPr>
+                <w:rFonts w:ascii="Yu Gothic" w:hAnsi="Yu Gothic" w:eastAsia="Yu Gothic"/>
+              </w:rPr>
+              <w:t>1</w:t>
             </w:r>
           </w:p>
         </w:tc>
         <w:tc>
           <w:tcPr>
-            <w:tcW w:type="dxa" w:w="3100"/>
+            <w:tcW w:type="dxa" w:w="3300"/>
           </w:tcPr>
           <w:p>
             <w:pPr>
-              <w:spacing w:after="40"/>
+              <w:spacing w:after="0"/>
             </w:pPr>
+            <w:r/>
             <w:r>
-              <w:t>空でなく、*やXを含まない英字。</w:t>
+              <w:rPr>
+                <w:rFonts w:ascii="Yu Gothic" w:hAnsi="Yu Gothic" w:eastAsia="Yu Gothic"/>
+              </w:rPr>
+              <w:t>採用行のjunction_aaを大文字化する。</w:t>
             </w:r>
           </w:p>
         </w:tc>
         <w:tc>
           <w:tcPr>
-            <w:tcW w:type="dxa" w:w="4360"/>
+            <w:tcW w:type="dxa" w:w="5160"/>
           </w:tcPr>
           <w:p>
             <w:pPr>
-              <w:spacing w:after="40"/>
+              <w:spacing w:after="0"/>
             </w:pPr>
+            <w:r/>
             <w:r>
-              <w:t>OLGAのAA CDR3入力として不適な配列を除外。</w:t>
+              <w:rPr>
+                <w:rFonts w:ascii="Yu Gothic" w:hAnsi="Yu Gothic" w:eastAsia="Yu Gothic"/>
+              </w:rPr>
+              <w:t>同じ文字列は同じpGenを共有する。</w:t>
             </w:r>
           </w:p>
         </w:tc>
@@ -426,40 +824,52 @@
       <w:tr>
         <w:tc>
           <w:tcPr>
-            <w:tcW w:type="dxa" w:w="1900"/>
+            <w:tcW w:type="dxa" w:w="900"/>
           </w:tcPr>
           <w:p>
             <w:pPr>
-              <w:spacing w:after="40"/>
+              <w:spacing w:after="0"/>
             </w:pPr>
+            <w:r/>
             <w:r>
-              <w:t>junction nt正常性</w:t>
+              <w:rPr>
+                <w:rFonts w:ascii="Yu Gothic" w:hAnsi="Yu Gothic" w:eastAsia="Yu Gothic"/>
+              </w:rPr>
+              <w:t>2</w:t>
             </w:r>
           </w:p>
         </w:tc>
         <w:tc>
           <w:tcPr>
-            <w:tcW w:type="dxa" w:w="3100"/>
+            <w:tcW w:type="dxa" w:w="3300"/>
           </w:tcPr>
           <w:p>
             <w:pPr>
-              <w:spacing w:after="40"/>
+              <w:spacing w:after="0"/>
             </w:pPr>
+            <w:r/>
             <w:r>
-              <w:t>A/C/G/Tのみ。</w:t>
+              <w:rPr>
+                <w:rFonts w:ascii="Yu Gothic" w:hAnsi="Yu Gothic" w:eastAsia="Yu Gothic"/>
+              </w:rPr>
+              <w:t>unique junction_aa一覧を作る。</w:t>
             </w:r>
           </w:p>
         </w:tc>
         <w:tc>
           <w:tcPr>
-            <w:tcW w:type="dxa" w:w="4360"/>
+            <w:tcW w:type="dxa" w:w="5160"/>
           </w:tcPr>
           <w:p>
             <w:pPr>
-              <w:spacing w:after="40"/>
+              <w:spacing w:after="0"/>
             </w:pPr>
+            <w:r/>
             <w:r>
-              <w:t>Beta1互換点表とSHM集計の整合性を保つ。</w:t>
+              <w:rPr>
+                <w:rFonts w:ascii="Yu Gothic" w:hAnsi="Yu Gothic" w:eastAsia="Yu Gothic"/>
+              </w:rPr>
+              <w:t>高速化のため内部ではまとめるが、row-level出力では各sequence_id行を保持する。</w:t>
             </w:r>
           </w:p>
         </w:tc>
@@ -467,40 +877,52 @@
       <w:tr>
         <w:tc>
           <w:tcPr>
-            <w:tcW w:type="dxa" w:w="1900"/>
+            <w:tcW w:type="dxa" w:w="900"/>
           </w:tcPr>
           <w:p>
             <w:pPr>
-              <w:spacing w:after="40"/>
+              <w:spacing w:after="0"/>
             </w:pPr>
+            <w:r/>
             <w:r>
-              <w:t>productive / in-frame</w:t>
+              <w:rPr>
+                <w:rFonts w:ascii="Yu Gothic" w:hAnsi="Yu Gothic" w:eastAsia="Yu Gothic"/>
+              </w:rPr>
+              <w:t>3</w:t>
             </w:r>
           </w:p>
         </w:tc>
         <w:tc>
           <w:tcPr>
-            <w:tcW w:type="dxa" w:w="3100"/>
+            <w:tcW w:type="dxa" w:w="3300"/>
           </w:tcPr>
           <w:p>
             <w:pPr>
-              <w:spacing w:after="40"/>
+              <w:spacing w:after="0"/>
             </w:pPr>
+            <w:r/>
             <w:r>
-              <w:t>productive T、vj_in_frame T、stop_codon Fを採用。</w:t>
+              <w:rPr>
+                <w:rFonts w:ascii="Yu Gothic" w:hAnsi="Yu Gothic" w:eastAsia="Yu Gothic"/>
+              </w:rPr>
+              <w:t>OLGA human_B_heavyモデルを読み込む。</w:t>
             </w:r>
           </w:p>
         </w:tc>
         <w:tc>
           <w:tcPr>
-            <w:tcW w:type="dxa" w:w="4360"/>
+            <w:tcW w:type="dxa" w:w="5160"/>
           </w:tcPr>
           <w:p>
             <w:pPr>
-              <w:spacing w:after="40"/>
+              <w:spacing w:after="0"/>
             </w:pPr>
+            <w:r/>
             <w:r>
-              <w:t>非機能的・異常配列の混入を減らす。</w:t>
+              <w:rPr>
+                <w:rFonts w:ascii="Yu Gothic" w:hAnsi="Yu Gothic" w:eastAsia="Yu Gothic"/>
+              </w:rPr>
+              <w:t>model_params.txt、V_gene_CDR3_anchors.csv、J_gene_CDR3_anchors.csv、model_marginals.txtを使用。</w:t>
             </w:r>
           </w:p>
         </w:tc>
@@ -508,40 +930,158 @@
       <w:tr>
         <w:tc>
           <w:tcPr>
-            <w:tcW w:type="dxa" w:w="1900"/>
+            <w:tcW w:type="dxa" w:w="900"/>
           </w:tcPr>
           <w:p>
             <w:pPr>
-              <w:spacing w:after="40"/>
+              <w:spacing w:after="0"/>
             </w:pPr>
+            <w:r/>
             <w:r>
-              <w:t>locus</w:t>
+              <w:rPr>
+                <w:rFonts w:ascii="Yu Gothic" w:hAnsi="Yu Gothic" w:eastAsia="Yu Gothic"/>
+              </w:rPr>
+              <w:t>4</w:t>
             </w:r>
           </w:p>
         </w:tc>
         <w:tc>
           <w:tcPr>
-            <w:tcW w:type="dxa" w:w="3100"/>
+            <w:tcW w:type="dxa" w:w="3300"/>
           </w:tcPr>
           <w:p>
             <w:pPr>
-              <w:spacing w:after="40"/>
+              <w:spacing w:after="0"/>
             </w:pPr>
+            <w:r/>
             <w:r>
-              <w:t>IGHを保持、IGK/IGLは除外。</w:t>
+              <w:rPr>
+                <w:rFonts w:ascii="Yu Gothic" w:hAnsi="Yu Gothic" w:eastAsia="Yu Gothic"/>
+              </w:rPr>
+              <w:t>compute_aa_CDR3_pgen(junction_aa)を実行する。</w:t>
             </w:r>
           </w:p>
         </w:tc>
         <w:tc>
           <w:tcPr>
-            <w:tcW w:type="dxa" w:w="4360"/>
+            <w:tcW w:type="dxa" w:w="5160"/>
           </w:tcPr>
           <w:p>
             <w:pPr>
-              <w:spacing w:after="40"/>
+              <w:spacing w:after="0"/>
             </w:pPr>
+            <w:r/>
             <w:r>
-              <w:t>human_B_heavyモデルとの整合性。</w:t>
+              <w:rPr>
+                <w:rFonts w:ascii="Yu Gothic" w:hAnsi="Yu Gothic" w:eastAsia="Yu Gothic"/>
+              </w:rPr>
+              <w:t>例外が出た配列はpGen=0として扱う。</w:t>
+            </w:r>
+          </w:p>
+        </w:tc>
+      </w:tr>
+      <w:tr>
+        <w:tc>
+          <w:tcPr>
+            <w:tcW w:type="dxa" w:w="900"/>
+          </w:tcPr>
+          <w:p>
+            <w:pPr>
+              <w:spacing w:after="0"/>
+            </w:pPr>
+            <w:r/>
+            <w:r>
+              <w:rPr>
+                <w:rFonts w:ascii="Yu Gothic" w:hAnsi="Yu Gothic" w:eastAsia="Yu Gothic"/>
+              </w:rPr>
+              <w:t>5</w:t>
+            </w:r>
+          </w:p>
+        </w:tc>
+        <w:tc>
+          <w:tcPr>
+            <w:tcW w:type="dxa" w:w="3300"/>
+          </w:tcPr>
+          <w:p>
+            <w:pPr>
+              <w:spacing w:after="0"/>
+            </w:pPr>
+            <w:r/>
+            <w:r>
+              <w:rPr>
+                <w:rFonts w:ascii="Yu Gothic" w:hAnsi="Yu Gothic" w:eastAsia="Yu Gothic"/>
+              </w:rPr>
+              <w:t>junction_aa -&gt; pGen辞書を作る。</w:t>
+            </w:r>
+          </w:p>
+        </w:tc>
+        <w:tc>
+          <w:tcPr>
+            <w:tcW w:type="dxa" w:w="5160"/>
+          </w:tcPr>
+          <w:p>
+            <w:pPr>
+              <w:spacing w:after="0"/>
+            </w:pPr>
+            <w:r/>
+            <w:r>
+              <w:rPr>
+                <w:rFonts w:ascii="Yu Gothic" w:hAnsi="Yu Gothic" w:eastAsia="Yu Gothic"/>
+              </w:rPr>
+              <w:t>同じjunction_aaには同じpGenを割り当てる。</w:t>
+            </w:r>
+          </w:p>
+        </w:tc>
+      </w:tr>
+      <w:tr>
+        <w:tc>
+          <w:tcPr>
+            <w:tcW w:type="dxa" w:w="900"/>
+          </w:tcPr>
+          <w:p>
+            <w:pPr>
+              <w:spacing w:after="0"/>
+            </w:pPr>
+            <w:r/>
+            <w:r>
+              <w:rPr>
+                <w:rFonts w:ascii="Yu Gothic" w:hAnsi="Yu Gothic" w:eastAsia="Yu Gothic"/>
+              </w:rPr>
+              <w:t>6</w:t>
+            </w:r>
+          </w:p>
+        </w:tc>
+        <w:tc>
+          <w:tcPr>
+            <w:tcW w:type="dxa" w:w="3300"/>
+          </w:tcPr>
+          <w:p>
+            <w:pPr>
+              <w:spacing w:after="0"/>
+            </w:pPr>
+            <w:r/>
+            <w:r>
+              <w:rPr>
+                <w:rFonts w:ascii="Yu Gothic" w:hAnsi="Yu Gothic" w:eastAsia="Yu Gothic"/>
+              </w:rPr>
+              <w:t>各row-level行へpgenとlog10_pgenを付与する。</w:t>
+            </w:r>
+          </w:p>
+        </w:tc>
+        <w:tc>
+          <w:tcPr>
+            <w:tcW w:type="dxa" w:w="5160"/>
+          </w:tcPr>
+          <w:p>
+            <w:pPr>
+              <w:spacing w:after="0"/>
+            </w:pPr>
+            <w:r/>
+            <w:r>
+              <w:rPr>
+                <w:rFonts w:ascii="Yu Gothic" w:hAnsi="Yu Gothic" w:eastAsia="Yu Gothic"/>
+              </w:rPr>
+              <w:t>pGen&gt;0のみlog10_pgenを計算する。pGen=0ではlog10_pgenは空欄/NaN。</w:t>
             </w:r>
           </w:p>
         </w:tc>
@@ -553,96 +1093,290 @@
         <w:pStyle w:val="Heading1"/>
       </w:pPr>
       <w:r>
-        <w:t>3. pGen計算手順</w:t>
-      </w:r>
-    </w:p>
-    <w:p>
-      <w:pPr>
-        <w:pStyle w:val="ListNumber"/>
-        <w:spacing w:after="80" w:line="300" w:lineRule="auto"/>
-        <w:ind w:left="540" w:hanging="271"/>
-      </w:pPr>
-      <w:r>
-        <w:t>採用AIRR行からjunction_aaを抽出する。</w:t>
-      </w:r>
-    </w:p>
-    <w:p>
-      <w:pPr>
-        <w:pStyle w:val="ListNumber"/>
-        <w:spacing w:after="80" w:line="300" w:lineRule="auto"/>
-        <w:ind w:left="540" w:hanging="271"/>
-      </w:pPr>
-      <w:r>
-        <w:t>unique junction_aaのリストを作成する。</w:t>
-      </w:r>
-    </w:p>
-    <w:p>
-      <w:pPr>
-        <w:pStyle w:val="ListNumber"/>
-        <w:spacing w:after="80" w:line="300" w:lineRule="auto"/>
-        <w:ind w:left="540" w:hanging="271"/>
-      </w:pPr>
-      <w:r>
-        <w:t>OLGA human_B_heavyのcompute_aa_CDR3_pgen相当処理で各AA CDR3のpGenを計算する。</w:t>
-      </w:r>
-    </w:p>
-    <w:p>
-      <w:pPr>
-        <w:pStyle w:val="ListNumber"/>
-        <w:spacing w:after="80" w:line="300" w:lineRule="auto"/>
-        <w:ind w:left="540" w:hanging="271"/>
-      </w:pPr>
-      <w:r>
-        <w:t>計算済みpGenをrow-level各行へ戻し、pgenとlog10_pgenを付与する。</w:t>
-      </w:r>
-    </w:p>
-    <w:p>
-      <w:pPr>
-        <w:pStyle w:val="ListNumber"/>
-        <w:spacing w:after="80" w:line="300" w:lineRule="auto"/>
-        <w:ind w:left="540" w:hanging="271"/>
-      </w:pPr>
-      <w:r>
-        <w:t>pGen bins、pGen cache、pGen-SHM用中間表へ出力する。</w:t>
+        <w:t>5. cacheと並列化</w:t>
       </w:r>
     </w:p>
     <w:tbl>
       <w:tblPr>
         <w:tblStyle w:val="TableGrid"/>
         <w:tblW w:type="dxa" w:w="9360"/>
+        <w:jc w:val="left"/>
         <w:tblLayout w:type="fixed"/>
         <w:tblLook w:firstColumn="1" w:firstRow="1" w:lastColumn="0" w:lastRow="0" w:noHBand="0" w:noVBand="1" w:val="04A0"/>
         <w:tblInd w:w="120" w:type="dxa"/>
         <w:tblCellMar>
           <w:top w:w="80" w:type="dxa"/>
+          <w:bottom w:w="80" w:type="dxa"/>
           <w:start w:w="120" w:type="dxa"/>
-          <w:bottom w:w="80" w:type="dxa"/>
           <w:end w:w="120" w:type="dxa"/>
         </w:tblCellMar>
       </w:tblPr>
       <w:tblGrid>
-        <w:gridCol w:w="9360"/>
+        <w:gridCol w:w="2200"/>
+        <w:gridCol w:w="1500"/>
+        <w:gridCol w:w="5660"/>
       </w:tblGrid>
       <w:tr>
         <w:tc>
           <w:tcPr>
-            <w:tcW w:type="dxa" w:w="9360"/>
+            <w:tcW w:type="dxa" w:w="2200"/>
             <w:vAlign w:val="center"/>
-            <w:shd w:fill="F4F6F9"/>
+            <w:shd w:fill="E8EEF5"/>
+          </w:tcPr>
+          <w:p>
+            <w:r/>
+            <w:r>
+              <w:rPr>
+                <w:rFonts w:ascii="Yu Gothic" w:hAnsi="Yu Gothic" w:eastAsia="Yu Gothic"/>
+                <w:b/>
+              </w:rPr>
+              <w:t>設定</w:t>
+            </w:r>
+          </w:p>
+        </w:tc>
+        <w:tc>
+          <w:tcPr>
+            <w:tcW w:type="dxa" w:w="1500"/>
+            <w:vAlign w:val="center"/>
+            <w:shd w:fill="E8EEF5"/>
+          </w:tcPr>
+          <w:p>
+            <w:r/>
+            <w:r>
+              <w:rPr>
+                <w:rFonts w:ascii="Yu Gothic" w:hAnsi="Yu Gothic" w:eastAsia="Yu Gothic"/>
+                <w:b/>
+              </w:rPr>
+              <w:t>既定値</w:t>
+            </w:r>
+          </w:p>
+        </w:tc>
+        <w:tc>
+          <w:tcPr>
+            <w:tcW w:type="dxa" w:w="5660"/>
+            <w:vAlign w:val="center"/>
+            <w:shd w:fill="E8EEF5"/>
+          </w:tcPr>
+          <w:p>
+            <w:r/>
+            <w:r>
+              <w:rPr>
+                <w:rFonts w:ascii="Yu Gothic" w:hAnsi="Yu Gothic" w:eastAsia="Yu Gothic"/>
+                <w:b/>
+              </w:rPr>
+              <w:t>意味</w:t>
+            </w:r>
+          </w:p>
+        </w:tc>
+      </w:tr>
+      <w:tr>
+        <w:tc>
+          <w:tcPr>
+            <w:tcW w:type="dxa" w:w="2200"/>
           </w:tcPr>
           <w:p>
             <w:pPr>
-              <w:spacing w:after="60"/>
+              <w:spacing w:after="0"/>
             </w:pPr>
+            <w:r/>
             <w:r>
               <w:rPr>
-                <w:b/>
-                <w:color w:val="1F4D78"/>
+                <w:rFonts w:ascii="Yu Gothic" w:hAnsi="Yu Gothic" w:eastAsia="Yu Gothic"/>
               </w:rPr>
-              <w:t>V callについて</w:t>
+              <w:t>Recalculate all pGen</w:t>
             </w:r>
+          </w:p>
+        </w:tc>
+        <w:tc>
+          <w:tcPr>
+            <w:tcW w:type="dxa" w:w="1500"/>
+          </w:tcPr>
+          <w:p>
+            <w:pPr>
+              <w:spacing w:after="0"/>
+            </w:pPr>
+            <w:r/>
             <w:r>
-              <w:t xml:space="preserve">  pGenはjunction_aaから計算するため、V callやJ callは計算入力ではない。ただし、生物学的な解釈や疑わしい群の確認では参考列として保持する。</w:t>
+              <w:rPr>
+                <w:rFonts w:ascii="Yu Gothic" w:hAnsi="Yu Gothic" w:eastAsia="Yu Gothic"/>
+              </w:rPr>
+              <w:t>ON</w:t>
+            </w:r>
+          </w:p>
+        </w:tc>
+        <w:tc>
+          <w:tcPr>
+            <w:tcW w:type="dxa" w:w="5660"/>
+          </w:tcPr>
+          <w:p>
+            <w:pPr>
+              <w:spacing w:after="0"/>
+            </w:pPr>
+            <w:r/>
+            <w:r>
+              <w:rPr>
+                <w:rFonts w:ascii="Yu Gothic" w:hAnsi="Yu Gothic" w:eastAsia="Yu Gothic"/>
+              </w:rPr>
+              <w:t>既存pgen_cache.tsvを読まず、毎回全unique junction_aaを再計算する。正常終了後に新しいcacheへ置き換える。</w:t>
+            </w:r>
+          </w:p>
+        </w:tc>
+      </w:tr>
+      <w:tr>
+        <w:tc>
+          <w:tcPr>
+            <w:tcW w:type="dxa" w:w="2200"/>
+          </w:tcPr>
+          <w:p>
+            <w:pPr>
+              <w:spacing w:after="0"/>
+            </w:pPr>
+            <w:r/>
+            <w:r>
+              <w:rPr>
+                <w:rFonts w:ascii="Yu Gothic" w:hAnsi="Yu Gothic" w:eastAsia="Yu Gothic"/>
+              </w:rPr>
+              <w:t>pgen_cache.tsv</w:t>
+            </w:r>
+          </w:p>
+        </w:tc>
+        <w:tc>
+          <w:tcPr>
+            <w:tcW w:type="dxa" w:w="1500"/>
+          </w:tcPr>
+          <w:p>
+            <w:pPr>
+              <w:spacing w:after="0"/>
+            </w:pPr>
+            <w:r/>
+            <w:r>
+              <w:rPr>
+                <w:rFonts w:ascii="Yu Gothic" w:hAnsi="Yu Gothic" w:eastAsia="Yu Gothic"/>
+              </w:rPr>
+              <w:t>出力フォルダ直下</w:t>
+            </w:r>
+          </w:p>
+        </w:tc>
+        <w:tc>
+          <w:tcPr>
+            <w:tcW w:type="dxa" w:w="5660"/>
+          </w:tcPr>
+          <w:p>
+            <w:pPr>
+              <w:spacing w:after="0"/>
+            </w:pPr>
+            <w:r/>
+            <w:r>
+              <w:rPr>
+                <w:rFonts w:ascii="Yu Gothic" w:hAnsi="Yu Gothic" w:eastAsia="Yu Gothic"/>
+              </w:rPr>
+              <w:t>junction_aaとpGenの対応表。既定では再計算後の保存先として使う。</w:t>
+            </w:r>
+          </w:p>
+        </w:tc>
+      </w:tr>
+      <w:tr>
+        <w:tc>
+          <w:tcPr>
+            <w:tcW w:type="dxa" w:w="2200"/>
+          </w:tcPr>
+          <w:p>
+            <w:pPr>
+              <w:spacing w:after="0"/>
+            </w:pPr>
+            <w:r/>
+            <w:r>
+              <w:rPr>
+                <w:rFonts w:ascii="Yu Gothic" w:hAnsi="Yu Gothic" w:eastAsia="Yu Gothic"/>
+              </w:rPr>
+              <w:t>pGen workers</w:t>
+            </w:r>
+          </w:p>
+        </w:tc>
+        <w:tc>
+          <w:tcPr>
+            <w:tcW w:type="dxa" w:w="1500"/>
+          </w:tcPr>
+          <w:p>
+            <w:pPr>
+              <w:spacing w:after="0"/>
+            </w:pPr>
+            <w:r/>
+            <w:r>
+              <w:rPr>
+                <w:rFonts w:ascii="Yu Gothic" w:hAnsi="Yu Gothic" w:eastAsia="Yu Gothic"/>
+              </w:rPr>
+              <w:t>6</w:t>
+            </w:r>
+          </w:p>
+        </w:tc>
+        <w:tc>
+          <w:tcPr>
+            <w:tcW w:type="dxa" w:w="5660"/>
+          </w:tcPr>
+          <w:p>
+            <w:pPr>
+              <w:spacing w:after="0"/>
+            </w:pPr>
+            <w:r/>
+            <w:r>
+              <w:rPr>
+                <w:rFonts w:ascii="Yu Gothic" w:hAnsi="Yu Gothic" w:eastAsia="Yu Gothic"/>
+              </w:rPr>
+              <w:t>OLGA計算の並列数。通常作業との両立と安定性を考え、6を推奨する。</w:t>
+            </w:r>
+          </w:p>
+        </w:tc>
+      </w:tr>
+      <w:tr>
+        <w:tc>
+          <w:tcPr>
+            <w:tcW w:type="dxa" w:w="2200"/>
+          </w:tcPr>
+          <w:p>
+            <w:pPr>
+              <w:spacing w:after="0"/>
+            </w:pPr>
+            <w:r/>
+            <w:r>
+              <w:rPr>
+                <w:rFonts w:ascii="Yu Gothic" w:hAnsi="Yu Gothic" w:eastAsia="Yu Gothic"/>
+              </w:rPr>
+              <w:t>use existing cache</w:t>
+            </w:r>
+          </w:p>
+        </w:tc>
+        <w:tc>
+          <w:tcPr>
+            <w:tcW w:type="dxa" w:w="1500"/>
+          </w:tcPr>
+          <w:p>
+            <w:pPr>
+              <w:spacing w:after="0"/>
+            </w:pPr>
+            <w:r/>
+            <w:r>
+              <w:rPr>
+                <w:rFonts w:ascii="Yu Gothic" w:hAnsi="Yu Gothic" w:eastAsia="Yu Gothic"/>
+              </w:rPr>
+              <w:t>OFF</w:t>
+            </w:r>
+          </w:p>
+        </w:tc>
+        <w:tc>
+          <w:tcPr>
+            <w:tcW w:type="dxa" w:w="5660"/>
+          </w:tcPr>
+          <w:p>
+            <w:pPr>
+              <w:spacing w:after="0"/>
+            </w:pPr>
+            <w:r/>
+            <w:r>
+              <w:rPr>
+                <w:rFonts w:ascii="Yu Gothic" w:hAnsi="Yu Gothic" w:eastAsia="Yu Gothic"/>
+              </w:rPr>
+              <w:t>CLIでは--use-pgen-cache指定時のみ既存cacheを利用する。GUI既定では利用しない。</w:t>
             </w:r>
           </w:p>
         </w:tc>
@@ -654,46 +1388,41 @@
         <w:pStyle w:val="Heading1"/>
       </w:pPr>
       <w:r>
-        <w:t>4. cacheと並列化</w:t>
+        <w:t>6. pGen=0の意味と扱い</w:t>
       </w:r>
     </w:p>
     <w:tbl>
       <w:tblPr>
         <w:tblStyle w:val="TableGrid"/>
         <w:tblW w:type="dxa" w:w="9360"/>
+        <w:jc w:val="left"/>
         <w:tblLayout w:type="fixed"/>
         <w:tblLook w:firstColumn="1" w:firstRow="1" w:lastColumn="0" w:lastRow="0" w:noHBand="0" w:noVBand="1" w:val="04A0"/>
         <w:tblInd w:w="120" w:type="dxa"/>
         <w:tblCellMar>
           <w:top w:w="80" w:type="dxa"/>
+          <w:bottom w:w="80" w:type="dxa"/>
           <w:start w:w="120" w:type="dxa"/>
-          <w:bottom w:w="80" w:type="dxa"/>
           <w:end w:w="120" w:type="dxa"/>
         </w:tblCellMar>
       </w:tblPr>
       <w:tblGrid>
-        <w:gridCol w:w="1700"/>
-        <w:gridCol w:w="4300"/>
-        <w:gridCol w:w="3360"/>
+        <w:gridCol w:w="2200"/>
+        <w:gridCol w:w="7160"/>
       </w:tblGrid>
       <w:tr>
-        <w:trPr>
-          <w:tblHeader w:val="true"/>
-        </w:trPr>
         <w:tc>
           <w:tcPr>
-            <w:tcW w:type="dxa" w:w="1700"/>
+            <w:tcW w:type="dxa" w:w="2200"/>
             <w:vAlign w:val="center"/>
             <w:shd w:fill="E8EEF5"/>
           </w:tcPr>
           <w:p>
-            <w:pPr>
-              <w:jc w:val="center"/>
-            </w:pPr>
+            <w:r/>
             <w:r>
               <w:rPr>
+                <w:rFonts w:ascii="Yu Gothic" w:hAnsi="Yu Gothic" w:eastAsia="Yu Gothic"/>
                 <w:b/>
-                <w:color w:val="0B2545"/>
               </w:rPr>
               <w:t>項目</w:t>
             </w:r>
@@ -701,39 +1430,18 @@
         </w:tc>
         <w:tc>
           <w:tcPr>
-            <w:tcW w:type="dxa" w:w="4300"/>
+            <w:tcW w:type="dxa" w:w="7160"/>
             <w:vAlign w:val="center"/>
             <w:shd w:fill="E8EEF5"/>
           </w:tcPr>
           <w:p>
-            <w:pPr>
-              <w:jc w:val="center"/>
-            </w:pPr>
+            <w:r/>
             <w:r>
               <w:rPr>
+                <w:rFonts w:ascii="Yu Gothic" w:hAnsi="Yu Gothic" w:eastAsia="Yu Gothic"/>
                 <w:b/>
-                <w:color w:val="0B2545"/>
               </w:rPr>
-              <w:t>現在の仕様</w:t>
-            </w:r>
-          </w:p>
-        </w:tc>
-        <w:tc>
-          <w:tcPr>
-            <w:tcW w:type="dxa" w:w="3360"/>
-            <w:vAlign w:val="center"/>
-            <w:shd w:fill="E8EEF5"/>
-          </w:tcPr>
-          <w:p>
-            <w:pPr>
-              <w:jc w:val="center"/>
-            </w:pPr>
-            <w:r>
-              <w:rPr>
-                <w:b/>
-                <w:color w:val="0B2545"/>
-              </w:rPr>
-              <w:t>議論点</w:t>
+              <w:t>仕様</w:t>
             </w:r>
           </w:p>
         </w:tc>
@@ -741,40 +1449,35 @@
       <w:tr>
         <w:tc>
           <w:tcPr>
-            <w:tcW w:type="dxa" w:w="1700"/>
+            <w:tcW w:type="dxa" w:w="2200"/>
           </w:tcPr>
           <w:p>
             <w:pPr>
-              <w:spacing w:after="40"/>
+              <w:spacing w:after="0"/>
             </w:pPr>
+            <w:r/>
             <w:r>
-              <w:t>cache</w:t>
+              <w:rPr>
+                <w:rFonts w:ascii="Yu Gothic" w:hAnsi="Yu Gothic" w:eastAsia="Yu Gothic"/>
+              </w:rPr>
+              <w:t>意味</w:t>
             </w:r>
           </w:p>
         </w:tc>
         <w:tc>
           <w:tcPr>
-            <w:tcW w:type="dxa" w:w="4300"/>
+            <w:tcW w:type="dxa" w:w="7160"/>
           </w:tcPr>
           <w:p>
             <w:pPr>
-              <w:spacing w:after="40"/>
+              <w:spacing w:after="0"/>
             </w:pPr>
+            <w:r/>
             <w:r>
-              <w:t>既定はRecalculate all pGen ON。既存cacheを読まず、成功後に新規cacheを書き出す。</w:t>
-            </w:r>
-          </w:p>
-        </w:tc>
-        <w:tc>
-          <w:tcPr>
-            <w:tcW w:type="dxa" w:w="3360"/>
-          </w:tcPr>
-          <w:p>
-            <w:pPr>
-              <w:spacing w:after="40"/>
-            </w:pPr>
-            <w:r>
-              <w:t>古い誤計算を引き継がない安全側の設計。速度は低下する。</w:t>
+              <w:rPr>
+                <w:rFonts w:ascii="Yu Gothic" w:hAnsi="Yu Gothic" w:eastAsia="Yu Gothic"/>
+              </w:rPr>
+              <w:t>OLGA human_B_heavyモデル上で生成確率0、またはモデル外・例外として扱われた配列。生成されやすい方向ではない。</w:t>
             </w:r>
           </w:p>
         </w:tc>
@@ -782,40 +1485,35 @@
       <w:tr>
         <w:tc>
           <w:tcPr>
-            <w:tcW w:type="dxa" w:w="1700"/>
+            <w:tcW w:type="dxa" w:w="2200"/>
           </w:tcPr>
           <w:p>
             <w:pPr>
-              <w:spacing w:after="40"/>
+              <w:spacing w:after="0"/>
             </w:pPr>
+            <w:r/>
             <w:r>
-              <w:t>use existing cache</w:t>
+              <w:rPr>
+                <w:rFonts w:ascii="Yu Gothic" w:hAnsi="Yu Gothic" w:eastAsia="Yu Gothic"/>
+              </w:rPr>
+              <w:t>log10</w:t>
             </w:r>
           </w:p>
         </w:tc>
         <w:tc>
           <w:tcPr>
-            <w:tcW w:type="dxa" w:w="4300"/>
+            <w:tcW w:type="dxa" w:w="7160"/>
           </w:tcPr>
           <w:p>
             <w:pPr>
-              <w:spacing w:after="40"/>
+              <w:spacing w:after="0"/>
             </w:pPr>
+            <w:r/>
             <w:r>
-              <w:t>CLIでは--use-pgen-cache、GUIでは設定変更により既存cache利用が可能。</w:t>
-            </w:r>
-          </w:p>
-        </w:tc>
-        <w:tc>
-          <w:tcPr>
-            <w:tcW w:type="dxa" w:w="3360"/>
-          </w:tcPr>
-          <w:p>
-            <w:pPr>
-              <w:spacing w:after="40"/>
-            </w:pPr>
-            <w:r>
-              <w:t>再現性と速度を優先する場面でのみ使用。</w:t>
+              <w:rPr>
+                <w:rFonts w:ascii="Yu Gothic" w:hAnsi="Yu Gothic" w:eastAsia="Yu Gothic"/>
+              </w:rPr>
+              <w:t>log10(0)は定義できないため、log10_pgenは空欄/NaN。</w:t>
             </w:r>
           </w:p>
         </w:tc>
@@ -823,40 +1521,35 @@
       <w:tr>
         <w:tc>
           <w:tcPr>
-            <w:tcW w:type="dxa" w:w="1700"/>
+            <w:tcW w:type="dxa" w:w="2200"/>
           </w:tcPr>
           <w:p>
             <w:pPr>
-              <w:spacing w:after="40"/>
+              <w:spacing w:after="0"/>
             </w:pPr>
+            <w:r/>
             <w:r>
-              <w:t>pGen workers</w:t>
+              <w:rPr>
+                <w:rFonts w:ascii="Yu Gothic" w:hAnsi="Yu Gothic" w:eastAsia="Yu Gothic"/>
+              </w:rPr>
+              <w:t>row-level表</w:t>
             </w:r>
           </w:p>
         </w:tc>
         <w:tc>
           <w:tcPr>
-            <w:tcW w:type="dxa" w:w="4300"/>
+            <w:tcW w:type="dxa" w:w="7160"/>
           </w:tcPr>
           <w:p>
             <w:pPr>
-              <w:spacing w:after="40"/>
+              <w:spacing w:after="0"/>
             </w:pPr>
+            <w:r/>
             <w:r>
-              <w:t>既定6。10では環境によって終了時に不安定だったため6を推奨。</w:t>
-            </w:r>
-          </w:p>
-        </w:tc>
-        <w:tc>
-          <w:tcPr>
-            <w:tcW w:type="dxa" w:w="3360"/>
-          </w:tcPr>
-          <w:p>
-            <w:pPr>
-              <w:spacing w:after="40"/>
-            </w:pPr>
-            <w:r>
-              <w:t>専用解析PCでは増やせる可能性はあるが、通常作業と併用するなら6以下が安全。</w:t>
+              <w:rPr>
+                <w:rFonts w:ascii="Yu Gothic" w:hAnsi="Yu Gothic" w:eastAsia="Yu Gothic"/>
+              </w:rPr>
+              <w:t>pgen=0として残す。後から配列例や件数を確認できる。</w:t>
             </w:r>
           </w:p>
         </w:tc>
@@ -864,40 +1557,71 @@
       <w:tr>
         <w:tc>
           <w:tcPr>
-            <w:tcW w:type="dxa" w:w="1700"/>
+            <w:tcW w:type="dxa" w:w="2200"/>
           </w:tcPr>
           <w:p>
             <w:pPr>
-              <w:spacing w:after="40"/>
+              <w:spacing w:after="0"/>
             </w:pPr>
+            <w:r/>
             <w:r>
-              <w:t>ProcessPool</w:t>
+              <w:rPr>
+                <w:rFonts w:ascii="Yu Gothic" w:hAnsi="Yu Gothic" w:eastAsia="Yu Gothic"/>
+              </w:rPr>
+              <w:t>pGen-SHM plot</w:t>
             </w:r>
           </w:p>
         </w:tc>
         <w:tc>
           <w:tcPr>
-            <w:tcW w:type="dxa" w:w="4300"/>
+            <w:tcW w:type="dxa" w:w="7160"/>
           </w:tcPr>
           <w:p>
             <w:pPr>
-              <w:spacing w:after="40"/>
+              <w:spacing w:after="0"/>
             </w:pPr>
+            <w:r/>
             <w:r>
-              <w:t>並列ワーカーでOLGAモデルを初期化し、AA CDR3ごとに計算。</w:t>
+              <w:rPr>
+                <w:rFonts w:ascii="Yu Gothic" w:hAnsi="Yu Gothic" w:eastAsia="Yu Gothic"/>
+              </w:rPr>
+              <w:t>scatter/KDE/ROIからは除外する。x軸に置けないため。</w:t>
+            </w:r>
+          </w:p>
+        </w:tc>
+      </w:tr>
+      <w:tr>
+        <w:tc>
+          <w:tcPr>
+            <w:tcW w:type="dxa" w:w="2200"/>
+          </w:tcPr>
+          <w:p>
+            <w:pPr>
+              <w:spacing w:after="0"/>
+            </w:pPr>
+            <w:r/>
+            <w:r>
+              <w:rPr>
+                <w:rFonts w:ascii="Yu Gothic" w:hAnsi="Yu Gothic" w:eastAsia="Yu Gothic"/>
+              </w:rPr>
+              <w:t>典型例</w:t>
             </w:r>
           </w:p>
         </w:tc>
         <w:tc>
           <w:tcPr>
-            <w:tcW w:type="dxa" w:w="3360"/>
+            <w:tcW w:type="dxa" w:w="7160"/>
           </w:tcPr>
           <w:p>
             <w:pPr>
-              <w:spacing w:after="40"/>
+              <w:spacing w:after="0"/>
             </w:pPr>
+            <w:r/>
             <w:r>
-              <w:t>初期化コストはあるがunique AA数が多いと有効。</w:t>
+              <w:rPr>
+                <w:rFonts w:ascii="Yu Gothic" w:hAnsi="Yu Gothic" w:eastAsia="Yu Gothic"/>
+              </w:rPr>
+              <w:t>先頭がCでない、末尾がW/Fでない、非常に長いなど、OLGAモデルの想定から外れやすいjunction_aaで見られる。</w:t>
             </w:r>
           </w:p>
         </w:tc>
@@ -909,86 +1633,60 @@
         <w:pStyle w:val="Heading1"/>
       </w:pPr>
       <w:r>
-        <w:t>5. pGen binsの解釈</w:t>
+        <w:t>7. pGen bins</w:t>
       </w:r>
     </w:p>
     <w:tbl>
       <w:tblPr>
         <w:tblStyle w:val="TableGrid"/>
         <w:tblW w:type="dxa" w:w="9360"/>
+        <w:jc w:val="left"/>
         <w:tblLayout w:type="fixed"/>
         <w:tblLook w:firstColumn="1" w:firstRow="1" w:lastColumn="0" w:lastRow="0" w:noHBand="0" w:noVBand="1" w:val="04A0"/>
         <w:tblInd w:w="120" w:type="dxa"/>
         <w:tblCellMar>
           <w:top w:w="80" w:type="dxa"/>
+          <w:bottom w:w="80" w:type="dxa"/>
           <w:start w:w="120" w:type="dxa"/>
-          <w:bottom w:w="80" w:type="dxa"/>
           <w:end w:w="120" w:type="dxa"/>
         </w:tblCellMar>
       </w:tblPr>
       <w:tblGrid>
-        <w:gridCol w:w="2600"/>
-        <w:gridCol w:w="3600"/>
-        <w:gridCol w:w="3160"/>
+        <w:gridCol w:w="2500"/>
+        <w:gridCol w:w="6860"/>
       </w:tblGrid>
       <w:tr>
-        <w:trPr>
-          <w:tblHeader w:val="true"/>
-        </w:trPr>
         <w:tc>
           <w:tcPr>
-            <w:tcW w:type="dxa" w:w="2600"/>
+            <w:tcW w:type="dxa" w:w="2500"/>
             <w:vAlign w:val="center"/>
             <w:shd w:fill="E8EEF5"/>
           </w:tcPr>
           <w:p>
-            <w:pPr>
-              <w:jc w:val="center"/>
-            </w:pPr>
+            <w:r/>
             <w:r>
               <w:rPr>
+                <w:rFonts w:ascii="Yu Gothic" w:hAnsi="Yu Gothic" w:eastAsia="Yu Gothic"/>
                 <w:b/>
-                <w:color w:val="0B2545"/>
               </w:rPr>
-              <w:t>出力</w:t>
+              <w:t>bin</w:t>
             </w:r>
           </w:p>
         </w:tc>
         <w:tc>
           <w:tcPr>
-            <w:tcW w:type="dxa" w:w="3600"/>
+            <w:tcW w:type="dxa" w:w="6860"/>
             <w:vAlign w:val="center"/>
             <w:shd w:fill="E8EEF5"/>
           </w:tcPr>
           <w:p>
-            <w:pPr>
-              <w:jc w:val="center"/>
-            </w:pPr>
+            <w:r/>
             <w:r>
               <w:rPr>
+                <w:rFonts w:ascii="Yu Gothic" w:hAnsi="Yu Gothic" w:eastAsia="Yu Gothic"/>
                 <w:b/>
-                <w:color w:val="0B2545"/>
               </w:rPr>
-              <w:t>意味</w:t>
-            </w:r>
-          </w:p>
-        </w:tc>
-        <w:tc>
-          <w:tcPr>
-            <w:tcW w:type="dxa" w:w="3160"/>
-            <w:vAlign w:val="center"/>
-            <w:shd w:fill="E8EEF5"/>
-          </w:tcPr>
-          <w:p>
-            <w:pPr>
-              <w:jc w:val="center"/>
-            </w:pPr>
-            <w:r>
-              <w:rPr>
-                <w:b/>
-                <w:color w:val="0B2545"/>
-              </w:rPr>
-              <w:t>使い方</w:t>
+              <w:t>扱い</w:t>
             </w:r>
           </w:p>
         </w:tc>
@@ -996,40 +1694,35 @@
       <w:tr>
         <w:tc>
           <w:tcPr>
-            <w:tcW w:type="dxa" w:w="2600"/>
+            <w:tcW w:type="dxa" w:w="2500"/>
           </w:tcPr>
           <w:p>
             <w:pPr>
-              <w:spacing w:after="40"/>
+              <w:spacing w:after="0"/>
             </w:pPr>
+            <w:r/>
             <w:r>
-              <w:t>pgen_bins_unique.png</w:t>
+              <w:rPr>
+                <w:rFonts w:ascii="Yu Gothic" w:hAnsi="Yu Gothic" w:eastAsia="Yu Gothic"/>
+              </w:rPr>
+              <w:t>1e-5~1e-10</w:t>
             </w:r>
           </w:p>
         </w:tc>
         <w:tc>
           <w:tcPr>
-            <w:tcW w:type="dxa" w:w="3600"/>
+            <w:tcW w:type="dxa" w:w="6860"/>
           </w:tcPr>
           <w:p>
             <w:pPr>
-              <w:spacing w:after="40"/>
+              <w:spacing w:after="0"/>
             </w:pPr>
+            <w:r/>
             <w:r>
-              <w:t>unique junction_aaを1つずつ数える。</w:t>
-            </w:r>
-          </w:p>
-        </w:tc>
-        <w:tc>
-          <w:tcPr>
-            <w:tcW w:type="dxa" w:w="3160"/>
-          </w:tcPr>
-          <w:p>
-            <w:pPr>
-              <w:spacing w:after="40"/>
-            </w:pPr>
-            <w:r>
-              <w:t>CDR3 AA多様性寄りの分布を見る。</w:t>
+              <w:rPr>
+                <w:rFonts w:ascii="Yu Gothic" w:hAnsi="Yu Gothic" w:eastAsia="Yu Gothic"/>
+              </w:rPr>
+              <w:t>比較的高pGen。</w:t>
             </w:r>
           </w:p>
         </w:tc>
@@ -1037,40 +1730,35 @@
       <w:tr>
         <w:tc>
           <w:tcPr>
-            <w:tcW w:type="dxa" w:w="2600"/>
+            <w:tcW w:type="dxa" w:w="2500"/>
           </w:tcPr>
           <w:p>
             <w:pPr>
-              <w:spacing w:after="40"/>
+              <w:spacing w:after="0"/>
             </w:pPr>
+            <w:r/>
             <w:r>
-              <w:t>pgen_bins_weighted.png</w:t>
+              <w:rPr>
+                <w:rFonts w:ascii="Yu Gothic" w:hAnsi="Yu Gothic" w:eastAsia="Yu Gothic"/>
+              </w:rPr>
+              <w:t>1e-10~1e-15</w:t>
             </w:r>
           </w:p>
         </w:tc>
         <w:tc>
           <w:tcPr>
-            <w:tcW w:type="dxa" w:w="3600"/>
+            <w:tcW w:type="dxa" w:w="6860"/>
           </w:tcPr>
           <w:p>
             <w:pPr>
-              <w:spacing w:after="40"/>
+              <w:spacing w:after="0"/>
             </w:pPr>
+            <w:r/>
             <w:r>
-              <w:t>同じjunction_aaの出現row数、またはduplicate_countで重み付け。</w:t>
-            </w:r>
-          </w:p>
-        </w:tc>
-        <w:tc>
-          <w:tcPr>
-            <w:tcW w:type="dxa" w:w="3160"/>
-          </w:tcPr>
-          <w:p>
-            <w:pPr>
-              <w:spacing w:after="40"/>
-            </w:pPr>
-            <w:r>
-              <w:t>観測read量・頻度寄りの分布を見る。</w:t>
+              <w:rPr>
+                <w:rFonts w:ascii="Yu Gothic" w:hAnsi="Yu Gothic" w:eastAsia="Yu Gothic"/>
+              </w:rPr>
+              <w:t>中程度から高pGen。</w:t>
             </w:r>
           </w:p>
         </w:tc>
@@ -1078,40 +1766,215 @@
       <w:tr>
         <w:tc>
           <w:tcPr>
-            <w:tcW w:type="dxa" w:w="2600"/>
+            <w:tcW w:type="dxa" w:w="2500"/>
           </w:tcPr>
           <w:p>
             <w:pPr>
-              <w:spacing w:after="40"/>
+              <w:spacing w:after="0"/>
             </w:pPr>
+            <w:r/>
             <w:r>
-              <w:t>pgen_bins.tsv</w:t>
+              <w:rPr>
+                <w:rFonts w:ascii="Yu Gothic" w:hAnsi="Yu Gothic" w:eastAsia="Yu Gothic"/>
+              </w:rPr>
+              <w:t>1e-15~1e-20</w:t>
             </w:r>
           </w:p>
         </w:tc>
         <w:tc>
           <w:tcPr>
-            <w:tcW w:type="dxa" w:w="3600"/>
+            <w:tcW w:type="dxa" w:w="6860"/>
           </w:tcPr>
           <w:p>
             <w:pPr>
-              <w:spacing w:after="40"/>
+              <w:spacing w:after="0"/>
             </w:pPr>
+            <w:r/>
             <w:r>
-              <w:t>各binのunique countとweighted countを保存。</w:t>
+              <w:rPr>
+                <w:rFonts w:ascii="Yu Gothic" w:hAnsi="Yu Gothic" w:eastAsia="Yu Gothic"/>
+              </w:rPr>
+              <w:t>中程度。</w:t>
+            </w:r>
+          </w:p>
+        </w:tc>
+      </w:tr>
+      <w:tr>
+        <w:tc>
+          <w:tcPr>
+            <w:tcW w:type="dxa" w:w="2500"/>
+          </w:tcPr>
+          <w:p>
+            <w:pPr>
+              <w:spacing w:after="0"/>
+            </w:pPr>
+            <w:r/>
+            <w:r>
+              <w:rPr>
+                <w:rFonts w:ascii="Yu Gothic" w:hAnsi="Yu Gothic" w:eastAsia="Yu Gothic"/>
+              </w:rPr>
+              <w:t>1e-20~1e-25</w:t>
             </w:r>
           </w:p>
         </w:tc>
         <w:tc>
           <w:tcPr>
-            <w:tcW w:type="dxa" w:w="3160"/>
+            <w:tcW w:type="dxa" w:w="6860"/>
           </w:tcPr>
           <w:p>
             <w:pPr>
-              <w:spacing w:after="40"/>
+              <w:spacing w:after="0"/>
             </w:pPr>
+            <w:r/>
             <w:r>
-              <w:t>図ではなく数値で比較するときに使う。</w:t>
+              <w:rPr>
+                <w:rFonts w:ascii="Yu Gothic" w:hAnsi="Yu Gothic" w:eastAsia="Yu Gothic"/>
+              </w:rPr>
+              <w:t>低pGen。</w:t>
+            </w:r>
+          </w:p>
+        </w:tc>
+      </w:tr>
+      <w:tr>
+        <w:tc>
+          <w:tcPr>
+            <w:tcW w:type="dxa" w:w="2500"/>
+          </w:tcPr>
+          <w:p>
+            <w:pPr>
+              <w:spacing w:after="0"/>
+            </w:pPr>
+            <w:r/>
+            <w:r>
+              <w:rPr>
+                <w:rFonts w:ascii="Yu Gothic" w:hAnsi="Yu Gothic" w:eastAsia="Yu Gothic"/>
+              </w:rPr>
+              <w:t>1e-25~1e-30</w:t>
+            </w:r>
+          </w:p>
+        </w:tc>
+        <w:tc>
+          <w:tcPr>
+            <w:tcW w:type="dxa" w:w="6860"/>
+          </w:tcPr>
+          <w:p>
+            <w:pPr>
+              <w:spacing w:after="0"/>
+            </w:pPr>
+            <w:r/>
+            <w:r>
+              <w:rPr>
+                <w:rFonts w:ascii="Yu Gothic" w:hAnsi="Yu Gothic" w:eastAsia="Yu Gothic"/>
+              </w:rPr>
+              <w:t>より低pGen。</w:t>
+            </w:r>
+          </w:p>
+        </w:tc>
+      </w:tr>
+      <w:tr>
+        <w:tc>
+          <w:tcPr>
+            <w:tcW w:type="dxa" w:w="2500"/>
+          </w:tcPr>
+          <w:p>
+            <w:pPr>
+              <w:spacing w:after="0"/>
+            </w:pPr>
+            <w:r/>
+            <w:r>
+              <w:rPr>
+                <w:rFonts w:ascii="Yu Gothic" w:hAnsi="Yu Gothic" w:eastAsia="Yu Gothic"/>
+              </w:rPr>
+              <w:t>1e-30~1e-35</w:t>
+            </w:r>
+          </w:p>
+        </w:tc>
+        <w:tc>
+          <w:tcPr>
+            <w:tcW w:type="dxa" w:w="6860"/>
+          </w:tcPr>
+          <w:p>
+            <w:pPr>
+              <w:spacing w:after="0"/>
+            </w:pPr>
+            <w:r/>
+            <w:r>
+              <w:rPr>
+                <w:rFonts w:ascii="Yu Gothic" w:hAnsi="Yu Gothic" w:eastAsia="Yu Gothic"/>
+              </w:rPr>
+              <w:t>非常に低pGen。</w:t>
+            </w:r>
+          </w:p>
+        </w:tc>
+      </w:tr>
+      <w:tr>
+        <w:tc>
+          <w:tcPr>
+            <w:tcW w:type="dxa" w:w="2500"/>
+          </w:tcPr>
+          <w:p>
+            <w:pPr>
+              <w:spacing w:after="0"/>
+            </w:pPr>
+            <w:r/>
+            <w:r>
+              <w:rPr>
+                <w:rFonts w:ascii="Yu Gothic" w:hAnsi="Yu Gothic" w:eastAsia="Yu Gothic"/>
+              </w:rPr>
+              <w:t>1e-35~1e-40</w:t>
+            </w:r>
+          </w:p>
+        </w:tc>
+        <w:tc>
+          <w:tcPr>
+            <w:tcW w:type="dxa" w:w="6860"/>
+          </w:tcPr>
+          <w:p>
+            <w:pPr>
+              <w:spacing w:after="0"/>
+            </w:pPr>
+            <w:r/>
+            <w:r>
+              <w:rPr>
+                <w:rFonts w:ascii="Yu Gothic" w:hAnsi="Yu Gothic" w:eastAsia="Yu Gothic"/>
+              </w:rPr>
+              <w:t>極低pGen。</w:t>
+            </w:r>
+          </w:p>
+        </w:tc>
+      </w:tr>
+      <w:tr>
+        <w:tc>
+          <w:tcPr>
+            <w:tcW w:type="dxa" w:w="2500"/>
+          </w:tcPr>
+          <w:p>
+            <w:pPr>
+              <w:spacing w:after="0"/>
+            </w:pPr>
+            <w:r/>
+            <w:r>
+              <w:rPr>
+                <w:rFonts w:ascii="Yu Gothic" w:hAnsi="Yu Gothic" w:eastAsia="Yu Gothic"/>
+              </w:rPr>
+              <w:t>1e-40~</w:t>
+            </w:r>
+          </w:p>
+        </w:tc>
+        <w:tc>
+          <w:tcPr>
+            <w:tcW w:type="dxa" w:w="6860"/>
+          </w:tcPr>
+          <w:p>
+            <w:pPr>
+              <w:spacing w:after="0"/>
+            </w:pPr>
+            <w:r/>
+            <w:r>
+              <w:rPr>
+                <w:rFonts w:ascii="Yu Gothic" w:hAnsi="Yu Gothic" w:eastAsia="Yu Gothic"/>
+              </w:rPr>
+              <w:t>pGen=0または1e-40未満を含む最下位bin。</w:t>
             </w:r>
           </w:p>
         </w:tc>
@@ -1123,49 +1986,527 @@
         <w:pStyle w:val="Heading1"/>
       </w:pPr>
       <w:r>
-        <w:t>6. 議論点と今後の確認事項</w:t>
+        <w:t>8. 出力</w:t>
       </w:r>
     </w:p>
+    <w:tbl>
+      <w:tblPr>
+        <w:tblStyle w:val="TableGrid"/>
+        <w:tblW w:type="dxa" w:w="9360"/>
+        <w:jc w:val="left"/>
+        <w:tblLayout w:type="fixed"/>
+        <w:tblLook w:firstColumn="1" w:firstRow="1" w:lastColumn="0" w:lastRow="0" w:noHBand="0" w:noVBand="1" w:val="04A0"/>
+        <w:tblInd w:w="120" w:type="dxa"/>
+        <w:tblCellMar>
+          <w:top w:w="80" w:type="dxa"/>
+          <w:bottom w:w="80" w:type="dxa"/>
+          <w:start w:w="120" w:type="dxa"/>
+          <w:end w:w="120" w:type="dxa"/>
+        </w:tblCellMar>
+      </w:tblPr>
+      <w:tblGrid>
+        <w:gridCol w:w="3000"/>
+        <w:gridCol w:w="6360"/>
+      </w:tblGrid>
+      <w:tr>
+        <w:tc>
+          <w:tcPr>
+            <w:tcW w:type="dxa" w:w="3000"/>
+            <w:vAlign w:val="center"/>
+            <w:shd w:fill="E8EEF5"/>
+          </w:tcPr>
+          <w:p>
+            <w:r/>
+            <w:r>
+              <w:rPr>
+                <w:rFonts w:ascii="Yu Gothic" w:hAnsi="Yu Gothic" w:eastAsia="Yu Gothic"/>
+                <w:b/>
+              </w:rPr>
+              <w:t>ファイル/列</w:t>
+            </w:r>
+          </w:p>
+        </w:tc>
+        <w:tc>
+          <w:tcPr>
+            <w:tcW w:type="dxa" w:w="6360"/>
+            <w:vAlign w:val="center"/>
+            <w:shd w:fill="E8EEF5"/>
+          </w:tcPr>
+          <w:p>
+            <w:r/>
+            <w:r>
+              <w:rPr>
+                <w:rFonts w:ascii="Yu Gothic" w:hAnsi="Yu Gothic" w:eastAsia="Yu Gothic"/>
+                <w:b/>
+              </w:rPr>
+              <w:t>内容</w:t>
+            </w:r>
+          </w:p>
+        </w:tc>
+      </w:tr>
+      <w:tr>
+        <w:tc>
+          <w:tcPr>
+            <w:tcW w:type="dxa" w:w="3000"/>
+          </w:tcPr>
+          <w:p>
+            <w:pPr>
+              <w:spacing w:after="0"/>
+            </w:pPr>
+            <w:r/>
+            <w:r>
+              <w:rPr>
+                <w:rFonts w:ascii="Yu Gothic" w:hAnsi="Yu Gothic" w:eastAsia="Yu Gothic"/>
+              </w:rPr>
+              <w:t>pgen</w:t>
+            </w:r>
+          </w:p>
+        </w:tc>
+        <w:tc>
+          <w:tcPr>
+            <w:tcW w:type="dxa" w:w="6360"/>
+          </w:tcPr>
+          <w:p>
+            <w:pPr>
+              <w:spacing w:after="0"/>
+            </w:pPr>
+            <w:r/>
+            <w:r>
+              <w:rPr>
+                <w:rFonts w:ascii="Yu Gothic" w:hAnsi="Yu Gothic" w:eastAsia="Yu Gothic"/>
+              </w:rPr>
+              <w:t>OLGAで計算した生成確率。</w:t>
+            </w:r>
+          </w:p>
+        </w:tc>
+      </w:tr>
+      <w:tr>
+        <w:tc>
+          <w:tcPr>
+            <w:tcW w:type="dxa" w:w="3000"/>
+          </w:tcPr>
+          <w:p>
+            <w:pPr>
+              <w:spacing w:after="0"/>
+            </w:pPr>
+            <w:r/>
+            <w:r>
+              <w:rPr>
+                <w:rFonts w:ascii="Yu Gothic" w:hAnsi="Yu Gothic" w:eastAsia="Yu Gothic"/>
+              </w:rPr>
+              <w:t>log10_pgen</w:t>
+            </w:r>
+          </w:p>
+        </w:tc>
+        <w:tc>
+          <w:tcPr>
+            <w:tcW w:type="dxa" w:w="6360"/>
+          </w:tcPr>
+          <w:p>
+            <w:pPr>
+              <w:spacing w:after="0"/>
+            </w:pPr>
+            <w:r/>
+            <w:r>
+              <w:rPr>
+                <w:rFonts w:ascii="Yu Gothic" w:hAnsi="Yu Gothic" w:eastAsia="Yu Gothic"/>
+              </w:rPr>
+              <w:t>pGen&gt;0の場合の常用対数。pGen=0では空欄/NaN。</w:t>
+            </w:r>
+          </w:p>
+        </w:tc>
+      </w:tr>
+      <w:tr>
+        <w:tc>
+          <w:tcPr>
+            <w:tcW w:type="dxa" w:w="3000"/>
+          </w:tcPr>
+          <w:p>
+            <w:pPr>
+              <w:spacing w:after="0"/>
+            </w:pPr>
+            <w:r/>
+            <w:r>
+              <w:rPr>
+                <w:rFonts w:ascii="Yu Gothic" w:hAnsi="Yu Gothic" w:eastAsia="Yu Gothic"/>
+              </w:rPr>
+              <w:t>*_pgen_bins.tsv</w:t>
+            </w:r>
+          </w:p>
+        </w:tc>
+        <w:tc>
+          <w:tcPr>
+            <w:tcW w:type="dxa" w:w="6360"/>
+          </w:tcPr>
+          <w:p>
+            <w:pPr>
+              <w:spacing w:after="0"/>
+            </w:pPr>
+            <w:r/>
+            <w:r>
+              <w:rPr>
+                <w:rFonts w:ascii="Yu Gothic" w:hAnsi="Yu Gothic" w:eastAsia="Yu Gothic"/>
+              </w:rPr>
+              <w:t>binごとのcount_uniqueAA、fraction_uniqueAA、count_weightedReads、fraction_weightedReads。</w:t>
+            </w:r>
+          </w:p>
+        </w:tc>
+      </w:tr>
+      <w:tr>
+        <w:tc>
+          <w:tcPr>
+            <w:tcW w:type="dxa" w:w="3000"/>
+          </w:tcPr>
+          <w:p>
+            <w:pPr>
+              <w:spacing w:after="0"/>
+            </w:pPr>
+            <w:r/>
+            <w:r>
+              <w:rPr>
+                <w:rFonts w:ascii="Yu Gothic" w:hAnsi="Yu Gothic" w:eastAsia="Yu Gothic"/>
+              </w:rPr>
+              <w:t>*_pgen_bins_unique.png</w:t>
+            </w:r>
+          </w:p>
+        </w:tc>
+        <w:tc>
+          <w:tcPr>
+            <w:tcW w:type="dxa" w:w="6360"/>
+          </w:tcPr>
+          <w:p>
+            <w:pPr>
+              <w:spacing w:after="0"/>
+            </w:pPr>
+            <w:r/>
+            <w:r>
+              <w:rPr>
+                <w:rFonts w:ascii="Yu Gothic" w:hAnsi="Yu Gothic" w:eastAsia="Yu Gothic"/>
+              </w:rPr>
+              <w:t>unique junction_aa単位のpGen分布図。</w:t>
+            </w:r>
+          </w:p>
+        </w:tc>
+      </w:tr>
+      <w:tr>
+        <w:tc>
+          <w:tcPr>
+            <w:tcW w:type="dxa" w:w="3000"/>
+          </w:tcPr>
+          <w:p>
+            <w:pPr>
+              <w:spacing w:after="0"/>
+            </w:pPr>
+            <w:r/>
+            <w:r>
+              <w:rPr>
+                <w:rFonts w:ascii="Yu Gothic" w:hAnsi="Yu Gothic" w:eastAsia="Yu Gothic"/>
+              </w:rPr>
+              <w:t>*_pgen_bins_weighted.png</w:t>
+            </w:r>
+          </w:p>
+        </w:tc>
+        <w:tc>
+          <w:tcPr>
+            <w:tcW w:type="dxa" w:w="6360"/>
+          </w:tcPr>
+          <w:p>
+            <w:pPr>
+              <w:spacing w:after="0"/>
+            </w:pPr>
+            <w:r/>
+            <w:r>
+              <w:rPr>
+                <w:rFonts w:ascii="Yu Gothic" w:hAnsi="Yu Gothic" w:eastAsia="Yu Gothic"/>
+              </w:rPr>
+              <w:t>read数またはduplicate_count重みを反映したpGen分布図。</w:t>
+            </w:r>
+          </w:p>
+        </w:tc>
+      </w:tr>
+      <w:tr>
+        <w:tc>
+          <w:tcPr>
+            <w:tcW w:type="dxa" w:w="3000"/>
+          </w:tcPr>
+          <w:p>
+            <w:pPr>
+              <w:spacing w:after="0"/>
+            </w:pPr>
+            <w:r/>
+            <w:r>
+              <w:rPr>
+                <w:rFonts w:ascii="Yu Gothic" w:hAnsi="Yu Gothic" w:eastAsia="Yu Gothic"/>
+              </w:rPr>
+              <w:t>pgen_cache.tsv</w:t>
+            </w:r>
+          </w:p>
+        </w:tc>
+        <w:tc>
+          <w:tcPr>
+            <w:tcW w:type="dxa" w:w="6360"/>
+          </w:tcPr>
+          <w:p>
+            <w:pPr>
+              <w:spacing w:after="0"/>
+            </w:pPr>
+            <w:r/>
+            <w:r>
+              <w:rPr>
+                <w:rFonts w:ascii="Yu Gothic" w:hAnsi="Yu Gothic" w:eastAsia="Yu Gothic"/>
+              </w:rPr>
+              <w:t>junction_aaとpGenの対応表。既定では再計算後に更新される。</w:t>
+            </w:r>
+          </w:p>
+        </w:tc>
+      </w:tr>
+    </w:tbl>
+    <w:p/>
     <w:p>
       <w:pPr>
-        <w:pStyle w:val="ListBullet"/>
-        <w:spacing w:after="80" w:line="300" w:lineRule="auto"/>
-        <w:ind w:left="540" w:hanging="271"/>
+        <w:pStyle w:val="Heading1"/>
       </w:pPr>
       <w:r>
-        <w:t>pGenはjunction_aaのみから計算するため、SHMやV gene選択の情報は含まない。pGen-SHM plotで初めて両者を並べて観察する。</w:t>
+        <w:t>9. 議論したポイント</w:t>
       </w:r>
     </w:p>
-    <w:p>
-      <w:pPr>
-        <w:pStyle w:val="ListBullet"/>
-        <w:spacing w:after="80" w:line="300" w:lineRule="auto"/>
-        <w:ind w:left="540" w:hanging="271"/>
-      </w:pPr>
-      <w:r>
-        <w:t>pGen=0は必ず中間表に残す。log10 plotでは除外するが、除外件数はrun_logに記録する。</w:t>
-      </w:r>
-    </w:p>
-    <w:p>
-      <w:pPr>
-        <w:pStyle w:val="ListBullet"/>
-        <w:spacing w:after="80" w:line="300" w:lineRule="auto"/>
-        <w:ind w:left="540" w:hanging="271"/>
-      </w:pPr>
-      <w:r>
-        <w:t>cacheは安全性を優先して既定では再計算。速度が問題になる場合のみ、入力・OLGA version・cacheの対応を確認して再利用する。</w:t>
-      </w:r>
-    </w:p>
-    <w:p>
-      <w:pPr>
-        <w:pStyle w:val="ListBullet"/>
-        <w:spacing w:after="80" w:line="300" w:lineRule="auto"/>
-        <w:ind w:left="540" w:hanging="271"/>
-      </w:pPr>
-      <w:r>
-        <w:t>IGH以外の混在はpGenの意味を損なうため、QC summaryのdrop_non_IGH_locusを確認する。</w:t>
-      </w:r>
-    </w:p>
+    <w:tbl>
+      <w:tblPr>
+        <w:tblStyle w:val="TableGrid"/>
+        <w:tblW w:type="dxa" w:w="9360"/>
+        <w:jc w:val="left"/>
+        <w:tblLayout w:type="fixed"/>
+        <w:tblLook w:firstColumn="1" w:firstRow="1" w:lastColumn="0" w:lastRow="0" w:noHBand="0" w:noVBand="1" w:val="04A0"/>
+        <w:tblInd w:w="120" w:type="dxa"/>
+        <w:tblCellMar>
+          <w:top w:w="80" w:type="dxa"/>
+          <w:bottom w:w="80" w:type="dxa"/>
+          <w:start w:w="120" w:type="dxa"/>
+          <w:end w:w="120" w:type="dxa"/>
+        </w:tblCellMar>
+      </w:tblPr>
+      <w:tblGrid>
+        <w:gridCol w:w="2500"/>
+        <w:gridCol w:w="6860"/>
+      </w:tblGrid>
+      <w:tr>
+        <w:tc>
+          <w:tcPr>
+            <w:tcW w:type="dxa" w:w="2500"/>
+            <w:vAlign w:val="center"/>
+            <w:shd w:fill="E8EEF5"/>
+          </w:tcPr>
+          <w:p>
+            <w:r/>
+            <w:r>
+              <w:rPr>
+                <w:rFonts w:ascii="Yu Gothic" w:hAnsi="Yu Gothic" w:eastAsia="Yu Gothic"/>
+                <w:b/>
+              </w:rPr>
+              <w:t>論点</w:t>
+            </w:r>
+          </w:p>
+        </w:tc>
+        <w:tc>
+          <w:tcPr>
+            <w:tcW w:type="dxa" w:w="6860"/>
+            <w:vAlign w:val="center"/>
+            <w:shd w:fill="E8EEF5"/>
+          </w:tcPr>
+          <w:p>
+            <w:r/>
+            <w:r>
+              <w:rPr>
+                <w:rFonts w:ascii="Yu Gothic" w:hAnsi="Yu Gothic" w:eastAsia="Yu Gothic"/>
+                <w:b/>
+              </w:rPr>
+              <w:t>現行判断</w:t>
+            </w:r>
+          </w:p>
+        </w:tc>
+      </w:tr>
+      <w:tr>
+        <w:tc>
+          <w:tcPr>
+            <w:tcW w:type="dxa" w:w="2500"/>
+          </w:tcPr>
+          <w:p>
+            <w:pPr>
+              <w:spacing w:after="0"/>
+            </w:pPr>
+            <w:r/>
+            <w:r>
+              <w:rPr>
+                <w:rFonts w:ascii="Yu Gothic" w:hAnsi="Yu Gothic" w:eastAsia="Yu Gothic"/>
+              </w:rPr>
+              <w:t>V callやJ callはpGenに必要か</w:t>
+            </w:r>
+          </w:p>
+        </w:tc>
+        <w:tc>
+          <w:tcPr>
+            <w:tcW w:type="dxa" w:w="6860"/>
+          </w:tcPr>
+          <w:p>
+            <w:pPr>
+              <w:spacing w:after="0"/>
+            </w:pPr>
+            <w:r/>
+            <w:r>
+              <w:rPr>
+                <w:rFonts w:ascii="Yu Gothic" w:hAnsi="Yu Gothic" w:eastAsia="Yu Gothic"/>
+              </w:rPr>
+              <w:t>OLGAのcompute_aa_CDR3_pgenにはjunction_aaのみを渡す。V/J callはpGen計算には使わず、参考列として保持する。</w:t>
+            </w:r>
+          </w:p>
+        </w:tc>
+      </w:tr>
+      <w:tr>
+        <w:tc>
+          <w:tcPr>
+            <w:tcW w:type="dxa" w:w="2500"/>
+          </w:tcPr>
+          <w:p>
+            <w:pPr>
+              <w:spacing w:after="0"/>
+            </w:pPr>
+            <w:r/>
+            <w:r>
+              <w:rPr>
+                <w:rFonts w:ascii="Yu Gothic" w:hAnsi="Yu Gothic" w:eastAsia="Yu Gothic"/>
+              </w:rPr>
+              <w:t>同じjunction_aaの扱い</w:t>
+            </w:r>
+          </w:p>
+        </w:tc>
+        <w:tc>
+          <w:tcPr>
+            <w:tcW w:type="dxa" w:w="6860"/>
+          </w:tcPr>
+          <w:p>
+            <w:pPr>
+              <w:spacing w:after="0"/>
+            </w:pPr>
+            <w:r/>
+            <w:r>
+              <w:rPr>
+                <w:rFonts w:ascii="Yu Gothic" w:hAnsi="Yu Gothic" w:eastAsia="Yu Gothic"/>
+              </w:rPr>
+              <w:t>同じjunction_aaは同じpGenを持つ。計算はunique junction_aaでまとめ、row-level表には各sequence_idへ戻す。</w:t>
+            </w:r>
+          </w:p>
+        </w:tc>
+      </w:tr>
+      <w:tr>
+        <w:tc>
+          <w:tcPr>
+            <w:tcW w:type="dxa" w:w="2500"/>
+          </w:tcPr>
+          <w:p>
+            <w:pPr>
+              <w:spacing w:after="0"/>
+            </w:pPr>
+            <w:r/>
+            <w:r>
+              <w:rPr>
+                <w:rFonts w:ascii="Yu Gothic" w:hAnsi="Yu Gothic" w:eastAsia="Yu Gothic"/>
+              </w:rPr>
+              <w:t>cacheの不安</w:t>
+            </w:r>
+          </w:p>
+        </w:tc>
+        <w:tc>
+          <w:tcPr>
+            <w:tcW w:type="dxa" w:w="6860"/>
+          </w:tcPr>
+          <w:p>
+            <w:pPr>
+              <w:spacing w:after="0"/>
+            </w:pPr>
+            <w:r/>
+            <w:r>
+              <w:rPr>
+                <w:rFonts w:ascii="Yu Gothic" w:hAnsi="Yu Gothic" w:eastAsia="Yu Gothic"/>
+              </w:rPr>
+              <w:t>既定では既存cacheを使わず毎回再計算する。正常終了後にcacheを作り直す。</w:t>
+            </w:r>
+          </w:p>
+        </w:tc>
+      </w:tr>
+      <w:tr>
+        <w:tc>
+          <w:tcPr>
+            <w:tcW w:type="dxa" w:w="2500"/>
+          </w:tcPr>
+          <w:p>
+            <w:pPr>
+              <w:spacing w:after="0"/>
+            </w:pPr>
+            <w:r/>
+            <w:r>
+              <w:rPr>
+                <w:rFonts w:ascii="Yu Gothic" w:hAnsi="Yu Gothic" w:eastAsia="Yu Gothic"/>
+              </w:rPr>
+              <w:t>並列数</w:t>
+            </w:r>
+          </w:p>
+        </w:tc>
+        <w:tc>
+          <w:tcPr>
+            <w:tcW w:type="dxa" w:w="6860"/>
+          </w:tcPr>
+          <w:p>
+            <w:pPr>
+              <w:spacing w:after="0"/>
+            </w:pPr>
+            <w:r/>
+            <w:r>
+              <w:rPr>
+                <w:rFonts w:ascii="Yu Gothic" w:hAnsi="Yu Gothic" w:eastAsia="Yu Gothic"/>
+              </w:rPr>
+              <w:t>10では環境によって停止が見られたため、安定確認済みの6を既定とする。</w:t>
+            </w:r>
+          </w:p>
+        </w:tc>
+      </w:tr>
+      <w:tr>
+        <w:tc>
+          <w:tcPr>
+            <w:tcW w:type="dxa" w:w="2500"/>
+          </w:tcPr>
+          <w:p>
+            <w:pPr>
+              <w:spacing w:after="0"/>
+            </w:pPr>
+            <w:r/>
+            <w:r>
+              <w:rPr>
+                <w:rFonts w:ascii="Yu Gothic" w:hAnsi="Yu Gothic" w:eastAsia="Yu Gothic"/>
+              </w:rPr>
+              <w:t>pGen=0</w:t>
+            </w:r>
+          </w:p>
+        </w:tc>
+        <w:tc>
+          <w:tcPr>
+            <w:tcW w:type="dxa" w:w="6860"/>
+          </w:tcPr>
+          <w:p>
+            <w:pPr>
+              <w:spacing w:after="0"/>
+            </w:pPr>
+            <w:r/>
+            <w:r>
+              <w:rPr>
+                <w:rFonts w:ascii="Yu Gothic" w:hAnsi="Yu Gothic" w:eastAsia="Yu Gothic"/>
+              </w:rPr>
+              <w:t>生成されやすい方向ではなく、最も生成されにくい/モデル外側。表には残しplotから除外する。</w:t>
+            </w:r>
+          </w:p>
+        </w:tc>
+      </w:tr>
+    </w:tbl>
+    <w:p/>
     <w:sectPr>
       <w:footerReference w:type="default" r:id="rId9"/>
       <w:pgSz w:w="12240" w:h="15840"/>
@@ -1186,10 +2527,11 @@
     </w:pPr>
     <w:r>
       <w:rPr>
-        <w:color w:val="555555"/>
-        <w:sz w:val="16"/>
-      </w:rPr>
-      <w:t>pGen specification / OLGA human_B_heavy handoff</w:t>
+        <w:rFonts w:ascii="Yu Gothic" w:hAnsi="Yu Gothic" w:eastAsia="Yu Gothic"/>
+        <w:color w:val="666666"/>
+        <w:sz w:val="18"/>
+      </w:rPr>
+      <w:t>pGen calculation specification</w:t>
     </w:r>
   </w:p>
 </w:ftr>
@@ -1562,7 +2904,7 @@
       <w:spacing w:after="120" w:line="300" w:lineRule="auto"/>
     </w:pPr>
     <w:rPr>
-      <w:rFonts w:ascii="Calibri" w:hAnsi="Calibri"/>
+      <w:rFonts w:ascii="Yu Gothic" w:hAnsi="Yu Gothic" w:eastAsia="Yu Gothic"/>
       <w:sz w:val="22"/>
     </w:rPr>
   </w:style>
@@ -1621,11 +2963,11 @@
     <w:pPr>
       <w:keepNext/>
       <w:keepLines/>
-      <w:spacing w:before="360" w:after="200"/>
+      <w:spacing w:before="360" w:after="200" w:line="300" w:lineRule="auto"/>
       <w:outlineLvl w:val="0"/>
     </w:pPr>
     <w:rPr>
-      <w:rFonts w:asciiTheme="majorHAnsi" w:eastAsiaTheme="majorEastAsia" w:hAnsiTheme="majorHAnsi" w:cstheme="majorBidi" w:ascii="Calibri" w:hAnsi="Calibri"/>
+      <w:rFonts w:asciiTheme="majorHAnsi" w:eastAsiaTheme="majorEastAsia" w:hAnsiTheme="majorHAnsi" w:cstheme="majorBidi" w:ascii="Yu Gothic" w:hAnsi="Yu Gothic" w:eastAsia="Yu Gothic"/>
       <w:b/>
       <w:bCs/>
       <w:color w:val="2E74B5"/>
@@ -1645,11 +2987,11 @@
     <w:pPr>
       <w:keepNext/>
       <w:keepLines/>
-      <w:spacing w:before="280" w:after="140"/>
+      <w:spacing w:before="280" w:after="140" w:line="300" w:lineRule="auto"/>
       <w:outlineLvl w:val="1"/>
     </w:pPr>
     <w:rPr>
-      <w:rFonts w:asciiTheme="majorHAnsi" w:eastAsiaTheme="majorEastAsia" w:hAnsiTheme="majorHAnsi" w:cstheme="majorBidi" w:ascii="Calibri" w:hAnsi="Calibri"/>
+      <w:rFonts w:asciiTheme="majorHAnsi" w:eastAsiaTheme="majorEastAsia" w:hAnsiTheme="majorHAnsi" w:cstheme="majorBidi" w:ascii="Yu Gothic" w:hAnsi="Yu Gothic" w:eastAsia="Yu Gothic"/>
       <w:b/>
       <w:bCs/>
       <w:color w:val="2E74B5"/>
@@ -1669,11 +3011,11 @@
     <w:pPr>
       <w:keepNext/>
       <w:keepLines/>
-      <w:spacing w:before="200" w:after="100"/>
+      <w:spacing w:before="200" w:after="100" w:line="300" w:lineRule="auto"/>
       <w:outlineLvl w:val="2"/>
     </w:pPr>
     <w:rPr>
-      <w:rFonts w:asciiTheme="majorHAnsi" w:eastAsiaTheme="majorEastAsia" w:hAnsiTheme="majorHAnsi" w:cstheme="majorBidi" w:ascii="Calibri" w:hAnsi="Calibri"/>
+      <w:rFonts w:asciiTheme="majorHAnsi" w:eastAsiaTheme="majorEastAsia" w:hAnsiTheme="majorHAnsi" w:cstheme="majorBidi" w:ascii="Yu Gothic" w:hAnsi="Yu Gothic" w:eastAsia="Yu Gothic"/>
       <w:b/>
       <w:bCs/>
       <w:color w:val="1F4D78"/>

--- a/TSVからpGenデータ作成仕様書_20260607.docx
+++ b/TSVからpGenデータ作成仕様書_20260607.docx
@@ -92,6 +92,16 @@
       </w:pPr>
       <w:r>
         <w:t>pGen計算そのものにV call、J call、v_identityは渡さない。OLGAにはjunction_aaのみを渡す。ただし、解析対象はIGHを前提とするため、共通フィルタでlocusやproductiveを確認した後の行を対象とする。</w:t>
+      </w:r>
+    </w:p>
+    <w:p>
+      <w:r>
+        <w:t>pGen計算は内部ではunique junction_aaごとに効率化して行うが、解析単位をunique junction_aaに変更するわけではない。計算後のpGen値は、同じjunction_aaを持つすべてのrow-level行へ戻す。</w:t>
+      </w:r>
+    </w:p>
+    <w:p>
+      <w:r>
+        <w:t>このため、同じjunction_aaを持つ複数のsequence_idは同じpGenを共有する。しかしSHMや参考AIRR列は行ごとに異なり得るため、pGen-SHM解析ではそれらを別のrow-level行として保持する。</w:t>
       </w:r>
     </w:p>
     <w:p>
@@ -693,6 +703,16 @@
       </w:pPr>
       <w:r>
         <w:t>4. pGen計算手順</w:t>
+      </w:r>
+    </w:p>
+    <w:p>
+      <w:r>
+        <w:t>pGenは横軸の値を決める情報であり、SHMとは独立に計算する。pGenを計算した段階ではまだpGen-SHM plotを作図するのではなく、まずrow-level表のpgen列とlog10_pgen列を完成させる。</w:t>
+      </w:r>
+    </w:p>
+    <w:p>
+      <w:r>
+        <w:t>pGen=0は生成されやすい配列ではなく、OLGAモデル上で生成確率0またはモデル外として扱われた配列である。log10_pgenが作れないため図からは除外するが、row-level表に残すことで後から確認できる。</w:t>
       </w:r>
     </w:p>
     <w:tbl>
